--- a/河谷疗养院案·完整攻略.new.docx
+++ b/河谷疗养院案·完整攻略.new.docx
@@ -4510,7 +4510,7 @@
                 <w:sz w:val="22"/>
                 <w:szCs w:val="22"/>
               </w:rPr>
-              <w:t xml:space="preserve">① 净化·系统的养料（进度低于50%）</w:t>
+              <w:t xml:space="preserve">① 净化·系统的养料（线索未收齐，进度 &lt;100%）</w:t>
             </w:r>
           </w:p>
         </w:tc>
@@ -4541,7 +4541,7 @@
                 <w:sz w:val="22"/>
                 <w:szCs w:val="22"/>
               </w:rPr>
-              <w:t xml:space="preserve">② 独行·废土的灰烬（50%以上）</w:t>
+              <w:t xml:space="preserve">② 独行·废土的灰烬（25 条线索全收集）</w:t>
             </w:r>
           </w:p>
         </w:tc>
@@ -4607,7 +4607,7 @@
                 <w:sz w:val="22"/>
                 <w:szCs w:val="22"/>
               </w:rPr>
-              <w:t xml:space="preserve">⑥ 断线·被借走的刀（已查到南曲档案，但总进度不足60%就急着定案）</w:t>
+              <w:t xml:space="preserve">⑥ 断线·被借走的刀（已查到南曲档案，但线索未收齐就急着定案）</w:t>
             </w:r>
           </w:p>
         </w:tc>
@@ -4639,7 +4639,7 @@
                 <w:sz w:val="22"/>
                 <w:szCs w:val="22"/>
               </w:rPr>
-              <w:t xml:space="preserve">③ 异潮·虚假的黎明（60%以上）</w:t>
+              <w:t xml:space="preserve">③ 异潮·虚假的黎明（25 条线索全收集）</w:t>
             </w:r>
           </w:p>
         </w:tc>
@@ -4703,7 +4703,7 @@
                 <w:sz w:val="22"/>
                 <w:szCs w:val="22"/>
               </w:rPr>
-              <w:t xml:space="preserve">⑦ 空枪·打错的名字（不足60%）</w:t>
+              <w:t xml:space="preserve">⑦ 空枪·打错的名字（线索未收齐就定案）</w:t>
             </w:r>
           </w:p>
         </w:tc>
@@ -4734,7 +4734,7 @@
                 <w:sz w:val="22"/>
                 <w:szCs w:val="22"/>
               </w:rPr>
-              <w:t xml:space="preserve">④ 代价·暗影的蛰伏（60%以上）</w:t>
+              <w:t xml:space="preserve">④ 代价·暗影的蛰伏（25 条线索全收集）</w:t>
             </w:r>
           </w:p>
         </w:tc>

--- a/河谷疗养院案·完整攻略.new.docx
+++ b/河谷疗养院案·完整攻略.new.docx
@@ -189,7 +189,7 @@
           </w:pPr>
           <w:hyperlink w:history="1" w:anchor="_toc_auto_8">
             <w:r>
-              <w:t xml:space="default">四·五、四个新调查环节（100% 必须全走）</w:t>
+              <w:t xml:space="default">四·五、五个新调查环节（100% 必须全走）</w:t>
             </w:r>
           </w:hyperlink>
         </w:p>
@@ -199,7 +199,7 @@
           </w:pPr>
           <w:hyperlink w:history="1" w:anchor="_toc_auto_9">
             <w:r>
-              <w:t xml:space="default">五、木巳的设备 · 通讯终端</w:t>
+              <w:t xml:space="default">四·六、雨幕车站大环节（人物线扩展）</w:t>
             </w:r>
           </w:hyperlink>
         </w:p>
@@ -209,7 +209,7 @@
           </w:pPr>
           <w:hyperlink w:history="1" w:anchor="_toc_auto_10">
             <w:r>
-              <w:t xml:space="default">六、终端密码</w:t>
+              <w:t xml:space="default">五、木巳的设备 · 通讯终端</w:t>
             </w:r>
           </w:hyperlink>
         </w:p>
@@ -219,7 +219,7 @@
           </w:pPr>
           <w:hyperlink w:history="1" w:anchor="_toc_auto_11">
             <w:r>
-              <w:t xml:space="default">七、分析板 · 七次拼合（核心解谜）</w:t>
+              <w:t xml:space="default">六、终端密码</w:t>
             </w:r>
           </w:hyperlink>
         </w:p>
@@ -229,7 +229,7 @@
           </w:pPr>
           <w:hyperlink w:history="1" w:anchor="_toc_auto_12">
             <w:r>
-              <w:t xml:space="default">八、真结局路线（100% 收集）</w:t>
+              <w:t xml:space="default">七、分析板 · 八次拼合（核心解谜）</w:t>
             </w:r>
           </w:hyperlink>
         </w:p>
@@ -239,7 +239,7 @@
           </w:pPr>
           <w:hyperlink w:history="1" w:anchor="_toc_auto_13">
             <w:r>
-              <w:t xml:space="default">九、结局矩阵（共七个）</w:t>
+              <w:t xml:space="default">八、真结局路线（100% 收集）</w:t>
             </w:r>
           </w:hyperlink>
         </w:p>
@@ -249,7 +249,7 @@
           </w:pPr>
           <w:hyperlink w:history="1" w:anchor="_toc_auto_14">
             <w:r>
-              <w:t xml:space="default">十、嫌疑人出现节奏</w:t>
+              <w:t xml:space="default">九、结局矩阵（共七个）</w:t>
             </w:r>
           </w:hyperlink>
         </w:p>
@@ -259,17 +259,17 @@
           </w:pPr>
           <w:hyperlink w:history="1" w:anchor="_toc_auto_15">
             <w:r>
-              <w:t xml:space="default">十一、常见卡点 FAQ</w:t>
+              <w:t xml:space="default">十、嫌疑人出现节奏</w:t>
             </w:r>
           </w:hyperlink>
         </w:p>
         <w:p>
           <w:pPr>
-            <w:pStyle w:val="TOC2"/>
+            <w:pStyle w:val="TOC1"/>
           </w:pPr>
           <w:hyperlink w:history="1" w:anchor="_toc_auto_16">
             <w:r>
-              <w:t xml:space="default">组合拖不动？</w:t>
+              <w:t xml:space="default">十一、常见卡点 FAQ</w:t>
             </w:r>
           </w:hyperlink>
         </w:p>
@@ -279,7 +279,7 @@
           </w:pPr>
           <w:hyperlink w:history="1" w:anchor="_toc_auto_17">
             <w:r>
-              <w:t xml:space="default">「通讯记录」问不出来？</w:t>
+              <w:t xml:space="default">组合拖不动？</w:t>
             </w:r>
           </w:hyperlink>
         </w:p>
@@ -289,7 +289,7 @@
           </w:pPr>
           <w:hyperlink w:history="1" w:anchor="_toc_auto_18">
             <w:r>
-              <w:t xml:space="default">罗伦萨不让你看往来通讯？</w:t>
+              <w:t xml:space="default">「通讯记录」问不出来？</w:t>
             </w:r>
           </w:hyperlink>
         </w:p>
@@ -299,7 +299,7 @@
           </w:pPr>
           <w:hyperlink w:history="1" w:anchor="_toc_auto_19">
             <w:r>
-              <w:t xml:space="default">密码输入没反应？</w:t>
+              <w:t xml:space="default">罗伦萨不让你看往来通讯？</w:t>
             </w:r>
           </w:hyperlink>
         </w:p>
@@ -308,6 +308,16 @@
             <w:pStyle w:val="TOC2"/>
           </w:pPr>
           <w:hyperlink w:history="1" w:anchor="_toc_auto_20">
+            <w:r>
+              <w:t xml:space="default">密码输入没反应？</w:t>
+            </w:r>
+          </w:hyperlink>
+        </w:p>
+        <w:p>
+          <w:pPr>
+            <w:pStyle w:val="TOC2"/>
+          </w:pPr>
+          <w:hyperlink w:history="1" w:anchor="_toc_auto_21">
             <w:r>
               <w:t xml:space="default">隐藏判词是灰的？</w:t>
             </w:r>
@@ -1667,7 +1677,7 @@
           <w:sz w:val="36"/>
           <w:szCs w:val="36"/>
         </w:rPr>
-        <w:t xml:space="preserve">四·五、四个新调查环节（100% 必须全走）</w:t>
+        <w:t xml:space="preserve">四·五、五个新调查环节（100% 必须全走）</w:t>
       </w:r>
       <w:bookmarkEnd w:id="8"/>
     </w:p>
@@ -2413,9 +2423,765 @@
           <w:sz w:val="36"/>
           <w:szCs w:val="36"/>
         </w:rPr>
+        <w:t xml:space="preserve">四·六、雨幕车站大环节（人物线扩展）</w:t>
+      </w:r>
+      <w:bookmarkEnd w:id="9"/>
+    </w:p>
+    <w:p>
+      <w:pPr>
+        <w:spacing w:after="160" w:line="380"/>
+        <w:ind w:firstLine="480"/>
+      </w:pPr>
+      <w:r>
+        <w:rPr>
+          <w:rFonts w:ascii="Microsoft YaHei" w:cs="Microsoft YaHei" w:eastAsia="Microsoft YaHei" w:hAnsi="Microsoft YaHei"/>
+          <w:color w:val="333333"/>
+          <w:sz w:val="22"/>
+          <w:szCs w:val="22"/>
+        </w:rPr>
+        <w:t xml:space="preserve">入口：工作台「雨幕车站 · 坐标已破译」（需样本编号 z_code）。含 4 个子场景 + 尾鸲频道，共 11 条线索。</w:t>
+      </w:r>
+    </w:p>
+    <w:tbl>
+      <w:tblPr>
+        <w:tblW w:type="dxa" w:w="9000"/>
+        <w:jc w:val="center"/>
+        <w:tblBorders>
+          <w:top w:val="single" w:color="auto" w:sz="4"/>
+          <w:left w:val="single" w:color="auto" w:sz="4"/>
+          <w:bottom w:val="single" w:color="auto" w:sz="4"/>
+          <w:right w:val="single" w:color="auto" w:sz="4"/>
+          <w:insideH w:val="single" w:color="auto" w:sz="4"/>
+          <w:insideV w:val="single" w:color="auto" w:sz="4"/>
+        </w:tblBorders>
+      </w:tblPr>
+      <w:tblGrid>
+        <w:gridCol w:w="2400"/>
+        <w:gridCol w:w="3400"/>
+        <w:gridCol w:w="3200"/>
+      </w:tblGrid>
+      <w:tr>
+        <w:tc>
+          <w:tcPr>
+            <w:tcW w:type="dxa" w:w="2400"/>
+            <w:tcBorders>
+              <w:top w:val="single" w:color="C9DCCF" w:sz="1"/>
+              <w:left w:val="single" w:color="C9DCCF" w:sz="1"/>
+              <w:bottom w:val="single" w:color="C9DCCF" w:sz="1"/>
+              <w:right w:val="single" w:color="C9DCCF" w:sz="1"/>
+            </w:tcBorders>
+            <w:shd w:fill="1F3D2E" w:val="clear"/>
+            <w:tcMar>
+              <w:top w:type="dxa" w:w="100"/>
+              <w:left w:type="dxa" w:w="120"/>
+              <w:bottom w:type="dxa" w:w="100"/>
+              <w:right w:type="dxa" w:w="120"/>
+            </w:tcMar>
+          </w:tcPr>
+          <w:p>
+            <w:pPr>
+              <w:spacing w:after="0"/>
+              <w:jc w:val="center"/>
+            </w:pPr>
+            <w:r>
+              <w:rPr>
+                <w:rFonts w:ascii="Microsoft YaHei" w:cs="Microsoft YaHei" w:eastAsia="Microsoft YaHei" w:hAnsi="Microsoft YaHei"/>
+                <w:b/>
+                <w:bCs/>
+                <w:color w:val="FFFFFF"/>
+                <w:sz w:val="22"/>
+                <w:szCs w:val="22"/>
+              </w:rPr>
+              <w:t xml:space="preserve">子场景</w:t>
+            </w:r>
+          </w:p>
+        </w:tc>
+        <w:tc>
+          <w:tcPr>
+            <w:tcW w:type="dxa" w:w="3400"/>
+            <w:tcBorders>
+              <w:top w:val="single" w:color="C9DCCF" w:sz="1"/>
+              <w:left w:val="single" w:color="C9DCCF" w:sz="1"/>
+              <w:bottom w:val="single" w:color="C9DCCF" w:sz="1"/>
+              <w:right w:val="single" w:color="C9DCCF" w:sz="1"/>
+            </w:tcBorders>
+            <w:shd w:fill="1F3D2E" w:val="clear"/>
+            <w:tcMar>
+              <w:top w:type="dxa" w:w="100"/>
+              <w:left w:type="dxa" w:w="120"/>
+              <w:bottom w:type="dxa" w:w="100"/>
+              <w:right w:type="dxa" w:w="120"/>
+            </w:tcMar>
+          </w:tcPr>
+          <w:p>
+            <w:pPr>
+              <w:spacing w:after="0"/>
+              <w:jc w:val="center"/>
+            </w:pPr>
+            <w:r>
+              <w:rPr>
+                <w:rFonts w:ascii="Microsoft YaHei" w:cs="Microsoft YaHei" w:eastAsia="Microsoft YaHei" w:hAnsi="Microsoft YaHei"/>
+                <w:b/>
+                <w:bCs/>
+                <w:color w:val="FFFFFF"/>
+                <w:sz w:val="22"/>
+                <w:szCs w:val="22"/>
+              </w:rPr>
+              <w:t xml:space="preserve">入口/前置</w:t>
+            </w:r>
+          </w:p>
+        </w:tc>
+        <w:tc>
+          <w:tcPr>
+            <w:tcW w:type="dxa" w:w="3200"/>
+            <w:tcBorders>
+              <w:top w:val="single" w:color="C9DCCF" w:sz="1"/>
+              <w:left w:val="single" w:color="C9DCCF" w:sz="1"/>
+              <w:bottom w:val="single" w:color="C9DCCF" w:sz="1"/>
+              <w:right w:val="single" w:color="C9DCCF" w:sz="1"/>
+            </w:tcBorders>
+            <w:shd w:fill="1F3D2E" w:val="clear"/>
+            <w:tcMar>
+              <w:top w:type="dxa" w:w="100"/>
+              <w:left w:type="dxa" w:w="120"/>
+              <w:bottom w:type="dxa" w:w="100"/>
+              <w:right w:type="dxa" w:w="120"/>
+            </w:tcMar>
+          </w:tcPr>
+          <w:p>
+            <w:pPr>
+              <w:spacing w:after="0"/>
+              <w:jc w:val="center"/>
+            </w:pPr>
+            <w:r>
+              <w:rPr>
+                <w:rFonts w:ascii="Microsoft YaHei" w:cs="Microsoft YaHei" w:eastAsia="Microsoft YaHei" w:hAnsi="Microsoft YaHei"/>
+                <w:b/>
+                <w:bCs/>
+                <w:color w:val="FFFFFF"/>
+                <w:sz w:val="22"/>
+                <w:szCs w:val="22"/>
+              </w:rPr>
+              <w:t xml:space="preserve">线索</w:t>
+            </w:r>
+          </w:p>
+        </w:tc>
+      </w:tr>
+      <w:tr>
+        <w:tc>
+          <w:tcPr>
+            <w:tcW w:type="dxa" w:w="2400"/>
+            <w:tcBorders>
+              <w:top w:val="single" w:color="C9DCCF" w:sz="1"/>
+              <w:left w:val="single" w:color="C9DCCF" w:sz="1"/>
+              <w:bottom w:val="single" w:color="C9DCCF" w:sz="1"/>
+              <w:right w:val="single" w:color="C9DCCF" w:sz="1"/>
+            </w:tcBorders>
+            <w:tcMar>
+              <w:top w:type="dxa" w:w="100"/>
+              <w:left w:type="dxa" w:w="120"/>
+              <w:bottom w:type="dxa" w:w="100"/>
+              <w:right w:type="dxa" w:w="120"/>
+            </w:tcMar>
+          </w:tcPr>
+          <w:p>
+            <w:pPr>
+              <w:spacing w:after="0" w:line="320"/>
+            </w:pPr>
+            <w:r>
+              <w:rPr>
+                <w:rFonts w:ascii="Microsoft YaHei" w:cs="Microsoft YaHei" w:eastAsia="Microsoft YaHei" w:hAnsi="Microsoft YaHei"/>
+                <w:color w:val="333333"/>
+                <w:sz w:val="22"/>
+                <w:szCs w:val="22"/>
+              </w:rPr>
+              <w:t xml:space="preserve">候车大厅</w:t>
+            </w:r>
+          </w:p>
+        </w:tc>
+        <w:tc>
+          <w:tcPr>
+            <w:tcW w:type="dxa" w:w="3400"/>
+            <w:tcBorders>
+              <w:top w:val="single" w:color="C9DCCF" w:sz="1"/>
+              <w:left w:val="single" w:color="C9DCCF" w:sz="1"/>
+              <w:bottom w:val="single" w:color="C9DCCF" w:sz="1"/>
+              <w:right w:val="single" w:color="C9DCCF" w:sz="1"/>
+            </w:tcBorders>
+            <w:tcMar>
+              <w:top w:type="dxa" w:w="100"/>
+              <w:left w:type="dxa" w:w="120"/>
+              <w:bottom w:type="dxa" w:w="100"/>
+              <w:right w:type="dxa" w:w="120"/>
+            </w:tcMar>
+          </w:tcPr>
+          <w:p>
+            <w:pPr>
+              <w:spacing w:after="0" w:line="320"/>
+            </w:pPr>
+            <w:r>
+              <w:rPr>
+                <w:rFonts w:ascii="Microsoft YaHei" w:cs="Microsoft YaHei" w:eastAsia="Microsoft YaHei" w:hAnsi="Microsoft YaHei"/>
+                <w:color w:val="333333"/>
+                <w:sz w:val="22"/>
+                <w:szCs w:val="22"/>
+              </w:rPr>
+              <w:t xml:space="preserve">工作台（需 z_code）</w:t>
+            </w:r>
+          </w:p>
+        </w:tc>
+        <w:tc>
+          <w:tcPr>
+            <w:tcW w:type="dxa" w:w="3200"/>
+            <w:tcBorders>
+              <w:top w:val="single" w:color="C9DCCF" w:sz="1"/>
+              <w:left w:val="single" w:color="C9DCCF" w:sz="1"/>
+              <w:bottom w:val="single" w:color="C9DCCF" w:sz="1"/>
+              <w:right w:val="single" w:color="C9DCCF" w:sz="1"/>
+            </w:tcBorders>
+            <w:tcMar>
+              <w:top w:type="dxa" w:w="100"/>
+              <w:left w:type="dxa" w:w="120"/>
+              <w:bottom w:type="dxa" w:w="100"/>
+              <w:right w:type="dxa" w:w="120"/>
+            </w:tcMar>
+          </w:tcPr>
+          <w:p>
+            <w:pPr>
+              <w:spacing w:after="0" w:line="320"/>
+            </w:pPr>
+            <w:r>
+              <w:rPr>
+                <w:rFonts w:ascii="Microsoft YaHei" w:cs="Microsoft YaHei" w:eastAsia="Microsoft YaHei" w:hAnsi="Microsoft YaHei"/>
+                <w:color w:val="333333"/>
+                <w:sz w:val="22"/>
+                <w:szCs w:val="22"/>
+              </w:rPr>
+              <w:t xml:space="preserve">细雨·幽灵少女、红绳结扣、0415 共鸣芯片</w:t>
+            </w:r>
+          </w:p>
+        </w:tc>
+      </w:tr>
+      <w:tr>
+        <w:tc>
+          <w:tcPr>
+            <w:tcW w:type="dxa" w:w="2400"/>
+            <w:tcBorders>
+              <w:top w:val="single" w:color="C9DCCF" w:sz="1"/>
+              <w:left w:val="single" w:color="C9DCCF" w:sz="1"/>
+              <w:bottom w:val="single" w:color="C9DCCF" w:sz="1"/>
+              <w:right w:val="single" w:color="C9DCCF" w:sz="1"/>
+            </w:tcBorders>
+            <w:shd w:fill="EAF3EE" w:val="clear"/>
+            <w:tcMar>
+              <w:top w:type="dxa" w:w="100"/>
+              <w:left w:type="dxa" w:w="120"/>
+              <w:bottom w:type="dxa" w:w="100"/>
+              <w:right w:type="dxa" w:w="120"/>
+            </w:tcMar>
+          </w:tcPr>
+          <w:p>
+            <w:pPr>
+              <w:spacing w:after="0" w:line="320"/>
+            </w:pPr>
+            <w:r>
+              <w:rPr>
+                <w:rFonts w:ascii="Microsoft YaHei" w:cs="Microsoft YaHei" w:eastAsia="Microsoft YaHei" w:hAnsi="Microsoft YaHei"/>
+                <w:color w:val="333333"/>
+                <w:sz w:val="22"/>
+                <w:szCs w:val="22"/>
+              </w:rPr>
+              <w:t xml:space="preserve">0415 病房</w:t>
+            </w:r>
+          </w:p>
+        </w:tc>
+        <w:tc>
+          <w:tcPr>
+            <w:tcW w:type="dxa" w:w="3400"/>
+            <w:tcBorders>
+              <w:top w:val="single" w:color="C9DCCF" w:sz="1"/>
+              <w:left w:val="single" w:color="C9DCCF" w:sz="1"/>
+              <w:bottom w:val="single" w:color="C9DCCF" w:sz="1"/>
+              <w:right w:val="single" w:color="C9DCCF" w:sz="1"/>
+            </w:tcBorders>
+            <w:shd w:fill="EAF3EE" w:val="clear"/>
+            <w:tcMar>
+              <w:top w:type="dxa" w:w="100"/>
+              <w:left w:type="dxa" w:w="120"/>
+              <w:bottom w:type="dxa" w:w="100"/>
+              <w:right w:type="dxa" w:w="120"/>
+            </w:tcMar>
+          </w:tcPr>
+          <w:p>
+            <w:pPr>
+              <w:spacing w:after="0" w:line="320"/>
+            </w:pPr>
+            <w:r>
+              <w:rPr>
+                <w:rFonts w:ascii="Microsoft YaHei" w:cs="Microsoft YaHei" w:eastAsia="Microsoft YaHei" w:hAnsi="Microsoft YaHei"/>
+                <w:color w:val="333333"/>
+                <w:sz w:val="22"/>
+                <w:szCs w:val="22"/>
+              </w:rPr>
+              <w:t xml:space="preserve">大厅→记忆回廊（需见过细雨）</w:t>
+            </w:r>
+          </w:p>
+        </w:tc>
+        <w:tc>
+          <w:tcPr>
+            <w:tcW w:type="dxa" w:w="3200"/>
+            <w:tcBorders>
+              <w:top w:val="single" w:color="C9DCCF" w:sz="1"/>
+              <w:left w:val="single" w:color="C9DCCF" w:sz="1"/>
+              <w:bottom w:val="single" w:color="C9DCCF" w:sz="1"/>
+              <w:right w:val="single" w:color="C9DCCF" w:sz="1"/>
+            </w:tcBorders>
+            <w:shd w:fill="EAF3EE" w:val="clear"/>
+            <w:tcMar>
+              <w:top w:type="dxa" w:w="100"/>
+              <w:left w:type="dxa" w:w="120"/>
+              <w:bottom w:type="dxa" w:w="100"/>
+              <w:right w:type="dxa" w:w="120"/>
+            </w:tcMar>
+          </w:tcPr>
+          <w:p>
+            <w:pPr>
+              <w:spacing w:after="0" w:line="320"/>
+            </w:pPr>
+            <w:r>
+              <w:rPr>
+                <w:rFonts w:ascii="Microsoft YaHei" w:cs="Microsoft YaHei" w:eastAsia="Microsoft YaHei" w:hAnsi="Microsoft YaHei"/>
+                <w:color w:val="333333"/>
+                <w:sz w:val="22"/>
+                <w:szCs w:val="22"/>
+              </w:rPr>
+              <w:t xml:space="preserve">霉斑密码「窗外有眼睛」、刻痕「母本关联」</w:t>
+            </w:r>
+          </w:p>
+        </w:tc>
+      </w:tr>
+      <w:tr>
+        <w:tc>
+          <w:tcPr>
+            <w:tcW w:type="dxa" w:w="2400"/>
+            <w:tcBorders>
+              <w:top w:val="single" w:color="C9DCCF" w:sz="1"/>
+              <w:left w:val="single" w:color="C9DCCF" w:sz="1"/>
+              <w:bottom w:val="single" w:color="C9DCCF" w:sz="1"/>
+              <w:right w:val="single" w:color="C9DCCF" w:sz="1"/>
+            </w:tcBorders>
+            <w:tcMar>
+              <w:top w:type="dxa" w:w="100"/>
+              <w:left w:type="dxa" w:w="120"/>
+              <w:bottom w:type="dxa" w:w="100"/>
+              <w:right w:type="dxa" w:w="120"/>
+            </w:tcMar>
+          </w:tcPr>
+          <w:p>
+            <w:pPr>
+              <w:spacing w:after="0" w:line="320"/>
+            </w:pPr>
+            <w:r>
+              <w:rPr>
+                <w:rFonts w:ascii="Microsoft YaHei" w:cs="Microsoft YaHei" w:eastAsia="Microsoft YaHei" w:hAnsi="Microsoft YaHei"/>
+                <w:color w:val="333333"/>
+                <w:sz w:val="22"/>
+                <w:szCs w:val="22"/>
+              </w:rPr>
+              <w:t xml:space="preserve">洗涤间</w:t>
+            </w:r>
+          </w:p>
+        </w:tc>
+        <w:tc>
+          <w:tcPr>
+            <w:tcW w:type="dxa" w:w="3400"/>
+            <w:tcBorders>
+              <w:top w:val="single" w:color="C9DCCF" w:sz="1"/>
+              <w:left w:val="single" w:color="C9DCCF" w:sz="1"/>
+              <w:bottom w:val="single" w:color="C9DCCF" w:sz="1"/>
+              <w:right w:val="single" w:color="C9DCCF" w:sz="1"/>
+            </w:tcBorders>
+            <w:tcMar>
+              <w:top w:type="dxa" w:w="100"/>
+              <w:left w:type="dxa" w:w="120"/>
+              <w:bottom w:type="dxa" w:w="100"/>
+              <w:right w:type="dxa" w:w="120"/>
+            </w:tcMar>
+          </w:tcPr>
+          <w:p>
+            <w:pPr>
+              <w:spacing w:after="0" w:line="320"/>
+            </w:pPr>
+            <w:r>
+              <w:rPr>
+                <w:rFonts w:ascii="Microsoft YaHei" w:cs="Microsoft YaHei" w:eastAsia="Microsoft YaHei" w:hAnsi="Microsoft YaHei"/>
+                <w:color w:val="333333"/>
+                <w:sz w:val="22"/>
+                <w:szCs w:val="22"/>
+              </w:rPr>
+              <w:t xml:space="preserve">病房（需霉斑密码）</w:t>
+            </w:r>
+          </w:p>
+        </w:tc>
+        <w:tc>
+          <w:tcPr>
+            <w:tcW w:type="dxa" w:w="3200"/>
+            <w:tcBorders>
+              <w:top w:val="single" w:color="C9DCCF" w:sz="1"/>
+              <w:left w:val="single" w:color="C9DCCF" w:sz="1"/>
+              <w:bottom w:val="single" w:color="C9DCCF" w:sz="1"/>
+              <w:right w:val="single" w:color="C9DCCF" w:sz="1"/>
+            </w:tcBorders>
+            <w:tcMar>
+              <w:top w:type="dxa" w:w="100"/>
+              <w:left w:type="dxa" w:w="120"/>
+              <w:bottom w:type="dxa" w:w="100"/>
+              <w:right w:type="dxa" w:w="120"/>
+            </w:tcMar>
+          </w:tcPr>
+          <w:p>
+            <w:pPr>
+              <w:spacing w:after="0" w:line="320"/>
+            </w:pPr>
+            <w:r>
+              <w:rPr>
+                <w:rFonts w:ascii="Microsoft YaHei" w:cs="Microsoft YaHei" w:eastAsia="Microsoft YaHei" w:hAnsi="Microsoft YaHei"/>
+                <w:color w:val="333333"/>
+                <w:sz w:val="22"/>
+                <w:szCs w:val="22"/>
+              </w:rPr>
+              <w:t xml:space="preserve">方糖纸「别信白大衣说的话」（回旋海线）</w:t>
+            </w:r>
+          </w:p>
+        </w:tc>
+      </w:tr>
+      <w:tr>
+        <w:tc>
+          <w:tcPr>
+            <w:tcW w:type="dxa" w:w="2400"/>
+            <w:tcBorders>
+              <w:top w:val="single" w:color="C9DCCF" w:sz="1"/>
+              <w:left w:val="single" w:color="C9DCCF" w:sz="1"/>
+              <w:bottom w:val="single" w:color="C9DCCF" w:sz="1"/>
+              <w:right w:val="single" w:color="C9DCCF" w:sz="1"/>
+            </w:tcBorders>
+            <w:shd w:fill="EAF3EE" w:val="clear"/>
+            <w:tcMar>
+              <w:top w:type="dxa" w:w="100"/>
+              <w:left w:type="dxa" w:w="120"/>
+              <w:bottom w:type="dxa" w:w="100"/>
+              <w:right w:type="dxa" w:w="120"/>
+            </w:tcMar>
+          </w:tcPr>
+          <w:p>
+            <w:pPr>
+              <w:spacing w:after="0" w:line="320"/>
+            </w:pPr>
+            <w:r>
+              <w:rPr>
+                <w:rFonts w:ascii="Microsoft YaHei" w:cs="Microsoft YaHei" w:eastAsia="Microsoft YaHei" w:hAnsi="Microsoft YaHei"/>
+                <w:color w:val="333333"/>
+                <w:sz w:val="22"/>
+                <w:szCs w:val="22"/>
+              </w:rPr>
+              <w:t xml:space="preserve">小图书馆</w:t>
+            </w:r>
+          </w:p>
+        </w:tc>
+        <w:tc>
+          <w:tcPr>
+            <w:tcW w:type="dxa" w:w="3400"/>
+            <w:tcBorders>
+              <w:top w:val="single" w:color="C9DCCF" w:sz="1"/>
+              <w:left w:val="single" w:color="C9DCCF" w:sz="1"/>
+              <w:bottom w:val="single" w:color="C9DCCF" w:sz="1"/>
+              <w:right w:val="single" w:color="C9DCCF" w:sz="1"/>
+            </w:tcBorders>
+            <w:shd w:fill="EAF3EE" w:val="clear"/>
+            <w:tcMar>
+              <w:top w:type="dxa" w:w="100"/>
+              <w:left w:type="dxa" w:w="120"/>
+              <w:bottom w:type="dxa" w:w="100"/>
+              <w:right w:type="dxa" w:w="120"/>
+            </w:tcMar>
+          </w:tcPr>
+          <w:p>
+            <w:pPr>
+              <w:spacing w:after="0" w:line="320"/>
+            </w:pPr>
+            <w:r>
+              <w:rPr>
+                <w:rFonts w:ascii="Microsoft YaHei" w:cs="Microsoft YaHei" w:eastAsia="Microsoft YaHei" w:hAnsi="Microsoft YaHei"/>
+                <w:color w:val="333333"/>
+                <w:sz w:val="22"/>
+                <w:szCs w:val="22"/>
+              </w:rPr>
+              <w:t xml:space="preserve">病房（需霉斑密码）</w:t>
+            </w:r>
+          </w:p>
+        </w:tc>
+        <w:tc>
+          <w:tcPr>
+            <w:tcW w:type="dxa" w:w="3200"/>
+            <w:tcBorders>
+              <w:top w:val="single" w:color="C9DCCF" w:sz="1"/>
+              <w:left w:val="single" w:color="C9DCCF" w:sz="1"/>
+              <w:bottom w:val="single" w:color="C9DCCF" w:sz="1"/>
+              <w:right w:val="single" w:color="C9DCCF" w:sz="1"/>
+            </w:tcBorders>
+            <w:shd w:fill="EAF3EE" w:val="clear"/>
+            <w:tcMar>
+              <w:top w:type="dxa" w:w="100"/>
+              <w:left w:type="dxa" w:w="120"/>
+              <w:bottom w:type="dxa" w:w="100"/>
+              <w:right w:type="dxa" w:w="120"/>
+            </w:tcMar>
+          </w:tcPr>
+          <w:p>
+            <w:pPr>
+              <w:spacing w:after="0" w:line="320"/>
+            </w:pPr>
+            <w:r>
+              <w:rPr>
+                <w:rFonts w:ascii="Microsoft YaHei" w:cs="Microsoft YaHei" w:eastAsia="Microsoft YaHei" w:hAnsi="Microsoft YaHei"/>
+                <w:color w:val="333333"/>
+                <w:sz w:val="22"/>
+                <w:szCs w:val="22"/>
+              </w:rPr>
+              <w:t xml:space="preserve">无瞳之眼滤纸（旧尾花线）</w:t>
+            </w:r>
+          </w:p>
+        </w:tc>
+      </w:tr>
+      <w:tr>
+        <w:tc>
+          <w:tcPr>
+            <w:tcW w:type="dxa" w:w="2400"/>
+            <w:tcBorders>
+              <w:top w:val="single" w:color="C9DCCF" w:sz="1"/>
+              <w:left w:val="single" w:color="C9DCCF" w:sz="1"/>
+              <w:bottom w:val="single" w:color="C9DCCF" w:sz="1"/>
+              <w:right w:val="single" w:color="C9DCCF" w:sz="1"/>
+            </w:tcBorders>
+            <w:tcMar>
+              <w:top w:type="dxa" w:w="100"/>
+              <w:left w:type="dxa" w:w="120"/>
+              <w:bottom w:type="dxa" w:w="100"/>
+              <w:right w:type="dxa" w:w="120"/>
+            </w:tcMar>
+          </w:tcPr>
+          <w:p>
+            <w:pPr>
+              <w:spacing w:after="0" w:line="320"/>
+            </w:pPr>
+            <w:r>
+              <w:rPr>
+                <w:rFonts w:ascii="Microsoft YaHei" w:cs="Microsoft YaHei" w:eastAsia="Microsoft YaHei" w:hAnsi="Microsoft YaHei"/>
+                <w:color w:val="333333"/>
+                <w:sz w:val="22"/>
+                <w:szCs w:val="22"/>
+              </w:rPr>
+              <w:t xml:space="preserve">站台·末班车</w:t>
+            </w:r>
+          </w:p>
+        </w:tc>
+        <w:tc>
+          <w:tcPr>
+            <w:tcW w:type="dxa" w:w="3400"/>
+            <w:tcBorders>
+              <w:top w:val="single" w:color="C9DCCF" w:sz="1"/>
+              <w:left w:val="single" w:color="C9DCCF" w:sz="1"/>
+              <w:bottom w:val="single" w:color="C9DCCF" w:sz="1"/>
+              <w:right w:val="single" w:color="C9DCCF" w:sz="1"/>
+            </w:tcBorders>
+            <w:tcMar>
+              <w:top w:type="dxa" w:w="100"/>
+              <w:left w:type="dxa" w:w="120"/>
+              <w:bottom w:type="dxa" w:w="100"/>
+              <w:right w:type="dxa" w:w="120"/>
+            </w:tcMar>
+          </w:tcPr>
+          <w:p>
+            <w:pPr>
+              <w:spacing w:after="0" w:line="320"/>
+            </w:pPr>
+            <w:r>
+              <w:rPr>
+                <w:rFonts w:ascii="Microsoft YaHei" w:cs="Microsoft YaHei" w:eastAsia="Microsoft YaHei" w:hAnsi="Microsoft YaHei"/>
+                <w:color w:val="333333"/>
+                <w:sz w:val="22"/>
+                <w:szCs w:val="22"/>
+              </w:rPr>
+              <w:t xml:space="preserve">需集齐 刻痕＋方糖纸＋滤纸</w:t>
+            </w:r>
+          </w:p>
+        </w:tc>
+        <w:tc>
+          <w:tcPr>
+            <w:tcW w:type="dxa" w:w="3200"/>
+            <w:tcBorders>
+              <w:top w:val="single" w:color="C9DCCF" w:sz="1"/>
+              <w:left w:val="single" w:color="C9DCCF" w:sz="1"/>
+              <w:bottom w:val="single" w:color="C9DCCF" w:sz="1"/>
+              <w:right w:val="single" w:color="C9DCCF" w:sz="1"/>
+            </w:tcBorders>
+            <w:tcMar>
+              <w:top w:type="dxa" w:w="100"/>
+              <w:left w:type="dxa" w:w="120"/>
+              <w:bottom w:type="dxa" w:w="100"/>
+              <w:right w:type="dxa" w:w="120"/>
+            </w:tcMar>
+          </w:tcPr>
+          <w:p>
+            <w:pPr>
+              <w:spacing w:after="0" w:line="320"/>
+            </w:pPr>
+            <w:r>
+              <w:rPr>
+                <w:rFonts w:ascii="Microsoft YaHei" w:cs="Microsoft YaHei" w:eastAsia="Microsoft YaHei" w:hAnsi="Microsoft YaHei"/>
+                <w:color w:val="333333"/>
+                <w:sz w:val="22"/>
+                <w:szCs w:val="22"/>
+              </w:rPr>
+              <w:t xml:space="preserve">回程车票、「木」字金属片雏形</w:t>
+            </w:r>
+          </w:p>
+        </w:tc>
+      </w:tr>
+      <w:tr>
+        <w:tc>
+          <w:tcPr>
+            <w:tcW w:type="dxa" w:w="2400"/>
+            <w:tcBorders>
+              <w:top w:val="single" w:color="C9DCCF" w:sz="1"/>
+              <w:left w:val="single" w:color="C9DCCF" w:sz="1"/>
+              <w:bottom w:val="single" w:color="C9DCCF" w:sz="1"/>
+              <w:right w:val="single" w:color="C9DCCF" w:sz="1"/>
+            </w:tcBorders>
+            <w:shd w:fill="EAF3EE" w:val="clear"/>
+            <w:tcMar>
+              <w:top w:type="dxa" w:w="100"/>
+              <w:left w:type="dxa" w:w="120"/>
+              <w:bottom w:type="dxa" w:w="100"/>
+              <w:right w:type="dxa" w:w="120"/>
+            </w:tcMar>
+          </w:tcPr>
+          <w:p>
+            <w:pPr>
+              <w:spacing w:after="0" w:line="320"/>
+            </w:pPr>
+            <w:r>
+              <w:rPr>
+                <w:rFonts w:ascii="Microsoft YaHei" w:cs="Microsoft YaHei" w:eastAsia="Microsoft YaHei" w:hAnsi="Microsoft YaHei"/>
+                <w:color w:val="333333"/>
+                <w:sz w:val="22"/>
+                <w:szCs w:val="22"/>
+              </w:rPr>
+              <w:t xml:space="preserve">尾鸲异地频道</w:t>
+            </w:r>
+          </w:p>
+        </w:tc>
+        <w:tc>
+          <w:tcPr>
+            <w:tcW w:type="dxa" w:w="3400"/>
+            <w:tcBorders>
+              <w:top w:val="single" w:color="C9DCCF" w:sz="1"/>
+              <w:left w:val="single" w:color="C9DCCF" w:sz="1"/>
+              <w:bottom w:val="single" w:color="C9DCCF" w:sz="1"/>
+              <w:right w:val="single" w:color="C9DCCF" w:sz="1"/>
+            </w:tcBorders>
+            <w:shd w:fill="EAF3EE" w:val="clear"/>
+            <w:tcMar>
+              <w:top w:type="dxa" w:w="100"/>
+              <w:left w:type="dxa" w:w="120"/>
+              <w:bottom w:type="dxa" w:w="100"/>
+              <w:right w:type="dxa" w:w="120"/>
+            </w:tcMar>
+          </w:tcPr>
+          <w:p>
+            <w:pPr>
+              <w:spacing w:after="0" w:line="320"/>
+            </w:pPr>
+            <w:r>
+              <w:rPr>
+                <w:rFonts w:ascii="Microsoft YaHei" w:cs="Microsoft YaHei" w:eastAsia="Microsoft YaHei" w:hAnsi="Microsoft YaHei"/>
+                <w:color w:val="333333"/>
+                <w:sz w:val="22"/>
+                <w:szCs w:val="22"/>
+              </w:rPr>
+              <w:t xml:space="preserve">通讯记录（需 heizei_code）</w:t>
+            </w:r>
+          </w:p>
+        </w:tc>
+        <w:tc>
+          <w:tcPr>
+            <w:tcW w:type="dxa" w:w="3200"/>
+            <w:tcBorders>
+              <w:top w:val="single" w:color="C9DCCF" w:sz="1"/>
+              <w:left w:val="single" w:color="C9DCCF" w:sz="1"/>
+              <w:bottom w:val="single" w:color="C9DCCF" w:sz="1"/>
+              <w:right w:val="single" w:color="C9DCCF" w:sz="1"/>
+            </w:tcBorders>
+            <w:shd w:fill="EAF3EE" w:val="clear"/>
+            <w:tcMar>
+              <w:top w:type="dxa" w:w="100"/>
+              <w:left w:type="dxa" w:w="120"/>
+              <w:bottom w:type="dxa" w:w="100"/>
+              <w:right w:type="dxa" w:w="120"/>
+            </w:tcMar>
+          </w:tcPr>
+          <w:p>
+            <w:pPr>
+              <w:spacing w:after="0" w:line="320"/>
+            </w:pPr>
+            <w:r>
+              <w:rPr>
+                <w:rFonts w:ascii="Microsoft YaHei" w:cs="Microsoft YaHei" w:eastAsia="Microsoft YaHei" w:hAnsi="Microsoft YaHei"/>
+                <w:color w:val="333333"/>
+                <w:sz w:val="22"/>
+                <w:szCs w:val="22"/>
+              </w:rPr>
+              <w:t xml:space="preserve">尾鸲异地上传日志</w:t>
+            </w:r>
+          </w:p>
+        </w:tc>
+      </w:tr>
+    </w:tbl>
+    <w:p>
+      <w:pPr>
+        <w:spacing w:after="160" w:line="380"/>
+        <w:ind w:firstLine="480"/>
+      </w:pPr>
+      <w:r>
+        <w:rPr>
+          <w:rFonts w:ascii="Microsoft YaHei" w:cs="Microsoft YaHei" w:eastAsia="Microsoft YaHei" w:hAnsi="Microsoft YaHei"/>
+          <w:color w:val="333333"/>
+          <w:sz w:val="22"/>
+          <w:szCs w:val="22"/>
+        </w:rPr>
+        <w:t xml:space="preserve">嫌疑人卡新增细雨与尾鸲（只有线索卡，无判词）。拼合「方糖纸＋无瞳之眼」得出孩子们的旧约。</w:t>
+      </w:r>
+    </w:p>
+    <w:p>
+      <w:pPr>
+        <w:pStyle w:val="Heading1"/>
+        <w:keepNext/>
+        <w:keepLines/>
+        <w:spacing w:after="200" w:before="360"/>
+      </w:pPr>
+      <w:bookmarkStart w:name="_toc_auto_10" w:id="10"/>
+      <w:r>
+        <w:rPr>
+          <w:rFonts w:ascii="Microsoft YaHei" w:cs="Microsoft YaHei" w:eastAsia="Microsoft YaHei" w:hAnsi="Microsoft YaHei"/>
+          <w:b/>
+          <w:bCs/>
+          <w:color w:val="1F3D2E"/>
+          <w:sz w:val="36"/>
+          <w:szCs w:val="36"/>
+        </w:rPr>
         <w:t xml:space="preserve">五、木巳的设备 · 通讯终端</w:t>
       </w:r>
-      <w:bookmarkEnd w:id="9"/>
+      <w:bookmarkEnd w:id="10"/>
     </w:p>
     <w:p>
       <w:pPr>
@@ -3257,7 +4023,7 @@
         <w:keepLines/>
         <w:spacing w:after="200" w:before="360"/>
       </w:pPr>
-      <w:bookmarkStart w:name="_toc_auto_10" w:id="10"/>
+      <w:bookmarkStart w:name="_toc_auto_11" w:id="11"/>
       <w:r>
         <w:rPr>
           <w:rFonts w:ascii="Microsoft YaHei" w:cs="Microsoft YaHei" w:eastAsia="Microsoft YaHei" w:hAnsi="Microsoft YaHei"/>
@@ -3269,7 +4035,7 @@
         </w:rPr>
         <w:t xml:space="preserve">六、终端密码</w:t>
       </w:r>
-      <w:bookmarkEnd w:id="10"/>
+      <w:bookmarkEnd w:id="11"/>
     </w:p>
     <w:p>
       <w:pPr>
@@ -3322,7 +4088,7 @@
         <w:keepLines/>
         <w:spacing w:after="200" w:before="360"/>
       </w:pPr>
-      <w:bookmarkStart w:name="_toc_auto_11" w:id="11"/>
+      <w:bookmarkStart w:name="_toc_auto_12" w:id="12"/>
       <w:r>
         <w:rPr>
           <w:rFonts w:ascii="Microsoft YaHei" w:cs="Microsoft YaHei" w:eastAsia="Microsoft YaHei" w:hAnsi="Microsoft YaHei"/>
@@ -3332,9 +4098,9 @@
           <w:sz w:val="36"/>
           <w:szCs w:val="36"/>
         </w:rPr>
-        <w:t xml:space="preserve">七、分析板 · 七次拼合（核心解谜）</w:t>
-      </w:r>
-      <w:bookmarkEnd w:id="11"/>
+        <w:t xml:space="preserve">七、分析板 · 八次拼合（核心解谜）</w:t>
+      </w:r>
+      <w:bookmarkEnd w:id="12"/>
     </w:p>
     <w:p>
       <w:pPr>
@@ -4156,6 +4922,106 @@
           </w:p>
         </w:tc>
       </w:tr>
+      <w:tr>
+        <w:tc>
+          <w:tcPr>
+            <w:tcW w:type="dxa" w:w="2000"/>
+            <w:tcBorders>
+              <w:top w:val="single" w:color="C9DCCF" w:sz="1"/>
+              <w:left w:val="single" w:color="C9DCCF" w:sz="1"/>
+              <w:bottom w:val="single" w:color="C9DCCF" w:sz="1"/>
+              <w:right w:val="single" w:color="C9DCCF" w:sz="1"/>
+            </w:tcBorders>
+            <w:shd w:fill="EAF3EE" w:val="clear"/>
+            <w:tcMar>
+              <w:top w:type="dxa" w:w="100"/>
+              <w:left w:type="dxa" w:w="120"/>
+              <w:bottom w:type="dxa" w:w="100"/>
+              <w:right w:type="dxa" w:w="120"/>
+            </w:tcMar>
+          </w:tcPr>
+          <w:p>
+            <w:pPr>
+              <w:spacing w:after="0"/>
+            </w:pPr>
+            <w:r>
+              <w:rPr>
+                <w:rFonts w:ascii="Microsoft YaHei" w:cs="Microsoft YaHei" w:eastAsia="Microsoft YaHei" w:hAnsi="Microsoft YaHei"/>
+                <w:b/>
+                <w:bCs/>
+                <w:color w:val="333333"/>
+                <w:sz w:val="22"/>
+                <w:szCs w:val="22"/>
+              </w:rPr>
+              <w:t xml:space="preserve">孩子们的旧约</w:t>
+            </w:r>
+          </w:p>
+        </w:tc>
+        <w:tc>
+          <w:tcPr>
+            <w:tcW w:type="dxa" w:w="4000"/>
+            <w:tcBorders>
+              <w:top w:val="single" w:color="C9DCCF" w:sz="1"/>
+              <w:left w:val="single" w:color="C9DCCF" w:sz="1"/>
+              <w:bottom w:val="single" w:color="C9DCCF" w:sz="1"/>
+              <w:right w:val="single" w:color="C9DCCF" w:sz="1"/>
+            </w:tcBorders>
+            <w:shd w:fill="EAF3EE" w:val="clear"/>
+            <w:tcMar>
+              <w:top w:type="dxa" w:w="100"/>
+              <w:left w:type="dxa" w:w="120"/>
+              <w:bottom w:type="dxa" w:w="100"/>
+              <w:right w:type="dxa" w:w="120"/>
+            </w:tcMar>
+          </w:tcPr>
+          <w:p>
+            <w:pPr>
+              <w:spacing w:after="0" w:line="320"/>
+            </w:pPr>
+            <w:r>
+              <w:rPr>
+                <w:rFonts w:ascii="Microsoft YaHei" w:cs="Microsoft YaHei" w:eastAsia="Microsoft YaHei" w:hAnsi="Microsoft YaHei"/>
+                <w:color w:val="333333"/>
+                <w:sz w:val="22"/>
+                <w:szCs w:val="22"/>
+              </w:rPr>
+              <w:t xml:space="preserve">方糖纸内层的字 ＋ 无瞳之眼滤纸</w:t>
+            </w:r>
+          </w:p>
+        </w:tc>
+        <w:tc>
+          <w:tcPr>
+            <w:tcW w:type="dxa" w:w="2800"/>
+            <w:tcBorders>
+              <w:top w:val="single" w:color="C9DCCF" w:sz="1"/>
+              <w:left w:val="single" w:color="C9DCCF" w:sz="1"/>
+              <w:bottom w:val="single" w:color="C9DCCF" w:sz="1"/>
+              <w:right w:val="single" w:color="C9DCCF" w:sz="1"/>
+            </w:tcBorders>
+            <w:shd w:fill="EAF3EE" w:val="clear"/>
+            <w:tcMar>
+              <w:top w:type="dxa" w:w="100"/>
+              <w:left w:type="dxa" w:w="120"/>
+              <w:bottom w:type="dxa" w:w="100"/>
+              <w:right w:type="dxa" w:w="120"/>
+            </w:tcMar>
+          </w:tcPr>
+          <w:p>
+            <w:pPr>
+              <w:spacing w:after="0" w:line="320"/>
+            </w:pPr>
+            <w:r>
+              <w:rPr>
+                <w:rFonts w:ascii="Microsoft YaHei" w:cs="Microsoft YaHei" w:eastAsia="Microsoft YaHei" w:hAnsi="Microsoft YaHei"/>
+                <w:color w:val="333333"/>
+                <w:sz w:val="22"/>
+                <w:szCs w:val="22"/>
+              </w:rPr>
+              <w:t xml:space="preserve">病房区的掩护网（回旋海×旧尾花）</w:t>
+            </w:r>
+          </w:p>
+        </w:tc>
+      </w:tr>
     </w:tbl>
     <w:p>
       <w:pPr>
@@ -4179,7 +5045,7 @@
         <w:keepLines/>
         <w:spacing w:after="200" w:before="360"/>
       </w:pPr>
-      <w:bookmarkStart w:name="_toc_auto_12" w:id="12"/>
+      <w:bookmarkStart w:name="_toc_auto_13" w:id="13"/>
       <w:r>
         <w:rPr>
           <w:rFonts w:ascii="Microsoft YaHei" w:cs="Microsoft YaHei" w:eastAsia="Microsoft YaHei" w:hAnsi="Microsoft YaHei"/>
@@ -4191,7 +5057,7 @@
         </w:rPr>
         <w:t xml:space="preserve">八、真结局路线（100% 收集）</w:t>
       </w:r>
-      <w:bookmarkEnd w:id="12"/>
+      <w:bookmarkEnd w:id="13"/>
     </w:p>
     <w:p>
       <w:pPr>
@@ -4209,7 +5075,7 @@
           <w:sz w:val="22"/>
           <w:szCs w:val="22"/>
         </w:rPr>
-        <w:t xml:space="preserve">完成全部七次拼合，拿到全部 25 条线索（进度 100%）。</w:t>
+        <w:t xml:space="preserve">完成全部八次拼合，拿到全部 36 条线索（进度 100%）。</w:t>
       </w:r>
     </w:p>
     <w:p>
@@ -4312,7 +5178,7 @@
         <w:keepLines/>
         <w:spacing w:after="200" w:before="360"/>
       </w:pPr>
-      <w:bookmarkStart w:name="_toc_auto_13" w:id="13"/>
+      <w:bookmarkStart w:name="_toc_auto_14" w:id="14"/>
       <w:r>
         <w:rPr>
           <w:rFonts w:ascii="Microsoft YaHei" w:cs="Microsoft YaHei" w:eastAsia="Microsoft YaHei" w:hAnsi="Microsoft YaHei"/>
@@ -4324,7 +5190,7 @@
         </w:rPr>
         <w:t xml:space="preserve">九、结局矩阵（共七个）</w:t>
       </w:r>
-      <w:bookmarkEnd w:id="13"/>
+      <w:bookmarkEnd w:id="14"/>
     </w:p>
     <w:tbl>
       <w:tblPr>
@@ -4541,7 +5407,7 @@
                 <w:sz w:val="22"/>
                 <w:szCs w:val="22"/>
               </w:rPr>
-              <w:t xml:space="preserve">② 独行·废土的灰烬（25 条线索全收集）</w:t>
+              <w:t xml:space="preserve">② 独行·废土的灰烬（36 条线索全收集）</w:t>
             </w:r>
           </w:p>
         </w:tc>
@@ -4639,7 +5505,7 @@
                 <w:sz w:val="22"/>
                 <w:szCs w:val="22"/>
               </w:rPr>
-              <w:t xml:space="preserve">③ 异潮·虚假的黎明（25 条线索全收集）</w:t>
+              <w:t xml:space="preserve">③ 异潮·虚假的黎明（36 条线索全收集）</w:t>
             </w:r>
           </w:p>
         </w:tc>
@@ -4734,7 +5600,7 @@
                 <w:sz w:val="22"/>
                 <w:szCs w:val="22"/>
               </w:rPr>
-              <w:t xml:space="preserve">④ 代价·暗影的蛰伏（25 条线索全收集）</w:t>
+              <w:t xml:space="preserve">④ 代价·暗影的蛰伏（36 条线索全收集）</w:t>
             </w:r>
           </w:p>
         </w:tc>
@@ -4935,7 +5801,7 @@
         <w:keepLines/>
         <w:spacing w:after="200" w:before="360"/>
       </w:pPr>
-      <w:bookmarkStart w:name="_toc_auto_14" w:id="14"/>
+      <w:bookmarkStart w:name="_toc_auto_15" w:id="15"/>
       <w:r>
         <w:rPr>
           <w:rFonts w:ascii="Microsoft YaHei" w:cs="Microsoft YaHei" w:eastAsia="Microsoft YaHei" w:hAnsi="Microsoft YaHei"/>
@@ -4947,7 +5813,7 @@
         </w:rPr>
         <w:t xml:space="preserve">十、嫌疑人出现节奏</w:t>
       </w:r>
-      <w:bookmarkEnd w:id="14"/>
+      <w:bookmarkEnd w:id="15"/>
     </w:p>
     <w:tbl>
       <w:tblPr>
@@ -5370,7 +6236,7 @@
         <w:keepLines/>
         <w:spacing w:after="200" w:before="360"/>
       </w:pPr>
-      <w:bookmarkStart w:name="_toc_auto_15" w:id="15"/>
+      <w:bookmarkStart w:name="_toc_auto_16" w:id="16"/>
       <w:r>
         <w:rPr>
           <w:rFonts w:ascii="Microsoft YaHei" w:cs="Microsoft YaHei" w:eastAsia="Microsoft YaHei" w:hAnsi="Microsoft YaHei"/>
@@ -5382,7 +6248,7 @@
         </w:rPr>
         <w:t xml:space="preserve">十一、常见卡点 FAQ</w:t>
       </w:r>
-      <w:bookmarkEnd w:id="15"/>
+      <w:bookmarkEnd w:id="16"/>
     </w:p>
     <w:p>
       <w:pPr>
@@ -5391,7 +6257,7 @@
         <w:keepLines/>
         <w:spacing w:after="200" w:before="360"/>
       </w:pPr>
-      <w:bookmarkStart w:name="_toc_auto_16" w:id="16"/>
+      <w:bookmarkStart w:name="_toc_auto_17" w:id="17"/>
       <w:r>
         <w:rPr>
           <w:rFonts w:ascii="Microsoft YaHei" w:cs="Microsoft YaHei" w:eastAsia="Microsoft YaHei" w:hAnsi="Microsoft YaHei"/>
@@ -5403,7 +6269,7 @@
         </w:rPr>
         <w:t xml:space="preserve">组合拖不动？</w:t>
       </w:r>
-      <w:bookmarkEnd w:id="16"/>
+      <w:bookmarkEnd w:id="17"/>
     </w:p>
     <w:p>
       <w:pPr>
@@ -5427,7 +6293,7 @@
         <w:keepLines/>
         <w:spacing w:after="200" w:before="360"/>
       </w:pPr>
-      <w:bookmarkStart w:name="_toc_auto_17" w:id="17"/>
+      <w:bookmarkStart w:name="_toc_auto_18" w:id="18"/>
       <w:r>
         <w:rPr>
           <w:rFonts w:ascii="Microsoft YaHei" w:cs="Microsoft YaHei" w:eastAsia="Microsoft YaHei" w:hAnsi="Microsoft YaHei"/>
@@ -5439,7 +6305,7 @@
         </w:rPr>
         <w:t xml:space="preserve">「通讯记录」问不出来？</w:t>
       </w:r>
-      <w:bookmarkEnd w:id="17"/>
+      <w:bookmarkEnd w:id="18"/>
     </w:p>
     <w:p>
       <w:pPr>
@@ -5463,7 +6329,7 @@
         <w:keepLines/>
         <w:spacing w:after="200" w:before="360"/>
       </w:pPr>
-      <w:bookmarkStart w:name="_toc_auto_18" w:id="18"/>
+      <w:bookmarkStart w:name="_toc_auto_19" w:id="19"/>
       <w:r>
         <w:rPr>
           <w:rFonts w:ascii="Microsoft YaHei" w:cs="Microsoft YaHei" w:eastAsia="Microsoft YaHei" w:hAnsi="Microsoft YaHei"/>
@@ -5475,7 +6341,7 @@
         </w:rPr>
         <w:t xml:space="preserve">罗伦萨不让你看往来通讯？</w:t>
       </w:r>
-      <w:bookmarkEnd w:id="18"/>
+      <w:bookmarkEnd w:id="19"/>
     </w:p>
     <w:p>
       <w:pPr>
@@ -5499,7 +6365,7 @@
         <w:keepLines/>
         <w:spacing w:after="200" w:before="360"/>
       </w:pPr>
-      <w:bookmarkStart w:name="_toc_auto_19" w:id="19"/>
+      <w:bookmarkStart w:name="_toc_auto_20" w:id="20"/>
       <w:r>
         <w:rPr>
           <w:rFonts w:ascii="Microsoft YaHei" w:cs="Microsoft YaHei" w:eastAsia="Microsoft YaHei" w:hAnsi="Microsoft YaHei"/>
@@ -5511,7 +6377,7 @@
         </w:rPr>
         <w:t xml:space="preserve">密码输入没反应？</w:t>
       </w:r>
-      <w:bookmarkEnd w:id="19"/>
+      <w:bookmarkEnd w:id="20"/>
     </w:p>
     <w:p>
       <w:pPr>
@@ -5535,7 +6401,7 @@
         <w:keepLines/>
         <w:spacing w:after="200" w:before="360"/>
       </w:pPr>
-      <w:bookmarkStart w:name="_toc_auto_20" w:id="20"/>
+      <w:bookmarkStart w:name="_toc_auto_21" w:id="21"/>
       <w:r>
         <w:rPr>
           <w:rFonts w:ascii="Microsoft YaHei" w:cs="Microsoft YaHei" w:eastAsia="Microsoft YaHei" w:hAnsi="Microsoft YaHei"/>
@@ -5547,7 +6413,7 @@
         </w:rPr>
         <w:t xml:space="preserve">隐藏判词是灰的？</w:t>
       </w:r>
-      <w:bookmarkEnd w:id="20"/>
+      <w:bookmarkEnd w:id="21"/>
     </w:p>
     <w:p>
       <w:pPr>

--- a/河谷疗养院案·完整攻略.new.docx
+++ b/河谷疗养院案·完整攻略.new.docx
@@ -229,7 +229,7 @@
           </w:pPr>
           <w:hyperlink w:history="1" w:anchor="_toc_auto_12">
             <w:r>
-              <w:t xml:space="default">七、分析板 · 八次拼合（核心解谜）</w:t>
+              <w:t xml:space="default">七、分析板 · 九次拼合（核心解谜）</w:t>
             </w:r>
           </w:hyperlink>
         </w:p>
@@ -3159,7 +3159,22 @@
           <w:sz w:val="22"/>
           <w:szCs w:val="22"/>
         </w:rPr>
-        <w:t xml:space="preserve">嫌疑人卡新增细雨与尾鸲（只有线索卡，无判词）。拼合「方糖纸＋无瞳之眼」得出孩子们的旧约。</w:t>
+        <w:t xml:space="preserve">嫌疑人卡新增细雨与尾鸲（只有线索卡，无判词）。拼合「方糖纸＋无瞳之眼」得出孩子们的旧约；「金属片＋手写批注」得出比雨更早的名字。</w:t>
+      </w:r>
+    </w:p>
+    <w:p>
+      <w:pPr>
+        <w:spacing w:after="160" w:line="380"/>
+        <w:ind w:firstLine="480"/>
+      </w:pPr>
+      <w:r>
+        <w:rPr>
+          <w:rFonts w:ascii="Microsoft YaHei" w:cs="Microsoft YaHei" w:eastAsia="Microsoft YaHei" w:hAnsi="Microsoft YaHei"/>
+          <w:color w:val="333333"/>
+          <w:sz w:val="22"/>
+          <w:szCs w:val="22"/>
+        </w:rPr>
+        <w:t xml:space="preserve">主线扣连：威胁短信频段源头＝车站（短信是喊 0415 回家的闹钟）；刻痕「母本关联」直指濯枝×0415 双实验线；温室 [WAKE] 定时器＝车站发车指令——木巳的死亡是为末班车点火。</w:t>
       </w:r>
     </w:p>
     <w:p>
@@ -4098,7 +4113,7 @@
           <w:sz w:val="36"/>
           <w:szCs w:val="36"/>
         </w:rPr>
-        <w:t xml:space="preserve">七、分析板 · 八次拼合（核心解谜）</w:t>
+        <w:t xml:space="preserve">七、分析板 · 九次拼合（核心解谜）</w:t>
       </w:r>
       <w:bookmarkEnd w:id="12"/>
     </w:p>
@@ -5022,6 +5037,103 @@
           </w:p>
         </w:tc>
       </w:tr>
+      <w:tr>
+        <w:tc>
+          <w:tcPr>
+            <w:tcW w:type="dxa" w:w="2000"/>
+            <w:tcBorders>
+              <w:top w:val="single" w:color="C9DCCF" w:sz="1"/>
+              <w:left w:val="single" w:color="C9DCCF" w:sz="1"/>
+              <w:bottom w:val="single" w:color="C9DCCF" w:sz="1"/>
+              <w:right w:val="single" w:color="C9DCCF" w:sz="1"/>
+            </w:tcBorders>
+            <w:tcMar>
+              <w:top w:type="dxa" w:w="100"/>
+              <w:left w:type="dxa" w:w="120"/>
+              <w:bottom w:type="dxa" w:w="100"/>
+              <w:right w:type="dxa" w:w="120"/>
+            </w:tcMar>
+          </w:tcPr>
+          <w:p>
+            <w:pPr>
+              <w:spacing w:after="0"/>
+            </w:pPr>
+            <w:r>
+              <w:rPr>
+                <w:rFonts w:ascii="Microsoft YaHei" w:cs="Microsoft YaHei" w:eastAsia="Microsoft YaHei" w:hAnsi="Microsoft YaHei"/>
+                <w:b/>
+                <w:bCs/>
+                <w:color w:val="333333"/>
+                <w:sz w:val="22"/>
+                <w:szCs w:val="22"/>
+              </w:rPr>
+              <w:t xml:space="preserve">比雨更早的名字</w:t>
+            </w:r>
+          </w:p>
+        </w:tc>
+        <w:tc>
+          <w:tcPr>
+            <w:tcW w:type="dxa" w:w="4000"/>
+            <w:tcBorders>
+              <w:top w:val="single" w:color="C9DCCF" w:sz="1"/>
+              <w:left w:val="single" w:color="C9DCCF" w:sz="1"/>
+              <w:bottom w:val="single" w:color="C9DCCF" w:sz="1"/>
+              <w:right w:val="single" w:color="C9DCCF" w:sz="1"/>
+            </w:tcBorders>
+            <w:tcMar>
+              <w:top w:type="dxa" w:w="100"/>
+              <w:left w:type="dxa" w:w="120"/>
+              <w:bottom w:type="dxa" w:w="100"/>
+              <w:right w:type="dxa" w:w="120"/>
+            </w:tcMar>
+          </w:tcPr>
+          <w:p>
+            <w:pPr>
+              <w:spacing w:after="0" w:line="320"/>
+            </w:pPr>
+            <w:r>
+              <w:rPr>
+                <w:rFonts w:ascii="Microsoft YaHei" w:cs="Microsoft YaHei" w:eastAsia="Microsoft YaHei" w:hAnsi="Microsoft YaHei"/>
+                <w:color w:val="333333"/>
+                <w:sz w:val="22"/>
+                <w:szCs w:val="22"/>
+              </w:rPr>
+              <w:t xml:space="preserve">「木」字金属片 ＋ 木巳的手写批注</w:t>
+            </w:r>
+          </w:p>
+        </w:tc>
+        <w:tc>
+          <w:tcPr>
+            <w:tcW w:type="dxa" w:w="2800"/>
+            <w:tcBorders>
+              <w:top w:val="single" w:color="C9DCCF" w:sz="1"/>
+              <w:left w:val="single" w:color="C9DCCF" w:sz="1"/>
+              <w:bottom w:val="single" w:color="C9DCCF" w:sz="1"/>
+              <w:right w:val="single" w:color="C9DCCF" w:sz="1"/>
+            </w:tcBorders>
+            <w:tcMar>
+              <w:top w:type="dxa" w:w="100"/>
+              <w:left w:type="dxa" w:w="120"/>
+              <w:bottom w:type="dxa" w:w="100"/>
+              <w:right w:type="dxa" w:w="120"/>
+            </w:tcMar>
+          </w:tcPr>
+          <w:p>
+            <w:pPr>
+              <w:spacing w:after="0" w:line="320"/>
+            </w:pPr>
+            <w:r>
+              <w:rPr>
+                <w:rFonts w:ascii="Microsoft YaHei" w:cs="Microsoft YaHei" w:eastAsia="Microsoft YaHei" w:hAnsi="Microsoft YaHei"/>
+                <w:color w:val="333333"/>
+                <w:sz w:val="22"/>
+                <w:szCs w:val="22"/>
+              </w:rPr>
+              <w:t xml:space="preserve">木巳在被收编前就在造车站（f_early_rain）</w:t>
+            </w:r>
+          </w:p>
+        </w:tc>
+      </w:tr>
     </w:tbl>
     <w:p>
       <w:pPr>
@@ -5075,7 +5187,7 @@
           <w:sz w:val="22"/>
           <w:szCs w:val="22"/>
         </w:rPr>
-        <w:t xml:space="preserve">完成全部八次拼合，拿到全部 36 条线索（进度 100%）。</w:t>
+        <w:t xml:space="preserve">完成全部九次拼合，拿到全部 36 条线索（进度 100%；「比雨更早的名字」只出旗标）。</w:t>
       </w:r>
     </w:p>
     <w:p>

--- a/河谷疗养院案·完整攻略.new.docx
+++ b/河谷疗养院案·完整攻略.new.docx
@@ -249,7 +249,7 @@
           </w:pPr>
           <w:hyperlink w:history="1" w:anchor="_toc_auto_14">
             <w:r>
-              <w:t xml:space="default">九、结局矩阵（共七个）</w:t>
+              <w:t xml:space="default">九、结局矩阵（共九个）</w:t>
             </w:r>
           </w:hyperlink>
         </w:p>
@@ -3159,7 +3159,7 @@
           <w:sz w:val="22"/>
           <w:szCs w:val="22"/>
         </w:rPr>
-        <w:t xml:space="preserve">嫌疑人卡新增细雨与尾鸲（只有线索卡，无判词）。拼合「方糖纸＋无瞳之眼」得出孩子们的旧约；「金属片＋手写批注」得出比雨更早的名字。</w:t>
+        <w:t xml:space="preserve">嫌疑人卡新增细雨与尾鸲——判词页新增对应按钮「指认细雨」「指认尾鸲」，均通向错案 BAD END（⑧雨停了 / ⑨断线的守夜人）。拼合「方糖纸＋无瞳之眼」得出孩子们的旧约；「金属片＋手写批注」得出比雨更早的名字。</w:t>
       </w:r>
     </w:p>
     <w:p>
@@ -5300,7 +5300,7 @@
           <w:sz w:val="36"/>
           <w:szCs w:val="36"/>
         </w:rPr>
-        <w:t xml:space="preserve">九、结局矩阵（共七个）</w:t>
+        <w:t xml:space="preserve">九、结局矩阵（共九个）</w:t>
       </w:r>
       <w:bookmarkEnd w:id="14"/>
     </w:p>
@@ -5713,6 +5713,199 @@
                 <w:szCs w:val="22"/>
               </w:rPr>
               <w:t xml:space="preserve">④ 代价·暗影的蛰伏（36 条线索全收集）</w:t>
+            </w:r>
+          </w:p>
+        </w:tc>
+      </w:tr>
+      <w:tr>
+        <w:tc>
+          <w:tcPr>
+            <w:tcW w:type="dxa" w:w="1800"/>
+            <w:tcBorders>
+              <w:top w:val="single" w:color="C9DCCF" w:sz="1"/>
+              <w:left w:val="single" w:color="C9DCCF" w:sz="1"/>
+              <w:bottom w:val="single" w:color="C9DCCF" w:sz="1"/>
+              <w:right w:val="single" w:color="C9DCCF" w:sz="1"/>
+            </w:tcBorders>
+            <w:shd w:fill="EAF3EE" w:val="clear"/>
+            <w:tcMar>
+              <w:top w:type="dxa" w:w="100"/>
+              <w:left w:type="dxa" w:w="120"/>
+              <w:bottom w:type="dxa" w:w="100"/>
+              <w:right w:type="dxa" w:w="120"/>
+            </w:tcMar>
+          </w:tcPr>
+          <w:p>
+            <w:pPr>
+              <w:spacing w:after="0" w:line="320"/>
+            </w:pPr>
+            <w:r>
+              <w:rPr>
+                <w:rFonts w:ascii="Microsoft YaHei" w:cs="Microsoft YaHei" w:eastAsia="Microsoft YaHei" w:hAnsi="Microsoft YaHei"/>
+                <w:color w:val="333333"/>
+                <w:sz w:val="22"/>
+                <w:szCs w:val="22"/>
+              </w:rPr>
+              <w:t xml:space="preserve">指认细雨</w:t>
+            </w:r>
+          </w:p>
+        </w:tc>
+        <w:tc>
+          <w:tcPr>
+            <w:tcW w:type="dxa" w:w="3700"/>
+            <w:tcBorders>
+              <w:top w:val="single" w:color="C9DCCF" w:sz="1"/>
+              <w:left w:val="single" w:color="C9DCCF" w:sz="1"/>
+              <w:bottom w:val="single" w:color="C9DCCF" w:sz="1"/>
+              <w:right w:val="single" w:color="C9DCCF" w:sz="1"/>
+            </w:tcBorders>
+            <w:shd w:fill="EAF3EE" w:val="clear"/>
+            <w:tcMar>
+              <w:top w:type="dxa" w:w="100"/>
+              <w:left w:type="dxa" w:w="120"/>
+              <w:bottom w:type="dxa" w:w="100"/>
+              <w:right w:type="dxa" w:w="120"/>
+            </w:tcMar>
+          </w:tcPr>
+          <w:p>
+            <w:pPr>
+              <w:spacing w:after="0" w:line="320"/>
+            </w:pPr>
+            <w:r>
+              <w:rPr>
+                <w:rFonts w:ascii="Microsoft YaHei" w:cs="Microsoft YaHei" w:eastAsia="Microsoft YaHei" w:hAnsi="Microsoft YaHei"/>
+                <w:color w:val="333333"/>
+                <w:sz w:val="22"/>
+                <w:szCs w:val="22"/>
+              </w:rPr>
+              <w:t xml:space="preserve">⑧ 雨停了·错指细雨（错案：需车站线索，但其为引路人/信使，指认即 BAD END）</w:t>
+            </w:r>
+          </w:p>
+        </w:tc>
+        <w:tc>
+          <w:tcPr>
+            <w:tcW w:type="dxa" w:w="3300"/>
+            <w:tcBorders>
+              <w:top w:val="single" w:color="C9DCCF" w:sz="1"/>
+              <w:left w:val="single" w:color="C9DCCF" w:sz="1"/>
+              <w:bottom w:val="single" w:color="C9DCCF" w:sz="1"/>
+              <w:right w:val="single" w:color="C9DCCF" w:sz="1"/>
+            </w:tcBorders>
+            <w:shd w:fill="EAF3EE" w:val="clear"/>
+            <w:tcMar>
+              <w:top w:type="dxa" w:w="100"/>
+              <w:left w:type="dxa" w:w="120"/>
+              <w:bottom w:type="dxa" w:w="100"/>
+              <w:right w:type="dxa" w:w="120"/>
+            </w:tcMar>
+          </w:tcPr>
+          <w:p>
+            <w:pPr>
+              <w:spacing w:after="0" w:line="320"/>
+            </w:pPr>
+            <w:r>
+              <w:rPr>
+                <w:rFonts w:ascii="Microsoft YaHei" w:cs="Microsoft YaHei" w:eastAsia="Microsoft YaHei" w:hAnsi="Microsoft YaHei"/>
+                <w:color w:val="333333"/>
+                <w:sz w:val="22"/>
+                <w:szCs w:val="22"/>
+              </w:rPr>
+              <w:t xml:space="preserve">——</w:t>
+            </w:r>
+          </w:p>
+        </w:tc>
+      </w:tr>
+      <w:tr>
+        <w:tc>
+          <w:tcPr>
+            <w:tcW w:type="dxa" w:w="1800"/>
+            <w:tcBorders>
+              <w:top w:val="single" w:color="C9DCCF" w:sz="1"/>
+              <w:left w:val="single" w:color="C9DCCF" w:sz="1"/>
+              <w:bottom w:val="single" w:color="C9DCCF" w:sz="1"/>
+              <w:right w:val="single" w:color="C9DCCF" w:sz="1"/>
+            </w:tcBorders>
+            <w:tcMar>
+              <w:top w:type="dxa" w:w="100"/>
+              <w:left w:type="dxa" w:w="120"/>
+              <w:bottom w:type="dxa" w:w="100"/>
+              <w:right w:type="dxa" w:w="120"/>
+            </w:tcMar>
+          </w:tcPr>
+          <w:p>
+            <w:pPr>
+              <w:spacing w:after="0" w:line="320"/>
+            </w:pPr>
+            <w:r>
+              <w:rPr>
+                <w:rFonts w:ascii="Microsoft YaHei" w:cs="Microsoft YaHei" w:eastAsia="Microsoft YaHei" w:hAnsi="Microsoft YaHei"/>
+                <w:color w:val="333333"/>
+                <w:sz w:val="22"/>
+                <w:szCs w:val="22"/>
+              </w:rPr>
+              <w:t xml:space="preserve">指认尾鸲</w:t>
+            </w:r>
+          </w:p>
+        </w:tc>
+        <w:tc>
+          <w:tcPr>
+            <w:tcW w:type="dxa" w:w="3700"/>
+            <w:tcBorders>
+              <w:top w:val="single" w:color="C9DCCF" w:sz="1"/>
+              <w:left w:val="single" w:color="C9DCCF" w:sz="1"/>
+              <w:bottom w:val="single" w:color="C9DCCF" w:sz="1"/>
+              <w:right w:val="single" w:color="C9DCCF" w:sz="1"/>
+            </w:tcBorders>
+            <w:tcMar>
+              <w:top w:type="dxa" w:w="100"/>
+              <w:left w:type="dxa" w:w="120"/>
+              <w:bottom w:type="dxa" w:w="100"/>
+              <w:right w:type="dxa" w:w="120"/>
+            </w:tcMar>
+          </w:tcPr>
+          <w:p>
+            <w:pPr>
+              <w:spacing w:after="0" w:line="320"/>
+            </w:pPr>
+            <w:r>
+              <w:rPr>
+                <w:rFonts w:ascii="Microsoft YaHei" w:cs="Microsoft YaHei" w:eastAsia="Microsoft YaHei" w:hAnsi="Microsoft YaHei"/>
+                <w:color w:val="333333"/>
+                <w:sz w:val="22"/>
+                <w:szCs w:val="22"/>
+              </w:rPr>
+              <w:t xml:space="preserve">⑨ 断线的守夜人·错指尾鸲（错案：需尾鸲线索，其为异潮反追踪哨兵，指认即 BAD END）</w:t>
+            </w:r>
+          </w:p>
+        </w:tc>
+        <w:tc>
+          <w:tcPr>
+            <w:tcW w:type="dxa" w:w="3300"/>
+            <w:tcBorders>
+              <w:top w:val="single" w:color="C9DCCF" w:sz="1"/>
+              <w:left w:val="single" w:color="C9DCCF" w:sz="1"/>
+              <w:bottom w:val="single" w:color="C9DCCF" w:sz="1"/>
+              <w:right w:val="single" w:color="C9DCCF" w:sz="1"/>
+            </w:tcBorders>
+            <w:tcMar>
+              <w:top w:type="dxa" w:w="100"/>
+              <w:left w:type="dxa" w:w="120"/>
+              <w:bottom w:type="dxa" w:w="100"/>
+              <w:right w:type="dxa" w:w="120"/>
+            </w:tcMar>
+          </w:tcPr>
+          <w:p>
+            <w:pPr>
+              <w:spacing w:after="0" w:line="320"/>
+            </w:pPr>
+            <w:r>
+              <w:rPr>
+                <w:rFonts w:ascii="Microsoft YaHei" w:cs="Microsoft YaHei" w:eastAsia="Microsoft YaHei" w:hAnsi="Microsoft YaHei"/>
+                <w:color w:val="333333"/>
+                <w:sz w:val="22"/>
+                <w:szCs w:val="22"/>
+              </w:rPr>
+              <w:t xml:space="preserve">——</w:t>
             </w:r>
           </w:p>
         </w:tc>

--- a/河谷疗养院案·完整攻略.new.docx
+++ b/河谷疗养院案·完整攻略.new.docx
@@ -3159,7 +3159,37 @@
           <w:sz w:val="22"/>
           <w:szCs w:val="22"/>
         </w:rPr>
-        <w:t xml:space="preserve">嫌疑人卡新增细雨与尾鸲——判词页新增对应按钮「指认细雨」「指认尾鸲」，均通向错案 BAD END（⑧雨停了 / ⑨断线的守夜人）。拼合「方糖纸＋无瞳之眼」得出孩子们的旧约；「金属片＋手写批注」得出比雨更早的名字。</w:t>
+        <w:t xml:space="preserve">嫌疑人卡新增细雨与尾鸲——判词页新增对应按钮「指认细雨」「指认尾鸲」，均通向错案 BAD END（⑧雨停了 / ⑨断线的守夜人）。</w:t>
+      </w:r>
+    </w:p>
+    <w:p>
+      <w:pPr>
+        <w:spacing w:after="160" w:line="380"/>
+        <w:ind w:firstLine="480"/>
+      </w:pPr>
+      <w:r>
+        <w:rPr>
+          <w:rFonts w:ascii="Microsoft YaHei" w:cs="Microsoft YaHei" w:eastAsia="Microsoft YaHei" w:hAnsi="Microsoft YaHei"/>
+          <w:color w:val="333333"/>
+          <w:sz w:val="22"/>
+          <w:szCs w:val="22"/>
+        </w:rPr>
+        <w:t xml:space="preserve">拼合组合共六条：①方糖纸＋无瞳之眼＝孩子们的旧约；②金属片＋手写批注＝比雨更早的名字；③幽灵少女＋濯枝档案＝站台上的脸（她不是濯枝，是送信人）；④0415芯片＋木槭档案＝共鸣芯片的主人；⑤病房刻痕＋特蕾莎档案二卷＝刻痕的母本；⑥温室定时器＋回程车票＝同刻的发车。</w:t>
+      </w:r>
+    </w:p>
+    <w:p>
+      <w:pPr>
+        <w:spacing w:after="160" w:line="380"/>
+        <w:ind w:firstLine="480"/>
+      </w:pPr>
+      <w:r>
+        <w:rPr>
+          <w:rFonts w:ascii="Microsoft YaHei" w:cs="Microsoft YaHei" w:eastAsia="Microsoft YaHei" w:hAnsi="Microsoft YaHei"/>
+          <w:color w:val="333333"/>
+          <w:sz w:val="22"/>
+          <w:szCs w:val="22"/>
+        </w:rPr>
+        <w:t xml:space="preserve">分析板新增组合罗盘：提示手里还有几组已集齐但未拼合的关键词；选错组合会给出方向提示，不直接报答案。</w:t>
       </w:r>
     </w:p>
     <w:p>

--- a/河谷疗养院案·完整攻略.new.docx
+++ b/河谷疗养院案·完整攻略.new.docx
@@ -249,7 +249,7 @@
           </w:pPr>
           <w:hyperlink w:history="1" w:anchor="_toc_auto_14">
             <w:r>
-              <w:t xml:space="default">九、结局矩阵（共九个）</w:t>
+              <w:t xml:space="default">九、结局矩阵（共十二个）</w:t>
             </w:r>
           </w:hyperlink>
         </w:p>
@@ -3159,7 +3159,7 @@
           <w:sz w:val="22"/>
           <w:szCs w:val="22"/>
         </w:rPr>
-        <w:t xml:space="preserve">嫌疑人卡新增细雨与尾鸲——判词页新增对应按钮「指认细雨」「指认尾鸲」，均通向错案 BAD END（⑧雨停了 / ⑨断线的守夜人）。</w:t>
+        <w:t xml:space="preserve">嫌疑人卡新增：细雨、尾鸲、罗伦萨（第二次静默请求后上榜）、木槭（查明真实身份后上榜）、旧尾花（拿到无瞳之眼滤纸后上榜）——判词页对应按钮均通向错案 BAD END（⑧⑨⑩⑪⑫）。</w:t>
       </w:r>
     </w:p>
     <w:p>
@@ -5330,7 +5330,7 @@
           <w:sz w:val="36"/>
           <w:szCs w:val="36"/>
         </w:rPr>
-        <w:t xml:space="preserve">九、结局矩阵（共九个）</w:t>
+        <w:t xml:space="preserve">九、结局矩阵（共十二个）</w:t>
       </w:r>
       <w:bookmarkEnd w:id="14"/>
     </w:p>
@@ -5969,6 +5969,296 @@
                 <w:sz w:val="22"/>
                 <w:szCs w:val="22"/>
               </w:rPr>
+              <w:t xml:space="preserve">指认罗伦萨</w:t>
+            </w:r>
+          </w:p>
+        </w:tc>
+        <w:tc>
+          <w:tcPr>
+            <w:tcW w:type="dxa" w:w="3700"/>
+            <w:tcBorders>
+              <w:top w:val="single" w:color="C9DCCF" w:sz="1"/>
+              <w:left w:val="single" w:color="C9DCCF" w:sz="1"/>
+              <w:bottom w:val="single" w:color="C9DCCF" w:sz="1"/>
+              <w:right w:val="single" w:color="C9DCCF" w:sz="1"/>
+            </w:tcBorders>
+            <w:shd w:fill="EAF3EE" w:val="clear"/>
+            <w:tcMar>
+              <w:top w:type="dxa" w:w="100"/>
+              <w:left w:type="dxa" w:w="120"/>
+              <w:bottom w:type="dxa" w:w="100"/>
+              <w:right w:type="dxa" w:w="120"/>
+            </w:tcMar>
+          </w:tcPr>
+          <w:p>
+            <w:pPr>
+              <w:spacing w:after="0" w:line="320"/>
+            </w:pPr>
+            <w:r>
+              <w:rPr>
+                <w:rFonts w:ascii="Microsoft YaHei" w:cs="Microsoft YaHei" w:eastAsia="Microsoft YaHei" w:hAnsi="Microsoft YaHei"/>
+                <w:color w:val="333333"/>
+                <w:sz w:val="22"/>
+                <w:szCs w:val="22"/>
+              </w:rPr>
+              <w:t xml:space="preserve">⑩ 暗码失效·错指罗伦萨（错案：需第二次静默请求线索，其为你的搭档与异潮负责人，指认即 BAD END）</w:t>
+            </w:r>
+          </w:p>
+        </w:tc>
+        <w:tc>
+          <w:tcPr>
+            <w:tcW w:type="dxa" w:w="3300"/>
+            <w:tcBorders>
+              <w:top w:val="single" w:color="C9DCCF" w:sz="1"/>
+              <w:left w:val="single" w:color="C9DCCF" w:sz="1"/>
+              <w:bottom w:val="single" w:color="C9DCCF" w:sz="1"/>
+              <w:right w:val="single" w:color="C9DCCF" w:sz="1"/>
+            </w:tcBorders>
+            <w:shd w:fill="EAF3EE" w:val="clear"/>
+            <w:tcMar>
+              <w:top w:type="dxa" w:w="100"/>
+              <w:left w:type="dxa" w:w="120"/>
+              <w:bottom w:type="dxa" w:w="100"/>
+              <w:right w:type="dxa" w:w="120"/>
+            </w:tcMar>
+          </w:tcPr>
+          <w:p>
+            <w:pPr>
+              <w:spacing w:after="0" w:line="320"/>
+            </w:pPr>
+            <w:r>
+              <w:rPr>
+                <w:rFonts w:ascii="Microsoft YaHei" w:cs="Microsoft YaHei" w:eastAsia="Microsoft YaHei" w:hAnsi="Microsoft YaHei"/>
+                <w:color w:val="333333"/>
+                <w:sz w:val="22"/>
+                <w:szCs w:val="22"/>
+              </w:rPr>
+              <w:t xml:space="preserve">——</w:t>
+            </w:r>
+          </w:p>
+        </w:tc>
+      </w:tr>
+      <w:tr>
+        <w:tc>
+          <w:tcPr>
+            <w:tcW w:type="dxa" w:w="1800"/>
+            <w:tcBorders>
+              <w:top w:val="single" w:color="C9DCCF" w:sz="1"/>
+              <w:left w:val="single" w:color="C9DCCF" w:sz="1"/>
+              <w:bottom w:val="single" w:color="C9DCCF" w:sz="1"/>
+              <w:right w:val="single" w:color="C9DCCF" w:sz="1"/>
+            </w:tcBorders>
+            <w:tcMar>
+              <w:top w:type="dxa" w:w="100"/>
+              <w:left w:type="dxa" w:w="120"/>
+              <w:bottom w:type="dxa" w:w="100"/>
+              <w:right w:type="dxa" w:w="120"/>
+            </w:tcMar>
+          </w:tcPr>
+          <w:p>
+            <w:pPr>
+              <w:spacing w:after="0" w:line="320"/>
+            </w:pPr>
+            <w:r>
+              <w:rPr>
+                <w:rFonts w:ascii="Microsoft YaHei" w:cs="Microsoft YaHei" w:eastAsia="Microsoft YaHei" w:hAnsi="Microsoft YaHei"/>
+                <w:color w:val="333333"/>
+                <w:sz w:val="22"/>
+                <w:szCs w:val="22"/>
+              </w:rPr>
+              <w:t xml:space="preserve">指认木槭</w:t>
+            </w:r>
+          </w:p>
+        </w:tc>
+        <w:tc>
+          <w:tcPr>
+            <w:tcW w:type="dxa" w:w="3700"/>
+            <w:tcBorders>
+              <w:top w:val="single" w:color="C9DCCF" w:sz="1"/>
+              <w:left w:val="single" w:color="C9DCCF" w:sz="1"/>
+              <w:bottom w:val="single" w:color="C9DCCF" w:sz="1"/>
+              <w:right w:val="single" w:color="C9DCCF" w:sz="1"/>
+            </w:tcBorders>
+            <w:tcMar>
+              <w:top w:type="dxa" w:w="100"/>
+              <w:left w:type="dxa" w:w="120"/>
+              <w:bottom w:type="dxa" w:w="100"/>
+              <w:right w:type="dxa" w:w="120"/>
+            </w:tcMar>
+          </w:tcPr>
+          <w:p>
+            <w:pPr>
+              <w:spacing w:after="0" w:line="320"/>
+            </w:pPr>
+            <w:r>
+              <w:rPr>
+                <w:rFonts w:ascii="Microsoft YaHei" w:cs="Microsoft YaHei" w:eastAsia="Microsoft YaHei" w:hAnsi="Microsoft YaHei"/>
+                <w:color w:val="333333"/>
+                <w:sz w:val="22"/>
+                <w:szCs w:val="22"/>
+              </w:rPr>
+              <w:t xml:space="preserve">⑪ 样本·错指木槭（错案：需木槭真实身份线索，其为被保护的 0415 本体，指认即 BAD END）</w:t>
+            </w:r>
+          </w:p>
+        </w:tc>
+        <w:tc>
+          <w:tcPr>
+            <w:tcW w:type="dxa" w:w="3300"/>
+            <w:tcBorders>
+              <w:top w:val="single" w:color="C9DCCF" w:sz="1"/>
+              <w:left w:val="single" w:color="C9DCCF" w:sz="1"/>
+              <w:bottom w:val="single" w:color="C9DCCF" w:sz="1"/>
+              <w:right w:val="single" w:color="C9DCCF" w:sz="1"/>
+            </w:tcBorders>
+            <w:tcMar>
+              <w:top w:type="dxa" w:w="100"/>
+              <w:left w:type="dxa" w:w="120"/>
+              <w:bottom w:type="dxa" w:w="100"/>
+              <w:right w:type="dxa" w:w="120"/>
+            </w:tcMar>
+          </w:tcPr>
+          <w:p>
+            <w:pPr>
+              <w:spacing w:after="0" w:line="320"/>
+            </w:pPr>
+            <w:r>
+              <w:rPr>
+                <w:rFonts w:ascii="Microsoft YaHei" w:cs="Microsoft YaHei" w:eastAsia="Microsoft YaHei" w:hAnsi="Microsoft YaHei"/>
+                <w:color w:val="333333"/>
+                <w:sz w:val="22"/>
+                <w:szCs w:val="22"/>
+              </w:rPr>
+              <w:t xml:space="preserve">——</w:t>
+            </w:r>
+          </w:p>
+        </w:tc>
+      </w:tr>
+      <w:tr>
+        <w:tc>
+          <w:tcPr>
+            <w:tcW w:type="dxa" w:w="1800"/>
+            <w:tcBorders>
+              <w:top w:val="single" w:color="C9DCCF" w:sz="1"/>
+              <w:left w:val="single" w:color="C9DCCF" w:sz="1"/>
+              <w:bottom w:val="single" w:color="C9DCCF" w:sz="1"/>
+              <w:right w:val="single" w:color="C9DCCF" w:sz="1"/>
+            </w:tcBorders>
+            <w:shd w:fill="EAF3EE" w:val="clear"/>
+            <w:tcMar>
+              <w:top w:type="dxa" w:w="100"/>
+              <w:left w:type="dxa" w:w="120"/>
+              <w:bottom w:type="dxa" w:w="100"/>
+              <w:right w:type="dxa" w:w="120"/>
+            </w:tcMar>
+          </w:tcPr>
+          <w:p>
+            <w:pPr>
+              <w:spacing w:after="0" w:line="320"/>
+            </w:pPr>
+            <w:r>
+              <w:rPr>
+                <w:rFonts w:ascii="Microsoft YaHei" w:cs="Microsoft YaHei" w:eastAsia="Microsoft YaHei" w:hAnsi="Microsoft YaHei"/>
+                <w:color w:val="333333"/>
+                <w:sz w:val="22"/>
+                <w:szCs w:val="22"/>
+              </w:rPr>
+              <w:t xml:space="preserve">指认旧尾花</w:t>
+            </w:r>
+          </w:p>
+        </w:tc>
+        <w:tc>
+          <w:tcPr>
+            <w:tcW w:type="dxa" w:w="3700"/>
+            <w:tcBorders>
+              <w:top w:val="single" w:color="C9DCCF" w:sz="1"/>
+              <w:left w:val="single" w:color="C9DCCF" w:sz="1"/>
+              <w:bottom w:val="single" w:color="C9DCCF" w:sz="1"/>
+              <w:right w:val="single" w:color="C9DCCF" w:sz="1"/>
+            </w:tcBorders>
+            <w:shd w:fill="EAF3EE" w:val="clear"/>
+            <w:tcMar>
+              <w:top w:type="dxa" w:w="100"/>
+              <w:left w:type="dxa" w:w="120"/>
+              <w:bottom w:type="dxa" w:w="100"/>
+              <w:right w:type="dxa" w:w="120"/>
+            </w:tcMar>
+          </w:tcPr>
+          <w:p>
+            <w:pPr>
+              <w:spacing w:after="0" w:line="320"/>
+            </w:pPr>
+            <w:r>
+              <w:rPr>
+                <w:rFonts w:ascii="Microsoft YaHei" w:cs="Microsoft YaHei" w:eastAsia="Microsoft YaHei" w:hAnsi="Microsoft YaHei"/>
+                <w:color w:val="333333"/>
+                <w:sz w:val="22"/>
+                <w:szCs w:val="22"/>
+              </w:rPr>
+              <w:t xml:space="preserve">⑫ 无瞳之眼闭上·错指旧尾花（错案：需无瞳之眼滤纸线索，其替病房区守秘密，指认即 BAD END）</w:t>
+            </w:r>
+          </w:p>
+        </w:tc>
+        <w:tc>
+          <w:tcPr>
+            <w:tcW w:type="dxa" w:w="3300"/>
+            <w:tcBorders>
+              <w:top w:val="single" w:color="C9DCCF" w:sz="1"/>
+              <w:left w:val="single" w:color="C9DCCF" w:sz="1"/>
+              <w:bottom w:val="single" w:color="C9DCCF" w:sz="1"/>
+              <w:right w:val="single" w:color="C9DCCF" w:sz="1"/>
+            </w:tcBorders>
+            <w:shd w:fill="EAF3EE" w:val="clear"/>
+            <w:tcMar>
+              <w:top w:type="dxa" w:w="100"/>
+              <w:left w:type="dxa" w:w="120"/>
+              <w:bottom w:type="dxa" w:w="100"/>
+              <w:right w:type="dxa" w:w="120"/>
+            </w:tcMar>
+          </w:tcPr>
+          <w:p>
+            <w:pPr>
+              <w:spacing w:after="0" w:line="320"/>
+            </w:pPr>
+            <w:r>
+              <w:rPr>
+                <w:rFonts w:ascii="Microsoft YaHei" w:cs="Microsoft YaHei" w:eastAsia="Microsoft YaHei" w:hAnsi="Microsoft YaHei"/>
+                <w:color w:val="333333"/>
+                <w:sz w:val="22"/>
+                <w:szCs w:val="22"/>
+              </w:rPr>
+              <w:t xml:space="preserve">——</w:t>
+            </w:r>
+          </w:p>
+        </w:tc>
+      </w:tr>
+      <w:tr>
+        <w:tc>
+          <w:tcPr>
+            <w:tcW w:type="dxa" w:w="1800"/>
+            <w:tcBorders>
+              <w:top w:val="single" w:color="C9DCCF" w:sz="1"/>
+              <w:left w:val="single" w:color="C9DCCF" w:sz="1"/>
+              <w:bottom w:val="single" w:color="C9DCCF" w:sz="1"/>
+              <w:right w:val="single" w:color="C9DCCF" w:sz="1"/>
+            </w:tcBorders>
+            <w:tcMar>
+              <w:top w:type="dxa" w:w="100"/>
+              <w:left w:type="dxa" w:w="120"/>
+              <w:bottom w:type="dxa" w:w="100"/>
+              <w:right w:type="dxa" w:w="120"/>
+            </w:tcMar>
+          </w:tcPr>
+          <w:p>
+            <w:pPr>
+              <w:spacing w:after="0" w:line="320"/>
+            </w:pPr>
+            <w:r>
+              <w:rPr>
+                <w:rFonts w:ascii="Microsoft YaHei" w:cs="Microsoft YaHei" w:eastAsia="Microsoft YaHei" w:hAnsi="Microsoft YaHei"/>
+                <w:color w:val="333333"/>
+                <w:sz w:val="22"/>
+                <w:szCs w:val="22"/>
+              </w:rPr>
               <w:t xml:space="preserve">指认木巳</w:t>
             </w:r>
           </w:p>
@@ -5982,7 +6272,6 @@
               <w:bottom w:val="single" w:color="C9DCCF" w:sz="1"/>
               <w:right w:val="single" w:color="C9DCCF" w:sz="1"/>
             </w:tcBorders>
-            <w:shd w:fill="EAF3EE" w:val="clear"/>
             <w:tcMar>
               <w:top w:type="dxa" w:w="100"/>
               <w:left w:type="dxa" w:w="120"/>
@@ -6014,7 +6303,6 @@
               <w:bottom w:val="single" w:color="C9DCCF" w:sz="1"/>
               <w:right w:val="single" w:color="C9DCCF" w:sz="1"/>
             </w:tcBorders>
-            <w:shd w:fill="EAF3EE" w:val="clear"/>
             <w:tcMar>
               <w:top w:type="dxa" w:w="100"/>
               <w:left w:type="dxa" w:w="120"/>

--- a/河谷疗养院案·完整攻略.new.docx
+++ b/河谷疗养院案·完整攻略.new.docx
@@ -4,508 +4,43 @@
   <w:body>
     <w:p>
       <w:pPr>
-        <w:pStyle w:val="Title"/>
+        <w:pStyle w:val="Heading1"/>
       </w:pPr>
       <w:r>
-        <w:t>河谷疗养院案 · 完整攻略</w:t>
-      </w:r>
-    </w:p>
-    <w:p>
-      <w:r>
-        <w:rPr>
-          <w:i/>
-          <w:color w:val="666666"/>
-        </w:rPr>
-        <w:t>⚠️ 本攻略包含全部剧透，包括真结局与所有谜底。想体验推理乐趣请先自行游玩。</w:t>
-      </w:r>
-    </w:p>
-    <w:p>
-      <w:r>
-        <w:rPr>
-          <w:i/>
-          <w:color w:val="666666"/>
-        </w:rPr>
-        <w:t>线上地址：https://que820.github.io/arg-rivervalley/ （存档自动保存在浏览器）</w:t>
-      </w:r>
-    </w:p>
-    <w:p>
-      <w:r>
-        <w:t>---</w:t>
+        <w:t>河谷疗养院案 · 完整攻略（全关键词对照版）</w:t>
       </w:r>
     </w:p>
     <w:p>
       <w:pPr>
-        <w:pStyle w:val="Heading1"/>
+        <w:ind w:left="360"/>
       </w:pPr>
       <w:r>
-        <w:t>〇、核心谜底速览（先看这个）</w:t>
-      </w:r>
-    </w:p>
-    <w:tbl>
-      <w:tblPr>
-        <w:tblStyle w:val="TableGrid"/>
-        <w:tblW w:type="auto" w:w="0"/>
-        <w:tblLook w:firstColumn="1" w:firstRow="1" w:lastColumn="0" w:lastRow="0" w:noHBand="0" w:noVBand="1" w:val="04A0"/>
-      </w:tblPr>
-      <w:tblGrid>
-        <w:gridCol w:w="4320"/>
-        <w:gridCol w:w="4320"/>
-      </w:tblGrid>
-      <w:tr>
-        <w:tc>
-          <w:tcPr>
-            <w:tcW w:type="dxa" w:w="4320"/>
-          </w:tcPr>
-          <w:p>
-            <w:r>
-              <w:rPr>
-                <w:b/>
-              </w:rPr>
-            </w:r>
-            <w:r>
-              <w:rPr>
-                <w:b/>
-              </w:rPr>
-              <w:t>谜团</w:t>
-            </w:r>
-          </w:p>
-        </w:tc>
-        <w:tc>
-          <w:tcPr>
-            <w:tcW w:type="dxa" w:w="4320"/>
-          </w:tcPr>
-          <w:p>
-            <w:r>
-              <w:rPr>
-                <w:b/>
-              </w:rPr>
-            </w:r>
-            <w:r>
-              <w:rPr>
-                <w:b/>
-              </w:rPr>
-              <w:t>答案</w:t>
-            </w:r>
-          </w:p>
-        </w:tc>
-      </w:tr>
-      <w:tr>
-        <w:tc>
-          <w:tcPr>
-            <w:tcW w:type="dxa" w:w="4320"/>
-          </w:tcPr>
-          <w:p>
-            <w:r/>
-            <w:r>
-              <w:t>密码（终端登录）</w:t>
-            </w:r>
-          </w:p>
-        </w:tc>
-        <w:tc>
-          <w:tcPr>
-            <w:tcW w:type="dxa" w:w="4320"/>
-          </w:tcPr>
-          <w:p>
-            <w:r/>
-            <w:r/>
-            <w:r>
-              <w:rPr>
-                <w:b/>
-              </w:rPr>
-              <w:t>ST17-0415</w:t>
-            </w:r>
-            <w:r/>
-          </w:p>
-        </w:tc>
-      </w:tr>
-      <w:tr>
-        <w:tc>
-          <w:tcPr>
-            <w:tcW w:type="dxa" w:w="4320"/>
-          </w:tcPr>
-          <w:p>
-            <w:r/>
-            <w:r>
-              <w:t>特因是谁</w:t>
-            </w:r>
-          </w:p>
-        </w:tc>
-        <w:tc>
-          <w:tcPr>
-            <w:tcW w:type="dxa" w:w="4320"/>
-          </w:tcPr>
-          <w:p>
-            <w:r/>
-            <w:r>
-              <w:t>特因 = 濯枝 = 木巳的</w:t>
-            </w:r>
-            <w:r>
-              <w:rPr>
-                <w:b/>
-              </w:rPr>
-              <w:t>亲女儿</w:t>
-            </w:r>
-            <w:r>
-              <w:t>（人格剥离后以"特因"身份回归）</w:t>
-            </w:r>
-          </w:p>
-        </w:tc>
-      </w:tr>
-      <w:tr>
-        <w:tc>
-          <w:tcPr>
-            <w:tcW w:type="dxa" w:w="4320"/>
-          </w:tcPr>
-          <w:p>
-            <w:r/>
-            <w:r>
-              <w:t>木槭是谁</w:t>
-            </w:r>
-          </w:p>
-        </w:tc>
-        <w:tc>
-          <w:tcPr>
-            <w:tcW w:type="dxa" w:w="4320"/>
-          </w:tcPr>
-          <w:p>
-            <w:r/>
-            <w:r>
-              <w:t>木槭 = 0415 = 木巳的</w:t>
-            </w:r>
-            <w:r>
-              <w:rPr>
-                <w:b/>
-              </w:rPr>
-              <w:t>领养养女</w:t>
-            </w:r>
-            <w:r>
-              <w:t>，被培养的下一任载体样本。</w:t>
-            </w:r>
-            <w:r>
-              <w:rPr>
-                <w:b/>
-              </w:rPr>
-              <w:t>木槭不是特因</w:t>
-            </w:r>
-            <w:r/>
-          </w:p>
-        </w:tc>
-      </w:tr>
-      <w:tr>
-        <w:tc>
-          <w:tcPr>
-            <w:tcW w:type="dxa" w:w="4320"/>
-          </w:tcPr>
-          <w:p>
-            <w:r/>
-            <w:r>
-              <w:t>凶手是谁</w:t>
-            </w:r>
-          </w:p>
-        </w:tc>
-        <w:tc>
-          <w:tcPr>
-            <w:tcW w:type="dxa" w:w="4320"/>
-          </w:tcPr>
-          <w:p>
-            <w:r/>
-            <w:r>
-              <w:t>没有凶手。木巳以自己的死布下揭露令格的局（True End 结论）</w:t>
-            </w:r>
-          </w:p>
-        </w:tc>
-      </w:tr>
-      <w:tr>
-        <w:tc>
-          <w:tcPr>
-            <w:tcW w:type="dxa" w:w="4320"/>
-          </w:tcPr>
-          <w:p>
-            <w:r/>
-            <w:r>
-              <w:t>死亡消息发送者</w:t>
-            </w:r>
-          </w:p>
-        </w:tc>
-        <w:tc>
-          <w:tcPr>
-            <w:tcW w:type="dxa" w:w="4320"/>
-          </w:tcPr>
-          <w:p>
-            <w:r/>
-            <w:r>
-              <w:t>柳莺——只是按与木巳的"旧约"定时发信的执行人，人没死</w:t>
-            </w:r>
-          </w:p>
-        </w:tc>
-      </w:tr>
-    </w:tbl>
-    <w:p>
-      <w:r>
-        <w:t>---</w:t>
+        <w:t>适用版本：story.json v15（含修复室=几居 / 濯枝名取自 Z-007 登记条）</w:t>
       </w:r>
     </w:p>
     <w:p>
       <w:pPr>
-        <w:pStyle w:val="Heading1"/>
+        <w:ind w:left="360"/>
       </w:pPr>
       <w:r>
-        <w:t>一、开局（门外阶段）</w:t>
-      </w:r>
-    </w:p>
-    <w:p>
-      <w:pPr>
-        <w:pStyle w:val="ListNumber"/>
-      </w:pPr>
-      <w:r>
-        <w:t xml:space="preserve"> 首页工作台 → 点 </w:t>
+        <w:t>本攻略按游戏实际流程顺序编写。</w:t>
       </w:r>
       <w:r>
         <w:rPr>
           <w:b/>
         </w:rPr>
-        <w:t>「🛰️ 罗伦萨的战术回传（7号房）」</w:t>
+        <w:t>「关键词」即界面上可点击的加粗字词</w:t>
       </w:r>
       <w:r>
-        <w:t>。</w:t>
+        <w:t>，点击后记入线索；线索会以「描述文字」的形式出现在分析板组合罗盘中，下文每条关键词后括注了它在罗盘里显示的文字，方便对照。</w:t>
       </w:r>
     </w:p>
     <w:p>
       <w:pPr>
-        <w:pStyle w:val="ListNumber"/>
+        <w:pStyle w:val="Heading2"/>
       </w:pPr>
       <w:r>
-        <w:t xml:space="preserve"> 在门外画面点击加粗关键词 </w:t>
-      </w:r>
-      <w:r>
-        <w:rPr>
-          <w:b/>
-        </w:rPr>
-        <w:t>「钥匙」</w:t>
-      </w:r>
-      <w:r>
-        <w:t xml:space="preserve"> → 获得线索【后门遗落的旧式黄铜钥匙】。</w:t>
-      </w:r>
-    </w:p>
-    <w:p>
-      <w:pPr>
-        <w:pStyle w:val="ListNumber"/>
-      </w:pPr>
-      <w:r>
-        <w:t xml:space="preserve"> 点链接 </w:t>
-      </w:r>
-      <w:r>
-        <w:rPr>
-          <w:b/>
-        </w:rPr>
-        <w:t>「🚪 检视钥匙后，让罗伦萨进入河谷疗养院」</w:t>
-      </w:r>
-      <w:r>
-        <w:t xml:space="preserve"> 进入室内。</w:t>
-      </w:r>
-    </w:p>
-    <w:p>
-      <w:pPr>
-        <w:pStyle w:val="Heading1"/>
-      </w:pPr>
-      <w:r>
-        <w:t>二、室内现场（收集 6 条线索）</w:t>
-      </w:r>
-    </w:p>
-    <w:p>
-      <w:r>
-        <w:t>依次点击回传画面里的加粗关键词：</w:t>
-      </w:r>
-    </w:p>
-    <w:tbl>
-      <w:tblPr>
-        <w:tblStyle w:val="TableGrid"/>
-        <w:tblW w:type="auto" w:w="0"/>
-        <w:tblLook w:firstColumn="1" w:firstRow="1" w:lastColumn="0" w:lastRow="0" w:noHBand="0" w:noVBand="1" w:val="04A0"/>
-      </w:tblPr>
-      <w:tblGrid>
-        <w:gridCol w:w="4320"/>
-        <w:gridCol w:w="4320"/>
-      </w:tblGrid>
-      <w:tr>
-        <w:tc>
-          <w:tcPr>
-            <w:tcW w:type="dxa" w:w="4320"/>
-          </w:tcPr>
-          <w:p>
-            <w:r>
-              <w:rPr>
-                <w:b/>
-              </w:rPr>
-            </w:r>
-            <w:r>
-              <w:rPr>
-                <w:b/>
-              </w:rPr>
-              <w:t>点击</w:t>
-            </w:r>
-          </w:p>
-        </w:tc>
-        <w:tc>
-          <w:tcPr>
-            <w:tcW w:type="dxa" w:w="4320"/>
-          </w:tcPr>
-          <w:p>
-            <w:r>
-              <w:rPr>
-                <w:b/>
-              </w:rPr>
-            </w:r>
-            <w:r>
-              <w:rPr>
-                <w:b/>
-              </w:rPr>
-              <w:t>线索</w:t>
-            </w:r>
-          </w:p>
-        </w:tc>
-      </w:tr>
-      <w:tr>
-        <w:tc>
-          <w:tcPr>
-            <w:tcW w:type="dxa" w:w="4320"/>
-          </w:tcPr>
-          <w:p>
-            <w:r/>
-            <w:r>
-              <w:t>尸体的状态：异常物理特征</w:t>
-            </w:r>
-          </w:p>
-        </w:tc>
-        <w:tc>
-          <w:tcPr>
-            <w:tcW w:type="dxa" w:w="4320"/>
-          </w:tcPr>
-          <w:p>
-            <w:r/>
-            <w:r>
-              <w:t>7号房的「尸体」</w:t>
-            </w:r>
-          </w:p>
-        </w:tc>
-      </w:tr>
-      <w:tr>
-        <w:tc>
-          <w:tcPr>
-            <w:tcW w:type="dxa" w:w="4320"/>
-          </w:tcPr>
-          <w:p>
-            <w:r/>
-            <w:r>
-              <w:t>一串重度磨损的男式鞋印</w:t>
-            </w:r>
-          </w:p>
-        </w:tc>
-        <w:tc>
-          <w:tcPr>
-            <w:tcW w:type="dxa" w:w="4320"/>
-          </w:tcPr>
-          <w:p>
-            <w:r/>
-            <w:r>
-              <w:t>窗沿残留的重度磨损鞋印</w:t>
-            </w:r>
-          </w:p>
-        </w:tc>
-      </w:tr>
-      <w:tr>
-        <w:tc>
-          <w:tcPr>
-            <w:tcW w:type="dxa" w:w="4320"/>
-          </w:tcPr>
-          <w:p>
-            <w:r/>
-            <w:r>
-              <w:t>与记忆工程学有关的书：违禁典籍</w:t>
-            </w:r>
-          </w:p>
-        </w:tc>
-        <w:tc>
-          <w:tcPr>
-            <w:tcW w:type="dxa" w:w="4320"/>
-          </w:tcPr>
-          <w:p>
-            <w:r/>
-            <w:r>
-              <w:t>记忆工程学典籍夹层里的索引页</w:t>
-            </w:r>
-          </w:p>
-        </w:tc>
-      </w:tr>
-      <w:tr>
-        <w:tc>
-          <w:tcPr>
-            <w:tcW w:type="dxa" w:w="4320"/>
-          </w:tcPr>
-          <w:p>
-            <w:r/>
-            <w:r>
-              <w:t>一张被撕碎又用绝缘胶带强行拼起的合照</w:t>
-            </w:r>
-          </w:p>
-        </w:tc>
-        <w:tc>
-          <w:tcPr>
-            <w:tcW w:type="dxa" w:w="4320"/>
-          </w:tcPr>
-          <w:p>
-            <w:r/>
-            <w:r>
-              <w:t>拼合的旧相纸（被撕碎的合照）</w:t>
-            </w:r>
-          </w:p>
-        </w:tc>
-      </w:tr>
-      <w:tr>
-        <w:tc>
-          <w:tcPr>
-            <w:tcW w:type="dxa" w:w="4320"/>
-          </w:tcPr>
-          <w:p>
-            <w:r/>
-            <w:r>
-              <w:t>一台还闪烁着加密波段的通讯终端</w:t>
-            </w:r>
-          </w:p>
-        </w:tc>
-        <w:tc>
-          <w:tcPr>
-            <w:tcW w:type="dxa" w:w="4320"/>
-          </w:tcPr>
-          <w:p>
-            <w:r/>
-            <w:r>
-              <w:t>木巳生前防追踪通讯终端</w:t>
-            </w:r>
-          </w:p>
-        </w:tc>
-      </w:tr>
-    </w:tbl>
-    <w:p>
-      <w:pPr>
-        <w:pStyle w:val="Heading1"/>
-      </w:pPr>
-      <w:r>
-        <w:t>三、罗伦萨战术频道（对话解锁阶段）</w:t>
-      </w:r>
-    </w:p>
-    <w:p>
-      <w:r>
-        <w:t xml:space="preserve">进入 </w:t>
-      </w:r>
-      <w:r>
-        <w:rPr>
-          <w:b/>
-        </w:rPr>
-        <w:t>「📡 罗伦萨·战术频道（加密通讯）」</w:t>
-      </w:r>
-      <w:r>
-        <w:t>，输入/点击关键词提问：</w:t>
+        <w:t>〇、开局必读</w:t>
       </w:r>
     </w:p>
     <w:p>
@@ -513,16 +48,13 @@
         <w:pStyle w:val="ListBullet"/>
       </w:pPr>
       <w:r>
-        <w:t xml:space="preserve">先问 </w:t>
-      </w:r>
-      <w:r>
         <w:rPr>
           <w:b/>
         </w:rPr>
-        <w:t>「现场情况」</w:t>
+        <w:t>最终密码</w:t>
       </w:r>
       <w:r>
-        <w:t xml:space="preserve"> → 他正式接手案情（解锁 f_told，后续话题全部打开）。</w:t>
+        <w:t>：`ST17-0415`（解锁木巳的通讯终端）</w:t>
       </w:r>
     </w:p>
     <w:p>
@@ -530,16 +62,13 @@
         <w:pStyle w:val="ListBullet"/>
       </w:pPr>
       <w:r>
-        <w:t>有对应线索后可问：</w:t>
-      </w:r>
-      <w:r>
         <w:rPr>
           <w:b/>
         </w:rPr>
-        <w:t>「窗沿的鞋印」「合照上的女人」「木巳的真正死因」「打斗痕迹」「倒计时装置」「ST-17磁带」「理事会档案库」（→解锁档案库回访入口）</w:t>
+        <w:t>总目标</w:t>
       </w:r>
       <w:r>
-        <w:t xml:space="preserve"> 等。</w:t>
+        <w:t>：集齐 36 条线索（进度 100%），拼完全部 13 个组合，进入真相档案库后触发隐藏判词「指认木巳」→ 真结局。</w:t>
       </w:r>
     </w:p>
     <w:p>
@@ -547,7 +76,13 @@
         <w:pStyle w:val="ListBullet"/>
       </w:pPr>
       <w:r>
-        <w:t>闲聊话题（「你怎么认识木巳的」「木巳的为人」「谈谈特因」「木槭这个孩子」「柳莺是什么人」「你觉得谁可疑」「接下来怎么办」等）都值得问一遍，含人物关系背景。</w:t>
+        <w:rPr>
+          <w:b/>
+        </w:rPr>
+        <w:t>组合罗盘</w:t>
+      </w:r>
+      <w:r>
+        <w:t>：凑够线索后回「调查工作台」，在分析板选两条线索按【组合】。拼错了会有提示语指路。</w:t>
       </w:r>
     </w:p>
     <w:p>
@@ -555,1469 +90,29 @@
         <w:pStyle w:val="ListBullet"/>
       </w:pPr>
       <w:r>
-        <w:t xml:space="preserve">问 </w:t>
-      </w:r>
-      <w:r>
         <w:rPr>
           <w:b/>
         </w:rPr>
-        <w:t>「通讯记录」</w:t>
+        <w:t>判词不可撤销</w:t>
       </w:r>
       <w:r>
-        <w:t>：罗伦萨沉默良久后松口——木巳每封威胁短信都回了，一条不落。</w:t>
+        <w:t>：最终章指认谁就直接进对应结局，指认前请先确认线索收集度。</w:t>
       </w:r>
     </w:p>
     <w:p>
       <w:pPr>
-        <w:pStyle w:val="Heading1"/>
+        <w:pStyle w:val="Heading2"/>
       </w:pPr>
       <w:r>
-        <w:t>四、档案库（T-001 特蕾莎实验线）</w:t>
+        <w:t>一、全 36 条关键词（线索）获得总表</w:t>
       </w:r>
     </w:p>
     <w:p>
       <w:pPr>
-        <w:pStyle w:val="ListNumber"/>
+        <w:pStyle w:val="Heading3"/>
       </w:pPr>
       <w:r>
-        <w:t xml:space="preserve"> 工作台点 </w:t>
-      </w:r>
-      <w:r>
-        <w:rPr>
-          <w:b/>
-        </w:rPr>
-        <w:t>「🗄️ 档案库·暗线检索」</w:t>
-      </w:r>
-      <w:r>
-        <w:t xml:space="preserve"> → 打开 T-001 档案。</w:t>
-      </w:r>
-    </w:p>
-    <w:p>
-      <w:pPr>
-        <w:pStyle w:val="ListNumber"/>
-      </w:pPr>
-      <w:r>
-        <w:t xml:space="preserve"> 点击 </w:t>
-      </w:r>
-      <w:r>
-        <w:rPr>
-          <w:b/>
-        </w:rPr>
-        <w:t>「被高分子涂料抹除的名字」</w:t>
-      </w:r>
-      <w:r>
-        <w:t xml:space="preserve"> → 线索【被高分子涂料抹除的代号】。</w:t>
-      </w:r>
-    </w:p>
-    <w:p>
-      <w:pPr>
-        <w:pStyle w:val="ListNumber"/>
-      </w:pPr>
-      <w:r>
-        <w:t xml:space="preserve"> 档案库调查链里打开 </w:t>
-      </w:r>
-      <w:r>
-        <w:rPr>
-          <w:b/>
-        </w:rPr>
-        <w:t>「濯枝实验 Z-007」</w:t>
-      </w:r>
-      <w:r>
-        <w:t xml:space="preserve">（n_zhuizhi），点页内加粗的 </w:t>
-      </w:r>
-      <w:r>
-        <w:rPr>
-          <w:b/>
-        </w:rPr>
-        <w:t>「样本编号：0415」</w:t>
-      </w:r>
-      <w:r>
-        <w:t xml:space="preserve">（z_code）和 </w:t>
-      </w:r>
-      <w:r>
-        <w:rPr>
-          <w:b/>
-        </w:rPr>
-        <w:t>「木巳的批注」</w:t>
-      </w:r>
-      <w:r>
-        <w:t>（z_note）。</w:t>
-      </w:r>
-    </w:p>
-    <w:p>
-      <w:pPr>
-        <w:pStyle w:val="ListNumber"/>
-      </w:pPr>
-      <w:r>
-        <w:t xml:space="preserve"> </w:t>
-      </w:r>
-      <w:r>
-        <w:rPr>
-          <w:b/>
-        </w:rPr>
-        <w:t>「特蕾莎实验·下卷」（n_theresa2）在终端解锁后的成功页</w:t>
-      </w:r>
-      <w:r>
-        <w:t>获得。</w:t>
-      </w:r>
-    </w:p>
-    <w:p>
-      <w:pPr>
-        <w:pStyle w:val="Heading1"/>
-      </w:pPr>
-      <w:r>
-        <w:t>五、木巳的设备 · 通讯终端（通讯记录线）</w:t>
-      </w:r>
-    </w:p>
-    <w:p>
-      <w:pPr>
-        <w:pStyle w:val="ListNumber"/>
-      </w:pPr>
-      <w:r>
-        <w:t xml:space="preserve"> 工作台点 </w:t>
-      </w:r>
-      <w:r>
-        <w:rPr>
-          <w:b/>
-        </w:rPr>
-        <w:t>「📱 木巳的设备 · 通讯终端」</w:t>
-      </w:r>
-      <w:r>
-        <w:t xml:space="preserve"> → 解锁联系人列表。</w:t>
-      </w:r>
-    </w:p>
-    <w:p>
-      <w:pPr>
-        <w:pStyle w:val="ListNumber"/>
-      </w:pPr>
-      <w:r>
-        <w:t xml:space="preserve"> 逐个联系人操作：</w:t>
-      </w:r>
-    </w:p>
-    <w:tbl>
-      <w:tblPr>
-        <w:tblStyle w:val="TableGrid"/>
-        <w:tblW w:type="auto" w:w="0"/>
-        <w:tblLook w:firstColumn="1" w:firstRow="1" w:lastColumn="0" w:lastRow="0" w:noHBand="0" w:noVBand="1" w:val="04A0"/>
-      </w:tblPr>
-      <w:tblGrid>
-        <w:gridCol w:w="2880"/>
-        <w:gridCol w:w="2880"/>
-        <w:gridCol w:w="2880"/>
-      </w:tblGrid>
-      <w:tr>
-        <w:tc>
-          <w:tcPr>
-            <w:tcW w:type="dxa" w:w="2880"/>
-          </w:tcPr>
-          <w:p>
-            <w:r>
-              <w:rPr>
-                <w:b/>
-              </w:rPr>
-            </w:r>
-            <w:r>
-              <w:rPr>
-                <w:b/>
-              </w:rPr>
-              <w:t>联系人</w:t>
-            </w:r>
-          </w:p>
-        </w:tc>
-        <w:tc>
-          <w:tcPr>
-            <w:tcW w:type="dxa" w:w="2880"/>
-          </w:tcPr>
-          <w:p>
-            <w:r>
-              <w:rPr>
-                <w:b/>
-              </w:rPr>
-            </w:r>
-            <w:r>
-              <w:rPr>
-                <w:b/>
-              </w:rPr>
-              <w:t>操作</w:t>
-            </w:r>
-          </w:p>
-        </w:tc>
-        <w:tc>
-          <w:tcPr>
-            <w:tcW w:type="dxa" w:w="2880"/>
-          </w:tcPr>
-          <w:p>
-            <w:r>
-              <w:rPr>
-                <w:b/>
-              </w:rPr>
-            </w:r>
-            <w:r>
-              <w:rPr>
-                <w:b/>
-              </w:rPr>
-              <w:t>收获</w:t>
-            </w:r>
-          </w:p>
-        </w:tc>
-      </w:tr>
-      <w:tr>
-        <w:tc>
-          <w:tcPr>
-            <w:tcW w:type="dxa" w:w="2880"/>
-          </w:tcPr>
-          <w:p>
-            <w:r/>
-            <w:r>
-              <w:t>南曲</w:t>
-            </w:r>
-          </w:p>
-        </w:tc>
-        <w:tc>
-          <w:tcPr>
-            <w:tcW w:type="dxa" w:w="2880"/>
-          </w:tcPr>
-          <w:p>
-            <w:r/>
-            <w:r>
-              <w:t>调取与南曲相关的档案（需鞋印+钥匙）</w:t>
-            </w:r>
-          </w:p>
-        </w:tc>
-        <w:tc>
-          <w:tcPr>
-            <w:tcW w:type="dxa" w:w="2880"/>
-          </w:tcPr>
-          <w:p>
-            <w:r/>
-            <w:r>
-              <w:t>南曲·失窃的一页（n_nanqu）</w:t>
-            </w:r>
-          </w:p>
-        </w:tc>
-      </w:tr>
-      <w:tr>
-        <w:tc>
-          <w:tcPr>
-            <w:tcW w:type="dxa" w:w="2880"/>
-          </w:tcPr>
-          <w:p>
-            <w:r/>
-            <w:r>
-              <w:t>黑泽医院</w:t>
-            </w:r>
-          </w:p>
-        </w:tc>
-        <w:tc>
-          <w:tcPr>
-            <w:tcW w:type="dxa" w:w="2880"/>
-          </w:tcPr>
-          <w:p>
-            <w:r/>
-            <w:r>
-              <w:t>翻查历史账单 → 细看体检单收件人一栏</w:t>
-            </w:r>
-          </w:p>
-        </w:tc>
-        <w:tc>
-          <w:tcPr>
-            <w:tcW w:type="dxa" w:w="2880"/>
-          </w:tcPr>
-          <w:p>
-            <w:r/>
-            <w:r>
-              <w:t>heizei_reply + heizei_code（0415 编号）</w:t>
-            </w:r>
-          </w:p>
-        </w:tc>
-      </w:tr>
-      <w:tr>
-        <w:tc>
-          <w:tcPr>
-            <w:tcW w:type="dxa" w:w="2880"/>
-          </w:tcPr>
-          <w:p>
-            <w:r/>
-            <w:r>
-              <w:t>？？？·已删除的会话</w:t>
-            </w:r>
-          </w:p>
-        </w:tc>
-        <w:tc>
-          <w:tcPr>
-            <w:tcW w:type="dxa" w:w="2880"/>
-          </w:tcPr>
-          <w:p>
-            <w:r/>
-            <w:r>
-              <w:t>调取缓存残片</w:t>
-            </w:r>
-          </w:p>
-        </w:tc>
-        <w:tc>
-          <w:tcPr>
-            <w:tcW w:type="dxa" w:w="2880"/>
-          </w:tcPr>
-          <w:p>
-            <w:r/>
-            <w:r>
-              <w:t>f_cache（载体投射失败记录）</w:t>
-            </w:r>
-          </w:p>
-        </w:tc>
-      </w:tr>
-      <w:tr>
-        <w:tc>
-          <w:tcPr>
-            <w:tcW w:type="dxa" w:w="2880"/>
-          </w:tcPr>
-          <w:p>
-            <w:r/>
-            <w:r>
-              <w:t>？？？·陌生号码</w:t>
-            </w:r>
-          </w:p>
-        </w:tc>
-        <w:tc>
-          <w:tcPr>
-            <w:tcW w:type="dxa" w:w="2880"/>
-          </w:tcPr>
-          <w:p>
-            <w:r/>
-            <w:r>
-              <w:t>追溯号码归属</w:t>
-            </w:r>
-          </w:p>
-        </w:tc>
-        <w:tc>
-          <w:tcPr>
-            <w:tcW w:type="dxa" w:w="2880"/>
-          </w:tcPr>
-          <w:p>
-            <w:r/>
-            <w:r>
-              <w:t>f_stranger（疗养院内部线路）</w:t>
-            </w:r>
-          </w:p>
-        </w:tc>
-      </w:tr>
-      <w:tr>
-        <w:tc>
-          <w:tcPr>
-            <w:tcW w:type="dxa" w:w="2880"/>
-          </w:tcPr>
-          <w:p>
-            <w:r/>
-            <w:r>
-              <w:t>？？？·威胁短信</w:t>
-            </w:r>
-          </w:p>
-        </w:tc>
-        <w:tc>
-          <w:tcPr>
-            <w:tcW w:type="dxa" w:w="2880"/>
-          </w:tcPr>
-          <w:p>
-            <w:r/>
-            <w:r>
-              <w:t>调取木巳的回复记录（需已解锁终端并问过"通讯记录"）</w:t>
-            </w:r>
-          </w:p>
-        </w:tc>
-        <w:tc>
-          <w:tcPr>
-            <w:tcW w:type="dxa" w:w="2880"/>
-          </w:tcPr>
-          <w:p>
-            <w:r/>
-            <w:r>
-              <w:t>反常威胁短信（n_threat）</w:t>
-            </w:r>
-          </w:p>
-        </w:tc>
-      </w:tr>
-      <w:tr>
-        <w:tc>
-          <w:tcPr>
-            <w:tcW w:type="dxa" w:w="2880"/>
-          </w:tcPr>
-          <w:p>
-            <w:r/>
-            <w:r>
-              <w:t>柳莺</w:t>
-            </w:r>
-          </w:p>
-        </w:tc>
-        <w:tc>
-          <w:tcPr>
-            <w:tcW w:type="dxa" w:w="2880"/>
-          </w:tcPr>
-          <w:p>
-            <w:r/>
-            <w:r>
-              <w:t>调取与柳莺相关的档案</w:t>
-            </w:r>
-          </w:p>
-        </w:tc>
-        <w:tc>
-          <w:tcPr>
-            <w:tcW w:type="dxa" w:w="2880"/>
-          </w:tcPr>
-          <w:p>
-            <w:r/>
-            <w:r>
-              <w:t>柳莺·加密波段中的旧约（n_lingying）</w:t>
-            </w:r>
-          </w:p>
-        </w:tc>
-      </w:tr>
-      <w:tr>
-        <w:tc>
-          <w:tcPr>
-            <w:tcW w:type="dxa" w:w="2880"/>
-          </w:tcPr>
-          <w:p>
-            <w:r/>
-            <w:r>
-              <w:t>罗伦萨</w:t>
-            </w:r>
-          </w:p>
-        </w:tc>
-        <w:tc>
-          <w:tcPr>
-            <w:tcW w:type="dxa" w:w="2880"/>
-          </w:tcPr>
-          <w:p>
-            <w:r/>
-            <w:r>
-              <w:t xml:space="preserve">点开 → </w:t>
-            </w:r>
-            <w:r>
-              <w:rPr>
-                <w:b/>
-              </w:rPr>
-              <w:t>再试一次</w:t>
-            </w:r>
-            <w:r>
-              <w:t xml:space="preserve"> → 「南曲的档案里，出现了你的名字。」</w:t>
-            </w:r>
-          </w:p>
-        </w:tc>
-        <w:tc>
-          <w:tcPr>
-            <w:tcW w:type="dxa" w:w="2880"/>
-          </w:tcPr>
-          <w:p>
-            <w:r/>
-            <w:r>
-              <w:t>三连点后解锁实时频道</w:t>
-            </w:r>
-          </w:p>
-        </w:tc>
-      </w:tr>
-    </w:tbl>
-    <w:p>
-      <w:pPr>
-        <w:pStyle w:val="Heading1"/>
-      </w:pPr>
-      <w:r>
-        <w:t>六、终端密码（n_login）</w:t>
-      </w:r>
-    </w:p>
-    <w:p>
-      <w:r>
-        <w:t>在设备页进入解密入口，输入：</w:t>
-      </w:r>
-    </w:p>
-    <w:p>
-      <w:r>
-        <w:rPr>
-          <w:i/>
-          <w:color w:val="666666"/>
-        </w:rPr>
-      </w:r>
-      <w:r>
-        <w:rPr>
-          <w:b/>
-          <w:i/>
-          <w:color w:val="666666"/>
-        </w:rPr>
-        <w:t>ST17-0415</w:t>
-      </w:r>
-      <w:r>
-        <w:rPr>
-          <w:i/>
-          <w:color w:val="666666"/>
-        </w:rPr>
-        <w:t>（也可输 ST170415，自动容忍连字符/大小写）</w:t>
-      </w:r>
-    </w:p>
-    <w:p>
-      <w:r>
-        <w:t>破译逻辑：</w:t>
-      </w:r>
-      <w:r>
-        <w:rPr>
-          <w:b/>
-        </w:rPr>
-        <w:t>ST-17</w:t>
-      </w:r>
-      <w:r>
-        <w:t xml:space="preserve"> = 木巳代号"献祭之树（Sacrifice Tree）-17"与潜伏年数；</w:t>
-      </w:r>
-      <w:r>
-        <w:rPr>
-          <w:b/>
-        </w:rPr>
-        <w:t>0415</w:t>
-      </w:r>
-      <w:r>
-        <w:t xml:space="preserve"> = 濯枝人格剥离档案上的样本编号。解锁后可反复回访终端和通讯记录。</w:t>
-      </w:r>
-    </w:p>
-    <w:p>
-      <w:pPr>
-        <w:pStyle w:val="Heading1"/>
-      </w:pPr>
-      <w:r>
-        <w:t>七、分析板 · 九次拼合（核心解谜）</w:t>
-      </w:r>
-    </w:p>
-    <w:p>
-      <w:r>
-        <w:t>在分析板把指定两条线索拖到一起：</w:t>
-      </w:r>
-    </w:p>
-    <w:tbl>
-      <w:tblPr>
-        <w:tblStyle w:val="TableGrid"/>
-        <w:tblW w:type="auto" w:w="0"/>
-        <w:tblLook w:firstColumn="1" w:firstRow="1" w:lastColumn="0" w:lastRow="0" w:noHBand="0" w:noVBand="1" w:val="04A0"/>
-      </w:tblPr>
-      <w:tblGrid>
-        <w:gridCol w:w="2880"/>
-        <w:gridCol w:w="2880"/>
-        <w:gridCol w:w="2880"/>
-      </w:tblGrid>
-      <w:tr>
-        <w:tc>
-          <w:tcPr>
-            <w:tcW w:type="dxa" w:w="2880"/>
-          </w:tcPr>
-          <w:p>
-            <w:r>
-              <w:rPr>
-                <w:b/>
-              </w:rPr>
-            </w:r>
-            <w:r>
-              <w:rPr>
-                <w:b/>
-              </w:rPr>
-              <w:t>组合</w:t>
-            </w:r>
-          </w:p>
-        </w:tc>
-        <w:tc>
-          <w:tcPr>
-            <w:tcW w:type="dxa" w:w="2880"/>
-          </w:tcPr>
-          <w:p>
-            <w:r>
-              <w:rPr>
-                <w:b/>
-              </w:rPr>
-            </w:r>
-            <w:r>
-              <w:rPr>
-                <w:b/>
-              </w:rPr>
-              <w:t>线索A + 线索B</w:t>
-            </w:r>
-          </w:p>
-        </w:tc>
-        <w:tc>
-          <w:tcPr>
-            <w:tcW w:type="dxa" w:w="2880"/>
-          </w:tcPr>
-          <w:p>
-            <w:r>
-              <w:rPr>
-                <w:b/>
-              </w:rPr>
-            </w:r>
-            <w:r>
-              <w:rPr>
-                <w:b/>
-              </w:rPr>
-              <w:t>得出</w:t>
-            </w:r>
-          </w:p>
-        </w:tc>
-      </w:tr>
-      <w:tr>
-        <w:tc>
-          <w:tcPr>
-            <w:tcW w:type="dxa" w:w="2880"/>
-          </w:tcPr>
-          <w:p>
-            <w:r/>
-            <w:r>
-              <w:t>涂黑的名字</w:t>
-            </w:r>
-          </w:p>
-        </w:tc>
-        <w:tc>
-          <w:tcPr>
-            <w:tcW w:type="dxa" w:w="2880"/>
-          </w:tcPr>
-          <w:p>
-            <w:r/>
-            <w:r>
-              <w:t>被抹除的代号 + 拼合的旧相纸</w:t>
-            </w:r>
-          </w:p>
-        </w:tc>
-        <w:tc>
-          <w:tcPr>
-            <w:tcW w:type="dxa" w:w="2880"/>
-          </w:tcPr>
-          <w:p>
-            <w:r/>
-            <w:r>
-              <w:t>特蕾莎＝几居</w:t>
-            </w:r>
-          </w:p>
-        </w:tc>
-      </w:tr>
-      <w:tr>
-        <w:tc>
-          <w:tcPr>
-            <w:tcW w:type="dxa" w:w="2880"/>
-          </w:tcPr>
-          <w:p>
-            <w:r/>
-            <w:r>
-              <w:t>镜像关系</w:t>
-            </w:r>
-          </w:p>
-        </w:tc>
-        <w:tc>
-          <w:tcPr>
-            <w:tcW w:type="dxa" w:w="2880"/>
-          </w:tcPr>
-          <w:p>
-            <w:r/>
-            <w:r>
-              <w:t>特蕾莎实验·下卷 + 濯枝实验截断数据</w:t>
-            </w:r>
-          </w:p>
-        </w:tc>
-        <w:tc>
-          <w:tcPr>
-            <w:tcW w:type="dxa" w:w="2880"/>
-          </w:tcPr>
-          <w:p>
-            <w:r/>
-            <w:r>
-              <w:t>两实验互为镜像</w:t>
-            </w:r>
-          </w:p>
-        </w:tc>
-      </w:tr>
-      <w:tr>
-        <w:tc>
-          <w:tcPr>
-            <w:tcW w:type="dxa" w:w="2880"/>
-          </w:tcPr>
-          <w:p>
-            <w:r/>
-            <w:r/>
-            <w:r>
-              <w:rPr>
-                <w:b/>
-              </w:rPr>
-              <w:t>特因的来历</w:t>
-            </w:r>
-            <w:r/>
-          </w:p>
-        </w:tc>
-        <w:tc>
-          <w:tcPr>
-            <w:tcW w:type="dxa" w:w="2880"/>
-          </w:tcPr>
-          <w:p>
-            <w:r/>
-            <w:r>
-              <w:t>木巳的手写批注（濯枝档案页）+ 南曲·失窃的一页</w:t>
-            </w:r>
-          </w:p>
-        </w:tc>
-        <w:tc>
-          <w:tcPr>
-            <w:tcW w:type="dxa" w:w="2880"/>
-          </w:tcPr>
-          <w:p>
-            <w:r/>
-            <w:r/>
-            <w:r>
-              <w:rPr>
-                <w:b/>
-              </w:rPr>
-              <w:t>特因＝濯枝＝亲女儿</w:t>
-            </w:r>
-            <w:r>
-              <w:t>（旗标 f_tein_origin，关键！）</w:t>
-            </w:r>
-          </w:p>
-        </w:tc>
-      </w:tr>
-      <w:tr>
-        <w:tc>
-          <w:tcPr>
-            <w:tcW w:type="dxa" w:w="2880"/>
-          </w:tcPr>
-          <w:p>
-            <w:r/>
-            <w:r>
-              <w:t>钥匙与鞋印</w:t>
-            </w:r>
-          </w:p>
-        </w:tc>
-        <w:tc>
-          <w:tcPr>
-            <w:tcW w:type="dxa" w:w="2880"/>
-          </w:tcPr>
-          <w:p>
-            <w:r/>
-            <w:r>
-              <w:t>黄铜钥匙 + 鞋印</w:t>
-            </w:r>
-          </w:p>
-        </w:tc>
-        <w:tc>
-          <w:tcPr>
-            <w:tcW w:type="dxa" w:w="2880"/>
-          </w:tcPr>
-          <w:p>
-            <w:r/>
-            <w:r>
-              <w:t>有人从后门来过（f_keyprint）</w:t>
-            </w:r>
-          </w:p>
-        </w:tc>
-      </w:tr>
-      <w:tr>
-        <w:tc>
-          <w:tcPr>
-            <w:tcW w:type="dxa" w:w="2880"/>
-          </w:tcPr>
-          <w:p>
-            <w:r/>
-            <w:r>
-              <w:t>死亡消息的真正发件人</w:t>
-            </w:r>
-          </w:p>
-        </w:tc>
-        <w:tc>
-          <w:tcPr>
-            <w:tcW w:type="dxa" w:w="2880"/>
-          </w:tcPr>
-          <w:p>
-            <w:r/>
-            <w:r>
-              <w:t>五年缴费记录 + 柳莺的旧约</w:t>
-            </w:r>
-          </w:p>
-        </w:tc>
-        <w:tc>
-          <w:tcPr>
-            <w:tcW w:type="dxa" w:w="2880"/>
-          </w:tcPr>
-          <w:p>
-            <w:r/>
-            <w:r>
-              <w:t>柳莺只是执行者（f_death）</w:t>
-            </w:r>
-          </w:p>
-        </w:tc>
-      </w:tr>
-      <w:tr>
-        <w:tc>
-          <w:tcPr>
-            <w:tcW w:type="dxa" w:w="2880"/>
-          </w:tcPr>
-          <w:p>
-            <w:r/>
-            <w:r>
-              <w:t>威胁信号的发信源</w:t>
-            </w:r>
-          </w:p>
-        </w:tc>
-        <w:tc>
-          <w:tcPr>
-            <w:tcW w:type="dxa" w:w="2880"/>
-          </w:tcPr>
-          <w:p>
-            <w:r/>
-            <w:r>
-              <w:t>威胁短信 + 样本编号0415</w:t>
-            </w:r>
-          </w:p>
-        </w:tc>
-        <w:tc>
-          <w:tcPr>
-            <w:tcW w:type="dxa" w:w="2880"/>
-          </w:tcPr>
-          <w:p>
-            <w:r/>
-            <w:r>
-              <w:t>信号呼唤 0415 → 得知密码</w:t>
-            </w:r>
-          </w:p>
-        </w:tc>
-      </w:tr>
-      <w:tr>
-        <w:tc>
-          <w:tcPr>
-            <w:tcW w:type="dxa" w:w="2880"/>
-          </w:tcPr>
-          <w:p>
-            <w:r/>
-            <w:r/>
-            <w:r>
-              <w:rPr>
-                <w:b/>
-              </w:rPr>
-              <w:t>迟到五年的名字</w:t>
-            </w:r>
-            <w:r/>
-          </w:p>
-        </w:tc>
-        <w:tc>
-          <w:tcPr>
-            <w:tcW w:type="dxa" w:w="2880"/>
-          </w:tcPr>
-          <w:p>
-            <w:r/>
-            <w:r>
-              <w:t>木巳的录音带 + 修复室还原的字</w:t>
-            </w:r>
-          </w:p>
-        </w:tc>
-        <w:tc>
-          <w:tcPr>
-            <w:tcW w:type="dxa" w:w="2880"/>
-          </w:tcPr>
-          <w:p>
-            <w:r/>
-            <w:r>
-              <w:t>录音里的「濯枝」与还原的字重合（推进深层真相）</w:t>
-            </w:r>
-          </w:p>
-        </w:tc>
-      </w:tr>
-      <w:tr>
-        <w:tc>
-          <w:tcPr>
-            <w:tcW w:type="dxa" w:w="2880"/>
-          </w:tcPr>
-          <w:p>
-            <w:r/>
-            <w:r/>
-            <w:r>
-              <w:rPr>
-                <w:b/>
-              </w:rPr>
-              <w:t>孩子们的旧约</w:t>
-            </w:r>
-            <w:r/>
-          </w:p>
-        </w:tc>
-        <w:tc>
-          <w:tcPr>
-            <w:tcW w:type="dxa" w:w="2880"/>
-          </w:tcPr>
-          <w:p>
-            <w:r/>
-            <w:r>
-              <w:t>方糖纸内层的字 + 无瞳之眼滤纸</w:t>
-            </w:r>
-          </w:p>
-        </w:tc>
-        <w:tc>
-          <w:tcPr>
-            <w:tcW w:type="dxa" w:w="2880"/>
-          </w:tcPr>
-          <w:p>
-            <w:r/>
-            <w:r>
-              <w:t>病房区的掩护网（回旋海 × 旧尾花，旗标 f_kids）</w:t>
-            </w:r>
-          </w:p>
-        </w:tc>
-      </w:tr>
-      <w:tr>
-        <w:tc>
-          <w:tcPr>
-            <w:tcW w:type="dxa" w:w="2880"/>
-          </w:tcPr>
-          <w:p>
-            <w:r/>
-            <w:r/>
-            <w:r>
-              <w:rPr>
-                <w:b/>
-              </w:rPr>
-              <w:t>比雨更早的名字</w:t>
-            </w:r>
-            <w:r/>
-          </w:p>
-        </w:tc>
-        <w:tc>
-          <w:tcPr>
-            <w:tcW w:type="dxa" w:w="2880"/>
-          </w:tcPr>
-          <w:p>
-            <w:r/>
-            <w:r>
-              <w:t>「木」字金属片 + 木巳的手写批注</w:t>
-            </w:r>
-          </w:p>
-        </w:tc>
-        <w:tc>
-          <w:tcPr>
-            <w:tcW w:type="dxa" w:w="2880"/>
-          </w:tcPr>
-          <w:p>
-            <w:r/>
-            <w:r>
-              <w:t>木巳在被收编前就在造车站（旗标 f_early_rain）</w:t>
-            </w:r>
-          </w:p>
-        </w:tc>
-      </w:tr>
-    </w:tbl>
-    <w:p>
-      <w:r>
-        <w:t>注意：特因来历那一步拼错时会有定向提示；濯枝档案（z_note / z_code）都在档案库调查链里拿到。</w:t>
-      </w:r>
-    </w:p>
-    <w:p>
-      <w:pPr>
-        <w:pStyle w:val="Heading1"/>
-      </w:pPr>
-      <w:r>
-        <w:t>八、真结局路线（100% 收集）</w:t>
-      </w:r>
-    </w:p>
-    <w:p>
-      <w:pPr>
-        <w:pStyle w:val="ListNumber"/>
-      </w:pPr>
-      <w:r>
-        <w:t xml:space="preserve"> 完成上面全部九次拼合 → 拿到全部 36 条线索（进度 100%；「比雨更早的名字」只出旗标）。</w:t>
-      </w:r>
-    </w:p>
-    <w:p>
-      <w:pPr>
-        <w:pStyle w:val="ListNumber"/>
-      </w:pPr>
-      <w:r>
-        <w:t xml:space="preserve"> 通讯记录里点罗伦萨 </w:t>
-      </w:r>
-      <w:r>
-        <w:rPr>
-          <w:b/>
-        </w:rPr>
-        <w:t>「汇报：线索已经汇合，请他来看真相档案库」</w:t>
-      </w:r>
-      <w:r>
-        <w:t xml:space="preserve"> → 解锁真相档案库（也可从工作台常驻入口进）。</w:t>
-      </w:r>
-    </w:p>
-    <w:p>
-      <w:pPr>
-        <w:pStyle w:val="ListNumber"/>
-      </w:pPr>
-      <w:r>
-        <w:t xml:space="preserve"> 真相档案库 → 点 </w:t>
-      </w:r>
-      <w:r>
-        <w:rPr>
-          <w:b/>
-        </w:rPr>
-        <w:t>「木槭的加密消息 · 最终章（归因判词）」</w:t>
-      </w:r>
-      <w:r>
-        <w:t>。</w:t>
-      </w:r>
-    </w:p>
-    <w:p>
-      <w:pPr>
-        <w:pStyle w:val="ListNumber"/>
-      </w:pPr>
-      <w:r>
-        <w:t xml:space="preserve"> 证据完整度"优秀"提示出现后，选隐藏判词 </w:t>
-      </w:r>
-      <w:r>
-        <w:rPr>
-          <w:b/>
-        </w:rPr>
-        <w:t>「指认木巳——『无人有罪，唯有令格之罪与他清醒的自弃』」</w:t>
-      </w:r>
-      <w:r>
-        <w:t xml:space="preserve"> → </w:t>
-      </w:r>
-      <w:r>
-        <w:rPr>
-          <w:b/>
-        </w:rPr>
-        <w:t>TRUE END「她还在」</w:t>
-      </w:r>
-      <w:r>
-        <w:t>。</w:t>
-      </w:r>
-    </w:p>
-    <w:p>
-      <w:pPr>
-        <w:pStyle w:val="Heading1"/>
-      </w:pPr>
-      <w:r>
-        <w:t>九、结局矩阵（共 12 个）</w:t>
-      </w:r>
-    </w:p>
-    <w:tbl>
-      <w:tblPr>
-        <w:tblStyle w:val="TableGrid"/>
-        <w:tblW w:type="auto" w:w="0"/>
-        <w:tblLook w:firstColumn="1" w:firstRow="1" w:lastColumn="0" w:lastRow="0" w:noHBand="0" w:noVBand="1" w:val="04A0"/>
-      </w:tblPr>
-      <w:tblGrid>
-        <w:gridCol w:w="2880"/>
-        <w:gridCol w:w="2880"/>
-        <w:gridCol w:w="2880"/>
-      </w:tblGrid>
-      <w:tr>
-        <w:tc>
-          <w:tcPr>
-            <w:tcW w:type="dxa" w:w="2880"/>
-          </w:tcPr>
-          <w:p>
-            <w:r>
-              <w:rPr>
-                <w:b/>
-              </w:rPr>
-            </w:r>
-            <w:r>
-              <w:rPr>
-                <w:b/>
-              </w:rPr>
-              <w:t>判词</w:t>
-            </w:r>
-          </w:p>
-        </w:tc>
-        <w:tc>
-          <w:tcPr>
-            <w:tcW w:type="dxa" w:w="2880"/>
-          </w:tcPr>
-          <w:p>
-            <w:r>
-              <w:rPr>
-                <w:b/>
-              </w:rPr>
-            </w:r>
-            <w:r>
-              <w:rPr>
-                <w:b/>
-              </w:rPr>
-              <w:t>证据不足 / 低进度</w:t>
-            </w:r>
-          </w:p>
-        </w:tc>
-        <w:tc>
-          <w:tcPr>
-            <w:tcW w:type="dxa" w:w="2880"/>
-          </w:tcPr>
-          <w:p>
-            <w:r>
-              <w:rPr>
-                <w:b/>
-              </w:rPr>
-            </w:r>
-            <w:r>
-              <w:rPr>
-                <w:b/>
-              </w:rPr>
-              <w:t>证据充分</w:t>
-            </w:r>
-          </w:p>
-        </w:tc>
-      </w:tr>
-      <w:tr>
-        <w:tc>
-          <w:tcPr>
-            <w:tcW w:type="dxa" w:w="2880"/>
-          </w:tcPr>
-          <w:p>
-            <w:r/>
-            <w:r>
-              <w:t>指认特因</w:t>
-            </w:r>
-          </w:p>
-        </w:tc>
-        <w:tc>
-          <w:tcPr>
-            <w:tcW w:type="dxa" w:w="2880"/>
-          </w:tcPr>
-          <w:p>
-            <w:r/>
-            <w:r>
-              <w:t>① 净化·系统的养料（线索未收齐，进度 &lt;100%）</w:t>
-            </w:r>
-          </w:p>
-        </w:tc>
-        <w:tc>
-          <w:tcPr>
-            <w:tcW w:type="dxa" w:w="2880"/>
-          </w:tcPr>
-          <w:p>
-            <w:r/>
-            <w:r>
-              <w:t>② 独行·废土的灰烬（36 条线索全收集）</w:t>
-            </w:r>
-          </w:p>
-        </w:tc>
-      </w:tr>
-      <w:tr>
-        <w:tc>
-          <w:tcPr>
-            <w:tcW w:type="dxa" w:w="2880"/>
-          </w:tcPr>
-          <w:p>
-            <w:r/>
-            <w:r>
-              <w:t>指认南曲</w:t>
-            </w:r>
-          </w:p>
-        </w:tc>
-        <w:tc>
-          <w:tcPr>
-            <w:tcW w:type="dxa" w:w="2880"/>
-          </w:tcPr>
-          <w:p>
-            <w:r/>
-            <w:r>
-              <w:t>⑥ 断线·被借走的刀（已查到南曲档案，但线索未收齐就急着定案）</w:t>
-            </w:r>
-          </w:p>
-        </w:tc>
-        <w:tc>
-          <w:tcPr>
-            <w:tcW w:type="dxa" w:w="2880"/>
-          </w:tcPr>
-          <w:p>
-            <w:r/>
-            <w:r>
-              <w:t>③ 异潮·虚假的黎明（36 条线索全收集）</w:t>
-            </w:r>
-          </w:p>
-        </w:tc>
-      </w:tr>
-      <w:tr>
-        <w:tc>
-          <w:tcPr>
-            <w:tcW w:type="dxa" w:w="2880"/>
-          </w:tcPr>
-          <w:p>
-            <w:r/>
-            <w:r>
-              <w:t>指认柳莺</w:t>
-            </w:r>
-          </w:p>
-        </w:tc>
-        <w:tc>
-          <w:tcPr>
-            <w:tcW w:type="dxa" w:w="2880"/>
-          </w:tcPr>
-          <w:p>
-            <w:r/>
-            <w:r>
-              <w:t>⑦ 空枪·打错的名字（线索未收齐就定案）</w:t>
-            </w:r>
-          </w:p>
-        </w:tc>
-        <w:tc>
-          <w:tcPr>
-            <w:tcW w:type="dxa" w:w="2880"/>
-          </w:tcPr>
-          <w:p>
-            <w:r/>
-            <w:r>
-              <w:t>④ 代价·暗影的蛰伏（36 条线索全收集）</w:t>
-            </w:r>
-          </w:p>
-        </w:tc>
-      </w:tr>
-      <w:tr>
-        <w:tc>
-          <w:tcPr>
-            <w:tcW w:type="dxa" w:w="2880"/>
-          </w:tcPr>
-          <w:p>
-            <w:r/>
-            <w:r>
-              <w:t>指认细雨</w:t>
-            </w:r>
-          </w:p>
-        </w:tc>
-        <w:tc>
-          <w:tcPr>
-            <w:tcW w:type="dxa" w:w="2880"/>
-          </w:tcPr>
-          <w:p>
-            <w:r/>
-            <w:r>
-              <w:t>⑧ 雨停了·错指细雨（错案：需车站线索 st_girl，但其为引路人/信使，指认即 BAD END）</w:t>
-            </w:r>
-          </w:p>
-        </w:tc>
-        <w:tc>
-          <w:tcPr>
-            <w:tcW w:type="dxa" w:w="2880"/>
-          </w:tcPr>
-          <w:p>
-            <w:r/>
-            <w:r>
-              <w:t>——</w:t>
-            </w:r>
-          </w:p>
-        </w:tc>
-      </w:tr>
-      <w:tr>
-        <w:tc>
-          <w:tcPr>
-            <w:tcW w:type="dxa" w:w="2880"/>
-          </w:tcPr>
-          <w:p>
-            <w:r/>
-            <w:r>
-              <w:t>指认尾鸲</w:t>
-            </w:r>
-          </w:p>
-        </w:tc>
-        <w:tc>
-          <w:tcPr>
-            <w:tcW w:type="dxa" w:w="2880"/>
-          </w:tcPr>
-          <w:p>
-            <w:r/>
-            <w:r>
-              <w:t>⑨ 断线的守夜人·错指尾鸲（错案：需尾鸲线索 st_tail，其为异潮反追踪哨兵，指认即 BAD END）</w:t>
-            </w:r>
-          </w:p>
-        </w:tc>
-        <w:tc>
-          <w:tcPr>
-            <w:tcW w:type="dxa" w:w="2880"/>
-          </w:tcPr>
-          <w:p>
-            <w:r/>
-            <w:r>
-              <w:t>——</w:t>
-            </w:r>
-          </w:p>
-        </w:tc>
-      </w:tr>
-      <w:tr>
-        <w:tc>
-          <w:tcPr>
-            <w:tcW w:type="dxa" w:w="2880"/>
-          </w:tcPr>
-          <w:p>
-            <w:r/>
-            <w:r>
-              <w:t>指认罗伦萨</w:t>
-            </w:r>
-          </w:p>
-        </w:tc>
-        <w:tc>
-          <w:tcPr>
-            <w:tcW w:type="dxa" w:w="2880"/>
-          </w:tcPr>
-          <w:p>
-            <w:r/>
-            <w:r>
-              <w:t>⑩ 暗码失效·错指罗伦萨（错案：需线索 lls_reply，其为你的搭档与异潮负责人，指认即 BAD END）</w:t>
-            </w:r>
-          </w:p>
-        </w:tc>
-        <w:tc>
-          <w:tcPr>
-            <w:tcW w:type="dxa" w:w="2880"/>
-          </w:tcPr>
-          <w:p>
-            <w:r/>
-            <w:r>
-              <w:t>——</w:t>
-            </w:r>
-          </w:p>
-        </w:tc>
-      </w:tr>
-      <w:tr>
-        <w:tc>
-          <w:tcPr>
-            <w:tcW w:type="dxa" w:w="2880"/>
-          </w:tcPr>
-          <w:p>
-            <w:r/>
-            <w:r>
-              <w:t>指认木槭</w:t>
-            </w:r>
-          </w:p>
-        </w:tc>
-        <w:tc>
-          <w:tcPr>
-            <w:tcW w:type="dxa" w:w="2880"/>
-          </w:tcPr>
-          <w:p>
-            <w:r/>
-            <w:r>
-              <w:t>⑪ 样本·错指木槭（错案：需线索 n_mujie，其为被保护的 0415 本体，指认即 BAD END）</w:t>
-            </w:r>
-          </w:p>
-        </w:tc>
-        <w:tc>
-          <w:tcPr>
-            <w:tcW w:type="dxa" w:w="2880"/>
-          </w:tcPr>
-          <w:p>
-            <w:r/>
-            <w:r>
-              <w:t>——</w:t>
-            </w:r>
-          </w:p>
-        </w:tc>
-      </w:tr>
-      <w:tr>
-        <w:tc>
-          <w:tcPr>
-            <w:tcW w:type="dxa" w:w="2880"/>
-          </w:tcPr>
-          <w:p>
-            <w:r/>
-            <w:r>
-              <w:t>指认旧尾花</w:t>
-            </w:r>
-          </w:p>
-        </w:tc>
-        <w:tc>
-          <w:tcPr>
-            <w:tcW w:type="dxa" w:w="2880"/>
-          </w:tcPr>
-          <w:p>
-            <w:r/>
-            <w:r>
-              <w:t>⑫ 无瞳之眼闭上·错指旧尾花（错案：需线索 st_eye，其替病房区守秘密，指认即 BAD END）</w:t>
-            </w:r>
-          </w:p>
-        </w:tc>
-        <w:tc>
-          <w:tcPr>
-            <w:tcW w:type="dxa" w:w="2880"/>
-          </w:tcPr>
-          <w:p>
-            <w:r/>
-            <w:r>
-              <w:t>——</w:t>
-            </w:r>
-          </w:p>
-        </w:tc>
-      </w:tr>
-      <w:tr>
-        <w:tc>
-          <w:tcPr>
-            <w:tcW w:type="dxa" w:w="2880"/>
-          </w:tcPr>
-          <w:p>
-            <w:r/>
-            <w:r>
-              <w:t>指认木巳</w:t>
-            </w:r>
-          </w:p>
-        </w:tc>
-        <w:tc>
-          <w:tcPr>
-            <w:tcW w:type="dxa" w:w="2880"/>
-          </w:tcPr>
-          <w:p>
-            <w:r/>
-            <w:r>
-              <w:t>——（锁定）</w:t>
-            </w:r>
-          </w:p>
-        </w:tc>
-        <w:tc>
-          <w:tcPr>
-            <w:tcW w:type="dxa" w:w="2880"/>
-          </w:tcPr>
-          <w:p>
-            <w:r/>
-            <w:r>
-              <w:t>⑤ 她还在·向死而生（100% 解锁，TRUE END）</w:t>
-            </w:r>
-          </w:p>
-        </w:tc>
-      </w:tr>
-    </w:tbl>
-    <w:p>
-      <w:pPr>
-        <w:pStyle w:val="ListBullet"/>
-      </w:pPr>
-      <w:r>
-        <w:t>判词按钮</w:t>
-      </w:r>
-      <w:r>
-        <w:rPr>
-          <w:b/>
-        </w:rPr>
-        <w:t>不显示进度条件</w:t>
-      </w:r>
-      <w:r>
-        <w:t>，但条件不满足的选项不会出现。</w:t>
-      </w:r>
-    </w:p>
-    <w:p>
-      <w:pPr>
-        <w:pStyle w:val="ListBullet"/>
-      </w:pPr>
-      <w:r>
-        <w:t>首页的「汇报定案 · 真相档案库」</w:t>
-      </w:r>
-      <w:r>
-        <w:rPr>
-          <w:b/>
-        </w:rPr>
-        <w:t>开局就在</w:t>
-      </w:r>
-      <w:r>
-        <w:t>——提前认怂乱指会直接吃坏结局，这就是惩罚机制。</w:t>
-      </w:r>
-    </w:p>
-    <w:p>
-      <w:pPr>
-        <w:pStyle w:val="ListBullet"/>
-      </w:pPr>
-      <w:r>
-        <w:t>指认即定案、不可撤销；结束前记得先把想看的线索看完。</w:t>
-      </w:r>
-    </w:p>
-    <w:p>
-      <w:pPr>
-        <w:pStyle w:val="Heading1"/>
-      </w:pPr>
-      <w:r>
-        <w:t>十、四个新调查环节（100% 必须全走）</w:t>
+        <w:t>第一幕 · 疗养院现场</w:t>
       </w:r>
     </w:p>
     <w:tbl>
@@ -2042,12 +137,7 @@
               <w:rPr>
                 <w:b/>
               </w:rPr>
-            </w:r>
-            <w:r>
-              <w:rPr>
-                <w:b/>
-              </w:rPr>
-              <w:t>环节</w:t>
+              <w:t>#</w:t>
             </w:r>
           </w:p>
         </w:tc>
@@ -2060,12 +150,7 @@
               <w:rPr>
                 <w:b/>
               </w:rPr>
-            </w:r>
-            <w:r>
-              <w:rPr>
-                <w:b/>
-              </w:rPr>
-              <w:t>入口</w:t>
+              <w:t>关键词（点击位置）</w:t>
             </w:r>
           </w:p>
         </w:tc>
@@ -2078,12 +163,7 @@
               <w:rPr>
                 <w:b/>
               </w:rPr>
-            </w:r>
-            <w:r>
-              <w:rPr>
-                <w:b/>
-              </w:rPr>
-              <w:t>前置</w:t>
+              <w:t>线索名（罗盘显示）</w:t>
             </w:r>
           </w:p>
         </w:tc>
@@ -2096,12 +176,7 @@
               <w:rPr>
                 <w:b/>
               </w:rPr>
-            </w:r>
-            <w:r>
-              <w:rPr>
-                <w:b/>
-              </w:rPr>
-              <w:t>收获</w:t>
+              <w:t>获得方式</w:t>
             </w:r>
           </w:p>
         </w:tc>
@@ -2112,9 +187,8 @@
             <w:tcW w:type="dxa" w:w="2160"/>
           </w:tcPr>
           <w:p>
-            <w:r/>
             <w:r>
-              <w:t>🧪 记忆修复室·涂黑还原</w:t>
+              <w:t>1</w:t>
             </w:r>
           </w:p>
         </w:tc>
@@ -2123,9 +197,8 @@
             <w:tcW w:type="dxa" w:w="2160"/>
           </w:tcPr>
           <w:p>
-            <w:r/>
             <w:r>
-              <w:t>档案库</w:t>
+              <w:t>后门遗落的旧式黄铜钥匙</w:t>
             </w:r>
           </w:p>
         </w:tc>
@@ -2134,9 +207,8 @@
             <w:tcW w:type="dxa" w:w="2160"/>
           </w:tcPr>
           <w:p>
-            <w:r/>
             <w:r>
-              <w:t>被涂黑的代号</w:t>
+              <w:t>n_key</w:t>
             </w:r>
           </w:p>
         </w:tc>
@@ -2145,9 +217,8 @@
             <w:tcW w:type="dxa" w:w="2160"/>
           </w:tcPr>
           <w:p>
-            <w:r/>
             <w:r>
-              <w:t>还原出「濯枝」二字（线索：修复室还原的两个字）</w:t>
+              <w:t>「现场回传（门外）」页面点击</w:t>
             </w:r>
           </w:p>
         </w:tc>
@@ -2158,9 +229,8 @@
             <w:tcW w:type="dxa" w:w="2160"/>
           </w:tcPr>
           <w:p>
-            <w:r/>
             <w:r>
-              <w:t>🔧 通风管暗格</w:t>
+              <w:t>2</w:t>
             </w:r>
           </w:p>
         </w:tc>
@@ -2169,9 +239,8 @@
             <w:tcW w:type="dxa" w:w="2160"/>
           </w:tcPr>
           <w:p>
-            <w:r/>
             <w:r>
-              <w:t>室内现场（窗边）</w:t>
+              <w:t>7号房的「尸体」</w:t>
             </w:r>
           </w:p>
         </w:tc>
@@ -2180,9 +249,8 @@
             <w:tcW w:type="dxa" w:w="2160"/>
           </w:tcPr>
           <w:p>
-            <w:r/>
             <w:r>
-              <w:t>鞋印</w:t>
+              <w:t>n_body</w:t>
             </w:r>
           </w:p>
         </w:tc>
@@ -2191,9 +259,8 @@
             <w:tcW w:type="dxa" w:w="2160"/>
           </w:tcPr>
           <w:p>
-            <w:r/>
             <w:r>
-              <w:t>南曲的备用数据卷</w:t>
+              <w:t>进入室内后点击</w:t>
             </w:r>
           </w:p>
         </w:tc>
@@ -2204,9 +271,8 @@
             <w:tcW w:type="dxa" w:w="2160"/>
           </w:tcPr>
           <w:p>
-            <w:r/>
             <w:r>
-              <w:t>🌱 废弃温室</w:t>
+              <w:t>3</w:t>
             </w:r>
           </w:p>
         </w:tc>
@@ -2215,9 +281,8 @@
             <w:tcW w:type="dxa" w:w="2160"/>
           </w:tcPr>
           <w:p>
-            <w:r/>
             <w:r>
-              <w:t>门外</w:t>
+              <w:t>窗沿残留的重度磨损鞋印</w:t>
             </w:r>
           </w:p>
         </w:tc>
@@ -2226,9 +291,8 @@
             <w:tcW w:type="dxa" w:w="2160"/>
           </w:tcPr>
           <w:p>
-            <w:r/>
             <w:r>
-              <w:t>柳莺线</w:t>
+              <w:t>n_window</w:t>
             </w:r>
           </w:p>
         </w:tc>
@@ -2237,9 +301,8 @@
             <w:tcW w:type="dxa" w:w="2160"/>
           </w:tcPr>
           <w:p>
-            <w:r/>
             <w:r>
-              <w:t>定时发信器（T日05:00，与 [WAKE] 同刻）</w:t>
+              <w:t>进入室内后点击</w:t>
             </w:r>
           </w:p>
         </w:tc>
@@ -2250,9 +313,8 @@
             <w:tcW w:type="dxa" w:w="2160"/>
           </w:tcPr>
           <w:p>
-            <w:r/>
             <w:r>
-              <w:t>📼 磁带回放 ST-17</w:t>
+              <w:t>4</w:t>
             </w:r>
           </w:p>
         </w:tc>
@@ -2261,9 +323,8 @@
             <w:tcW w:type="dxa" w:w="2160"/>
           </w:tcPr>
           <w:p>
-            <w:r/>
             <w:r>
-              <w:t>设备页（终端解锁后）</w:t>
+              <w:t>《记忆情感储存》</w:t>
             </w:r>
           </w:p>
         </w:tc>
@@ -2272,9 +333,8 @@
             <w:tcW w:type="dxa" w:w="2160"/>
           </w:tcPr>
           <w:p>
-            <w:r/>
             <w:r>
-              <w:t>loginUnlocked</w:t>
+              <w:t>n_book</w:t>
             </w:r>
           </w:p>
         </w:tc>
@@ -2283,9 +343,134 @@
             <w:tcW w:type="dxa" w:w="2160"/>
           </w:tcPr>
           <w:p>
-            <w:r/>
             <w:r>
-              <w:t>木巳的录音带：写给「濯枝」的留言（线索：木巳的录音带）</w:t>
+              <w:t>进入室内后点击（书）</w:t>
+            </w:r>
+          </w:p>
+        </w:tc>
+      </w:tr>
+      <w:tr>
+        <w:tc>
+          <w:tcPr>
+            <w:tcW w:type="dxa" w:w="2160"/>
+          </w:tcPr>
+          <w:p>
+            <w:r>
+              <w:t>5</w:t>
+            </w:r>
+          </w:p>
+        </w:tc>
+        <w:tc>
+          <w:tcPr>
+            <w:tcW w:type="dxa" w:w="2160"/>
+          </w:tcPr>
+          <w:p>
+            <w:r>
+              <w:t>拼合的旧相纸（被撕碎的合照）</w:t>
+            </w:r>
+          </w:p>
+        </w:tc>
+        <w:tc>
+          <w:tcPr>
+            <w:tcW w:type="dxa" w:w="2160"/>
+          </w:tcPr>
+          <w:p>
+            <w:r>
+              <w:t>n_photo</w:t>
+            </w:r>
+          </w:p>
+        </w:tc>
+        <w:tc>
+          <w:tcPr>
+            <w:tcW w:type="dxa" w:w="2160"/>
+          </w:tcPr>
+          <w:p>
+            <w:r>
+              <w:t>进入室内后点击</w:t>
+            </w:r>
+          </w:p>
+        </w:tc>
+      </w:tr>
+      <w:tr>
+        <w:tc>
+          <w:tcPr>
+            <w:tcW w:type="dxa" w:w="2160"/>
+          </w:tcPr>
+          <w:p>
+            <w:r>
+              <w:t>6</w:t>
+            </w:r>
+          </w:p>
+        </w:tc>
+        <w:tc>
+          <w:tcPr>
+            <w:tcW w:type="dxa" w:w="2160"/>
+          </w:tcPr>
+          <w:p>
+            <w:r>
+              <w:t>木巳生前防追踪通讯终端</w:t>
+            </w:r>
+          </w:p>
+        </w:tc>
+        <w:tc>
+          <w:tcPr>
+            <w:tcW w:type="dxa" w:w="2160"/>
+          </w:tcPr>
+          <w:p>
+            <w:r>
+              <w:t>n_device</w:t>
+            </w:r>
+          </w:p>
+        </w:tc>
+        <w:tc>
+          <w:tcPr>
+            <w:tcW w:type="dxa" w:w="2160"/>
+          </w:tcPr>
+          <w:p>
+            <w:r>
+              <w:t>进入室内后点击</w:t>
+            </w:r>
+          </w:p>
+        </w:tc>
+      </w:tr>
+      <w:tr>
+        <w:tc>
+          <w:tcPr>
+            <w:tcW w:type="dxa" w:w="2160"/>
+          </w:tcPr>
+          <w:p>
+            <w:r>
+              <w:t>7</w:t>
+            </w:r>
+          </w:p>
+        </w:tc>
+        <w:tc>
+          <w:tcPr>
+            <w:tcW w:type="dxa" w:w="2160"/>
+          </w:tcPr>
+          <w:p>
+            <w:r>
+              <w:t>藏着一页实验记录的原始索引</w:t>
+            </w:r>
+          </w:p>
+        </w:tc>
+        <w:tc>
+          <w:tcPr>
+            <w:tcW w:type="dxa" w:w="2160"/>
+          </w:tcPr>
+          <w:p>
+            <w:r>
+              <w:t>（书内夹层，进入索引页）</w:t>
+            </w:r>
+          </w:p>
+        </w:tc>
+        <w:tc>
+          <w:tcPr>
+            <w:tcW w:type="dxa" w:w="2160"/>
+          </w:tcPr>
+          <w:p>
+            <w:r>
+              <w:t>在《记忆情感储存》书页里点击</w:t>
             </w:r>
           </w:p>
         </w:tc>
@@ -2293,15 +478,359 @@
     </w:tbl>
     <w:p>
       <w:pPr>
-        <w:pStyle w:val="Heading1"/>
+        <w:pStyle w:val="Heading3"/>
       </w:pPr>
       <w:r>
-        <w:t>十之一、🚉 雨幕车站大环节（主线人物线扩展）</w:t>
+        <w:t>第二幕 · 罗伦萨频道 与 档案库</w:t>
       </w:r>
     </w:p>
+    <w:tbl>
+      <w:tblPr>
+        <w:tblStyle w:val="TableGrid"/>
+        <w:tblW w:type="auto" w:w="0"/>
+        <w:tblLook w:firstColumn="1" w:firstRow="1" w:lastColumn="0" w:lastRow="0" w:noHBand="0" w:noVBand="1" w:val="04A0"/>
+      </w:tblPr>
+      <w:tblGrid>
+        <w:gridCol w:w="2880"/>
+        <w:gridCol w:w="2880"/>
+        <w:gridCol w:w="2880"/>
+      </w:tblGrid>
+      <w:tr>
+        <w:tc>
+          <w:tcPr>
+            <w:tcW w:type="dxa" w:w="2880"/>
+          </w:tcPr>
+          <w:p>
+            <w:r>
+              <w:rPr>
+                <w:b/>
+              </w:rPr>
+              <w:t>#</w:t>
+            </w:r>
+          </w:p>
+        </w:tc>
+        <w:tc>
+          <w:tcPr>
+            <w:tcW w:type="dxa" w:w="2880"/>
+          </w:tcPr>
+          <w:p>
+            <w:r>
+              <w:rPr>
+                <w:b/>
+              </w:rPr>
+              <w:t>动作</w:t>
+            </w:r>
+          </w:p>
+        </w:tc>
+        <w:tc>
+          <w:tcPr>
+            <w:tcW w:type="dxa" w:w="2880"/>
+          </w:tcPr>
+          <w:p>
+            <w:r>
+              <w:rPr>
+                <w:b/>
+              </w:rPr>
+              <w:t>获得</w:t>
+            </w:r>
+          </w:p>
+        </w:tc>
+      </w:tr>
+      <w:tr>
+        <w:tc>
+          <w:tcPr>
+            <w:tcW w:type="dxa" w:w="2880"/>
+          </w:tcPr>
+          <w:p>
+            <w:r>
+              <w:t>8</w:t>
+            </w:r>
+          </w:p>
+        </w:tc>
+        <w:tc>
+          <w:tcPr>
+            <w:tcW w:type="dxa" w:w="2880"/>
+          </w:tcPr>
+          <w:p>
+            <w:r>
+              <w:t>频道里问「现场情况」</w:t>
+            </w:r>
+          </w:p>
+        </w:tc>
+        <w:tc>
+          <w:tcPr>
+            <w:tcW w:type="dxa" w:w="2880"/>
+          </w:tcPr>
+          <w:p>
+            <w:r>
+              <w:t>旗标 f_told（解锁大部分提问）</w:t>
+            </w:r>
+          </w:p>
+        </w:tc>
+      </w:tr>
+      <w:tr>
+        <w:tc>
+          <w:tcPr>
+            <w:tcW w:type="dxa" w:w="2880"/>
+          </w:tcPr>
+          <w:p>
+            <w:r>
+              <w:t>9</w:t>
+            </w:r>
+          </w:p>
+        </w:tc>
+        <w:tc>
+          <w:tcPr>
+            <w:tcW w:type="dxa" w:w="2880"/>
+          </w:tcPr>
+          <w:p>
+            <w:r>
+              <w:t>问「窗沿的鞋印」</w:t>
+            </w:r>
+          </w:p>
+        </w:tc>
+        <w:tc>
+          <w:tcPr>
+            <w:tcW w:type="dxa" w:w="2880"/>
+          </w:tcPr>
+          <w:p>
+            <w:r>
+              <w:t>lls_weige 尾鸲反追踪的数据流向</w:t>
+            </w:r>
+          </w:p>
+        </w:tc>
+      </w:tr>
+      <w:tr>
+        <w:tc>
+          <w:tcPr>
+            <w:tcW w:type="dxa" w:w="2880"/>
+          </w:tcPr>
+          <w:p>
+            <w:r>
+              <w:t>10</w:t>
+            </w:r>
+          </w:p>
+        </w:tc>
+        <w:tc>
+          <w:tcPr>
+            <w:tcW w:type="dxa" w:w="2880"/>
+          </w:tcPr>
+          <w:p>
+            <w:r>
+              <w:t>问「合照上的女人」</w:t>
+            </w:r>
+          </w:p>
+        </w:tc>
+        <w:tc>
+          <w:tcPr>
+            <w:tcW w:type="dxa" w:w="2880"/>
+          </w:tcPr>
+          <w:p>
+            <w:r>
+              <w:t>lls_reply 罗伦萨发起的第二次静默请求</w:t>
+            </w:r>
+          </w:p>
+        </w:tc>
+      </w:tr>
+      <w:tr>
+        <w:tc>
+          <w:tcPr>
+            <w:tcW w:type="dxa" w:w="2880"/>
+          </w:tcPr>
+          <w:p>
+            <w:r>
+              <w:t>11</w:t>
+            </w:r>
+          </w:p>
+        </w:tc>
+        <w:tc>
+          <w:tcPr>
+            <w:tcW w:type="dxa" w:w="2880"/>
+          </w:tcPr>
+          <w:p>
+            <w:r>
+              <w:t>问「理事会档案库」</w:t>
+            </w:r>
+          </w:p>
+        </w:tc>
+        <w:tc>
+          <w:tcPr>
+            <w:tcW w:type="dxa" w:w="2880"/>
+          </w:tcPr>
+          <w:p>
+            <w:r>
+              <w:t>f_archive（开放档案库入口）</w:t>
+            </w:r>
+          </w:p>
+        </w:tc>
+      </w:tr>
+      <w:tr>
+        <w:tc>
+          <w:tcPr>
+            <w:tcW w:type="dxa" w:w="2880"/>
+          </w:tcPr>
+          <w:p>
+            <w:r>
+              <w:t>12</w:t>
+            </w:r>
+          </w:p>
+        </w:tc>
+        <w:tc>
+          <w:tcPr>
+            <w:tcW w:type="dxa" w:w="2880"/>
+          </w:tcPr>
+          <w:p>
+            <w:r>
+              <w:t>档案库·特蕾莎实验：点「被高分子涂料抹除的名字」</w:t>
+            </w:r>
+          </w:p>
+        </w:tc>
+        <w:tc>
+          <w:tcPr>
+            <w:tcW w:type="dxa" w:w="2880"/>
+          </w:tcPr>
+          <w:p>
+            <w:r>
+              <w:t>n_theresa_black</w:t>
+            </w:r>
+          </w:p>
+        </w:tc>
+      </w:tr>
+      <w:tr>
+        <w:tc>
+          <w:tcPr>
+            <w:tcW w:type="dxa" w:w="2880"/>
+          </w:tcPr>
+          <w:p>
+            <w:r>
+              <w:t>13</w:t>
+            </w:r>
+          </w:p>
+        </w:tc>
+        <w:tc>
+          <w:tcPr>
+            <w:tcW w:type="dxa" w:w="2880"/>
+          </w:tcPr>
+          <w:p>
+            <w:r>
+              <w:t>档案库·特蕾莎实验（进入页面）</w:t>
+            </w:r>
+          </w:p>
+        </w:tc>
+        <w:tc>
+          <w:tcPr>
+            <w:tcW w:type="dxa" w:w="2880"/>
+          </w:tcPr>
+          <w:p>
+            <w:r>
+              <w:t>n_theresa1</w:t>
+            </w:r>
+          </w:p>
+        </w:tc>
+      </w:tr>
+      <w:tr>
+        <w:tc>
+          <w:tcPr>
+            <w:tcW w:type="dxa" w:w="2880"/>
+          </w:tcPr>
+          <w:p>
+            <w:r>
+              <w:t>14</w:t>
+            </w:r>
+          </w:p>
+        </w:tc>
+        <w:tc>
+          <w:tcPr>
+            <w:tcW w:type="dxa" w:w="2880"/>
+          </w:tcPr>
+          <w:p>
+            <w:r>
+              <w:t>档案库·濯枝实验：点「濯枝」</w:t>
+            </w:r>
+          </w:p>
+        </w:tc>
+        <w:tc>
+          <w:tcPr>
+            <w:tcW w:type="dxa" w:w="2880"/>
+          </w:tcPr>
+          <w:p>
+            <w:r>
+              <w:t>z_name（Z-007 登记条上的样本名）</w:t>
+            </w:r>
+          </w:p>
+        </w:tc>
+      </w:tr>
+      <w:tr>
+        <w:tc>
+          <w:tcPr>
+            <w:tcW w:type="dxa" w:w="2880"/>
+          </w:tcPr>
+          <w:p>
+            <w:r>
+              <w:t>15</w:t>
+            </w:r>
+          </w:p>
+        </w:tc>
+        <w:tc>
+          <w:tcPr>
+            <w:tcW w:type="dxa" w:w="2880"/>
+          </w:tcPr>
+          <w:p>
+            <w:r>
+              <w:t>档案库·濯枝实验：点「样本编号：0415」</w:t>
+            </w:r>
+          </w:p>
+        </w:tc>
+        <w:tc>
+          <w:tcPr>
+            <w:tcW w:type="dxa" w:w="2880"/>
+          </w:tcPr>
+          <w:p>
+            <w:r>
+              <w:t>z_code</w:t>
+            </w:r>
+          </w:p>
+        </w:tc>
+      </w:tr>
+      <w:tr>
+        <w:tc>
+          <w:tcPr>
+            <w:tcW w:type="dxa" w:w="2880"/>
+          </w:tcPr>
+          <w:p>
+            <w:r>
+              <w:t>16</w:t>
+            </w:r>
+          </w:p>
+        </w:tc>
+        <w:tc>
+          <w:tcPr>
+            <w:tcW w:type="dxa" w:w="2880"/>
+          </w:tcPr>
+          <w:p>
+            <w:r>
+              <w:t>档案库·濯枝实验：点「木巳的批注」</w:t>
+            </w:r>
+          </w:p>
+        </w:tc>
+        <w:tc>
+          <w:tcPr>
+            <w:tcW w:type="dxa" w:w="2880"/>
+          </w:tcPr>
+          <w:p>
+            <w:r>
+              <w:t>z_note</w:t>
+            </w:r>
+          </w:p>
+        </w:tc>
+      </w:tr>
+    </w:tbl>
     <w:p>
+      <w:pPr>
+        <w:pStyle w:val="Heading3"/>
+      </w:pPr>
       <w:r>
-        <w:t>入口：工作台「🚉 雨幕车站 · 坐标已破译」（需样本编号 z_code）。本环节含 4 个子场景 + 尾鸲频道，共 11 条线索：</w:t>
+        <w:t>第三幕 · 修复室与通风管</w:t>
       </w:r>
     </w:p>
     <w:tbl>
@@ -2326,12 +855,7 @@
               <w:rPr>
                 <w:b/>
               </w:rPr>
-            </w:r>
-            <w:r>
-              <w:rPr>
-                <w:b/>
-              </w:rPr>
-              <w:t>子场景</w:t>
+              <w:t>#</w:t>
             </w:r>
           </w:p>
         </w:tc>
@@ -2344,12 +868,7 @@
               <w:rPr>
                 <w:b/>
               </w:rPr>
-            </w:r>
-            <w:r>
-              <w:rPr>
-                <w:b/>
-              </w:rPr>
-              <w:t>入口/前置</w:t>
+              <w:t>关键词</w:t>
             </w:r>
           </w:p>
         </w:tc>
@@ -2362,12 +881,7 @@
               <w:rPr>
                 <w:b/>
               </w:rPr>
-            </w:r>
-            <w:r>
-              <w:rPr>
-                <w:b/>
-              </w:rPr>
-              <w:t>关键交互</w:t>
+              <w:t>线索名</w:t>
             </w:r>
           </w:p>
         </w:tc>
@@ -2380,12 +894,7 @@
               <w:rPr>
                 <w:b/>
               </w:rPr>
-            </w:r>
-            <w:r>
-              <w:rPr>
-                <w:b/>
-              </w:rPr>
-              <w:t>线索</w:t>
+              <w:t>获得方式</w:t>
             </w:r>
           </w:p>
         </w:tc>
@@ -2396,9 +905,8 @@
             <w:tcW w:type="dxa" w:w="2160"/>
           </w:tcPr>
           <w:p>
-            <w:r/>
             <w:r>
-              <w:t>候车大厅</w:t>
+              <w:t>17</w:t>
             </w:r>
           </w:p>
         </w:tc>
@@ -2407,9 +915,8 @@
             <w:tcW w:type="dxa" w:w="2160"/>
           </w:tcPr>
           <w:p>
-            <w:r/>
             <w:r>
-              <w:t>工作台（z_code）</w:t>
+              <w:t>（修复室自动演出）</w:t>
             </w:r>
           </w:p>
         </w:tc>
@@ -2418,9 +925,8 @@
             <w:tcW w:type="dxa" w:w="2160"/>
           </w:tcPr>
           <w:p>
-            <w:r/>
             <w:r>
-              <w:t>点售票窗口/红绳结扣/芯片阵列</w:t>
+              <w:t>「几居」</w:t>
             </w:r>
           </w:p>
         </w:tc>
@@ -2429,9 +935,8 @@
             <w:tcW w:type="dxa" w:w="2160"/>
           </w:tcPr>
           <w:p>
-            <w:r/>
             <w:r>
-              <w:t>细雨·幽灵少女、红绳结扣、0415 共鸣芯片</w:t>
+              <w:t>「记忆修复室 · 涂黑还原」（需 n_theresa_black）。剥开 T-001 涂层，还原出几居＝特蕾莎的真名</w:t>
             </w:r>
           </w:p>
         </w:tc>
@@ -2442,9 +947,8 @@
             <w:tcW w:type="dxa" w:w="2160"/>
           </w:tcPr>
           <w:p>
-            <w:r/>
             <w:r>
-              <w:t>0415 病房</w:t>
+              <w:t>18</w:t>
             </w:r>
           </w:p>
         </w:tc>
@@ -2453,9 +957,8 @@
             <w:tcW w:type="dxa" w:w="2160"/>
           </w:tcPr>
           <w:p>
-            <w:r/>
             <w:r>
-              <w:t>大厅→记忆回廊（需见过细雨）</w:t>
+              <w:t>南曲藏在通风管的备用数据卷</w:t>
             </w:r>
           </w:p>
         </w:tc>
@@ -2464,9 +967,8 @@
             <w:tcW w:type="dxa" w:w="2160"/>
           </w:tcPr>
           <w:p>
-            <w:r/>
             <w:r>
-              <w:t>点地衣/桌面刻痕</w:t>
+              <w:t>n_roll</w:t>
             </w:r>
           </w:p>
         </w:tc>
@@ -2475,9 +977,449 @@
             <w:tcW w:type="dxa" w:w="2160"/>
           </w:tcPr>
           <w:p>
-            <w:r/>
             <w:r>
-              <w:t>霉斑密码「窗外有眼睛」、刻痕「母本关联」</w:t>
+              <w:t>「7号房 · 通风管暗格」（需 n_window）</w:t>
+            </w:r>
+          </w:p>
+        </w:tc>
+      </w:tr>
+    </w:tbl>
+    <w:p>
+      <w:pPr>
+        <w:pStyle w:val="Heading3"/>
+      </w:pPr>
+      <w:r>
+        <w:t>第四幕 · 终端与通讯记录</w:t>
+      </w:r>
+    </w:p>
+    <w:p>
+      <w:r>
+        <w:t xml:space="preserve">先拼组合「威胁信号的发信源」（见组合表）拿到密码，再输入 </w:t>
+      </w:r>
+      <w:r>
+        <w:rPr>
+          <w:b/>
+        </w:rPr>
+        <w:t>ST17-0415</w:t>
+      </w:r>
+      <w:r>
+        <w:t xml:space="preserve"> 解锁终端（需要 n_theresa2 + n_zhuizhi）。</w:t>
+      </w:r>
+    </w:p>
+    <w:tbl>
+      <w:tblPr>
+        <w:tblStyle w:val="TableGrid"/>
+        <w:tblW w:type="auto" w:w="0"/>
+        <w:tblLook w:firstColumn="1" w:firstRow="1" w:lastColumn="0" w:lastRow="0" w:noHBand="0" w:noVBand="1" w:val="04A0"/>
+      </w:tblPr>
+      <w:tblGrid>
+        <w:gridCol w:w="2880"/>
+        <w:gridCol w:w="2880"/>
+        <w:gridCol w:w="2880"/>
+      </w:tblGrid>
+      <w:tr>
+        <w:tc>
+          <w:tcPr>
+            <w:tcW w:type="dxa" w:w="2880"/>
+          </w:tcPr>
+          <w:p>
+            <w:r>
+              <w:rPr>
+                <w:b/>
+              </w:rPr>
+              <w:t>#</w:t>
+            </w:r>
+          </w:p>
+        </w:tc>
+        <w:tc>
+          <w:tcPr>
+            <w:tcW w:type="dxa" w:w="2880"/>
+          </w:tcPr>
+          <w:p>
+            <w:r>
+              <w:rPr>
+                <w:b/>
+              </w:rPr>
+              <w:t>动作（通讯记录页选项）</w:t>
+            </w:r>
+          </w:p>
+        </w:tc>
+        <w:tc>
+          <w:tcPr>
+            <w:tcW w:type="dxa" w:w="2880"/>
+          </w:tcPr>
+          <w:p>
+            <w:r>
+              <w:rPr>
+                <w:b/>
+              </w:rPr>
+              <w:t>线索/旗标</w:t>
+            </w:r>
+          </w:p>
+        </w:tc>
+      </w:tr>
+      <w:tr>
+        <w:tc>
+          <w:tcPr>
+            <w:tcW w:type="dxa" w:w="2880"/>
+          </w:tcPr>
+          <w:p>
+            <w:r>
+              <w:t>19</w:t>
+            </w:r>
+          </w:p>
+        </w:tc>
+        <w:tc>
+          <w:tcPr>
+            <w:tcW w:type="dxa" w:w="2880"/>
+          </w:tcPr>
+          <w:p>
+            <w:r>
+              <w:t>翻查历史账单</w:t>
+            </w:r>
+          </w:p>
+        </w:tc>
+        <w:tc>
+          <w:tcPr>
+            <w:tcW w:type="dxa" w:w="2880"/>
+          </w:tcPr>
+          <w:p>
+            <w:r>
+              <w:t>heizei_reply 五年缴费记录</w:t>
+            </w:r>
+          </w:p>
+        </w:tc>
+      </w:tr>
+      <w:tr>
+        <w:tc>
+          <w:tcPr>
+            <w:tcW w:type="dxa" w:w="2880"/>
+          </w:tcPr>
+          <w:p>
+            <w:r>
+              <w:t>20</w:t>
+            </w:r>
+          </w:p>
+        </w:tc>
+        <w:tc>
+          <w:tcPr>
+            <w:tcW w:type="dxa" w:w="2880"/>
+          </w:tcPr>
+          <w:p>
+            <w:r>
+              <w:t>细看体检单收件人一栏</w:t>
+            </w:r>
+          </w:p>
+        </w:tc>
+        <w:tc>
+          <w:tcPr>
+            <w:tcW w:type="dxa" w:w="2880"/>
+          </w:tcPr>
+          <w:p>
+            <w:r>
+              <w:t>heizei_code 体检单样本编号0415</w:t>
+            </w:r>
+          </w:p>
+        </w:tc>
+      </w:tr>
+      <w:tr>
+        <w:tc>
+          <w:tcPr>
+            <w:tcW w:type="dxa" w:w="2880"/>
+          </w:tcPr>
+          <w:p>
+            <w:r>
+              <w:t>21</w:t>
+            </w:r>
+          </w:p>
+        </w:tc>
+        <w:tc>
+          <w:tcPr>
+            <w:tcW w:type="dxa" w:w="2880"/>
+          </w:tcPr>
+          <w:p>
+            <w:r>
+              <w:t>调取木巳的回复记录</w:t>
+            </w:r>
+          </w:p>
+        </w:tc>
+        <w:tc>
+          <w:tcPr>
+            <w:tcW w:type="dxa" w:w="2880"/>
+          </w:tcPr>
+          <w:p>
+            <w:r>
+              <w:t>n_threat 反常威胁短信</w:t>
+            </w:r>
+          </w:p>
+        </w:tc>
+      </w:tr>
+      <w:tr>
+        <w:tc>
+          <w:tcPr>
+            <w:tcW w:type="dxa" w:w="2880"/>
+          </w:tcPr>
+          <w:p>
+            <w:r>
+              <w:t>22</w:t>
+            </w:r>
+          </w:p>
+        </w:tc>
+        <w:tc>
+          <w:tcPr>
+            <w:tcW w:type="dxa" w:w="2880"/>
+          </w:tcPr>
+          <w:p>
+            <w:r>
+              <w:t>调取缓存残片 / 追溯号码归属</w:t>
+            </w:r>
+          </w:p>
+        </w:tc>
+        <w:tc>
+          <w:tcPr>
+            <w:tcW w:type="dxa" w:w="2880"/>
+          </w:tcPr>
+          <w:p>
+            <w:r>
+              <w:t>f_cache / f_stranger</w:t>
+            </w:r>
+          </w:p>
+        </w:tc>
+      </w:tr>
+      <w:tr>
+        <w:tc>
+          <w:tcPr>
+            <w:tcW w:type="dxa" w:w="2880"/>
+          </w:tcPr>
+          <w:p>
+            <w:r>
+              <w:t>23</w:t>
+            </w:r>
+          </w:p>
+        </w:tc>
+        <w:tc>
+          <w:tcPr>
+            <w:tcW w:type="dxa" w:w="2880"/>
+          </w:tcPr>
+          <w:p>
+            <w:r>
+              <w:t>调取与柳莺相关的档案</w:t>
+            </w:r>
+          </w:p>
+        </w:tc>
+        <w:tc>
+          <w:tcPr>
+            <w:tcW w:type="dxa" w:w="2880"/>
+          </w:tcPr>
+          <w:p>
+            <w:r>
+              <w:t>n_lingying（解锁柳莺·旧约页）</w:t>
+            </w:r>
+          </w:p>
+        </w:tc>
+      </w:tr>
+      <w:tr>
+        <w:tc>
+          <w:tcPr>
+            <w:tcW w:type="dxa" w:w="2880"/>
+          </w:tcPr>
+          <w:p>
+            <w:r>
+              <w:t>24</w:t>
+            </w:r>
+          </w:p>
+        </w:tc>
+        <w:tc>
+          <w:tcPr>
+            <w:tcW w:type="dxa" w:w="2880"/>
+          </w:tcPr>
+          <w:p>
+            <w:r>
+              <w:t>调取与南曲相关的档案</w:t>
+            </w:r>
+          </w:p>
+        </w:tc>
+        <w:tc>
+          <w:tcPr>
+            <w:tcW w:type="dxa" w:w="2880"/>
+          </w:tcPr>
+          <w:p>
+            <w:r>
+              <w:t>n_nanqu（解锁南曲页）</w:t>
+            </w:r>
+          </w:p>
+        </w:tc>
+      </w:tr>
+      <w:tr>
+        <w:tc>
+          <w:tcPr>
+            <w:tcW w:type="dxa" w:w="2880"/>
+          </w:tcPr>
+          <w:p>
+            <w:r>
+              <w:t>25</w:t>
+            </w:r>
+          </w:p>
+        </w:tc>
+        <w:tc>
+          <w:tcPr>
+            <w:tcW w:type="dxa" w:w="2880"/>
+          </w:tcPr>
+          <w:p>
+            <w:r>
+              <w:t>调取尾鸲的异地上传日志</w:t>
+            </w:r>
+          </w:p>
+        </w:tc>
+        <w:tc>
+          <w:tcPr>
+            <w:tcW w:type="dxa" w:w="2880"/>
+          </w:tcPr>
+          <w:p>
+            <w:r>
+              <w:t>st_tail</w:t>
+            </w:r>
+          </w:p>
+        </w:tc>
+      </w:tr>
+      <w:tr>
+        <w:tc>
+          <w:tcPr>
+            <w:tcW w:type="dxa" w:w="2880"/>
+          </w:tcPr>
+          <w:p>
+            <w:r>
+              <w:t>26</w:t>
+            </w:r>
+          </w:p>
+        </w:tc>
+        <w:tc>
+          <w:tcPr>
+            <w:tcW w:type="dxa" w:w="2880"/>
+          </w:tcPr>
+          <w:p>
+            <w:r>
+              <w:t>翻看与罗伦萨的往来通讯 →「再试一次」→「南曲的档案里，出现了你的名字。」</w:t>
+            </w:r>
+          </w:p>
+        </w:tc>
+        <w:tc>
+          <w:tcPr>
+            <w:tcW w:type="dxa" w:w="2880"/>
+          </w:tcPr>
+          <w:p>
+            <w:r>
+              <w:t>f_lls_ok（三连才能解锁实时频道）</w:t>
+            </w:r>
+          </w:p>
+        </w:tc>
+      </w:tr>
+    </w:tbl>
+    <w:p>
+      <w:r>
+        <w:rPr>
+          <w:b/>
+        </w:rPr>
+        <w:t>柳莺·旧约页的三段内容</w:t>
+      </w:r>
+      <w:r>
+        <w:t>：</w:t>
+      </w:r>
+    </w:p>
+    <w:p>
+      <w:pPr>
+        <w:pStyle w:val="ListBullet"/>
+      </w:pPr>
+      <w:r>
+        <w:t>被背叛的影子 ← 在罗伦萨实时频道问过「现场情况」（f_told）</w:t>
+      </w:r>
+    </w:p>
+    <w:p>
+      <w:pPr>
+        <w:pStyle w:val="ListBullet"/>
+      </w:pPr>
+      <w:r>
+        <w:t>协议回溯：死亡协议 ← 拼出组合「死亡消息的真正发件人」（f_death）</w:t>
+      </w:r>
+    </w:p>
+    <w:p>
+      <w:pPr>
+        <w:pStyle w:val="ListBullet"/>
+      </w:pPr>
+      <w:r>
+        <w:t>最终指令：旧约原文 ← 进入真相档案库（n_truth）</w:t>
+      </w:r>
+    </w:p>
+    <w:p>
+      <w:pPr>
+        <w:pStyle w:val="Heading3"/>
+      </w:pPr>
+      <w:r>
+        <w:t>第五幕 · 温室与磁带</w:t>
+      </w:r>
+    </w:p>
+    <w:tbl>
+      <w:tblPr>
+        <w:tblStyle w:val="TableGrid"/>
+        <w:tblW w:type="auto" w:w="0"/>
+        <w:tblLook w:firstColumn="1" w:firstRow="1" w:lastColumn="0" w:lastRow="0" w:noHBand="0" w:noVBand="1" w:val="04A0"/>
+      </w:tblPr>
+      <w:tblGrid>
+        <w:gridCol w:w="2160"/>
+        <w:gridCol w:w="2160"/>
+        <w:gridCol w:w="2160"/>
+        <w:gridCol w:w="2160"/>
+      </w:tblGrid>
+      <w:tr>
+        <w:tc>
+          <w:tcPr>
+            <w:tcW w:type="dxa" w:w="2160"/>
+          </w:tcPr>
+          <w:p>
+            <w:r>
+              <w:rPr>
+                <w:b/>
+              </w:rPr>
+              <w:t>#</w:t>
+            </w:r>
+          </w:p>
+        </w:tc>
+        <w:tc>
+          <w:tcPr>
+            <w:tcW w:type="dxa" w:w="2160"/>
+          </w:tcPr>
+          <w:p>
+            <w:r>
+              <w:rPr>
+                <w:b/>
+              </w:rPr>
+              <w:t>关键词</w:t>
+            </w:r>
+          </w:p>
+        </w:tc>
+        <w:tc>
+          <w:tcPr>
+            <w:tcW w:type="dxa" w:w="2160"/>
+          </w:tcPr>
+          <w:p>
+            <w:r>
+              <w:rPr>
+                <w:b/>
+              </w:rPr>
+              <w:t>线索名</w:t>
+            </w:r>
+          </w:p>
+        </w:tc>
+        <w:tc>
+          <w:tcPr>
+            <w:tcW w:type="dxa" w:w="2160"/>
+          </w:tcPr>
+          <w:p>
+            <w:r>
+              <w:rPr>
+                <w:b/>
+              </w:rPr>
+              <w:t>获得方式</w:t>
             </w:r>
           </w:p>
         </w:tc>
@@ -2488,9 +1430,8 @@
             <w:tcW w:type="dxa" w:w="2160"/>
           </w:tcPr>
           <w:p>
-            <w:r/>
             <w:r>
-              <w:t>洗涤间</w:t>
+              <w:t>27</w:t>
             </w:r>
           </w:p>
         </w:tc>
@@ -2499,9 +1440,8 @@
             <w:tcW w:type="dxa" w:w="2160"/>
           </w:tcPr>
           <w:p>
-            <w:r/>
             <w:r>
-              <w:t>病房（需霉斑密码）</w:t>
+              <w:t>一台民用定时器，接在发信模块上</w:t>
             </w:r>
           </w:p>
         </w:tc>
@@ -2510,9 +1450,8 @@
             <w:tcW w:type="dxa" w:w="2160"/>
           </w:tcPr>
           <w:p>
-            <w:r/>
             <w:r>
-              <w:t>点糖纸内层</w:t>
+              <w:t>n_timer</w:t>
             </w:r>
           </w:p>
         </w:tc>
@@ -2521,9 +1460,8 @@
             <w:tcW w:type="dxa" w:w="2160"/>
           </w:tcPr>
           <w:p>
-            <w:r/>
             <w:r>
-              <w:t>方糖纸「别信白大衣说的话」（回旋海线）</w:t>
+              <w:t>「疗养院 · 废弃温室」（需 n_lingying）。T日 05:00 发信</w:t>
             </w:r>
           </w:p>
         </w:tc>
@@ -2534,9 +1472,8 @@
             <w:tcW w:type="dxa" w:w="2160"/>
           </w:tcPr>
           <w:p>
-            <w:r/>
             <w:r>
-              <w:t>小图书馆</w:t>
+              <w:t>28</w:t>
             </w:r>
           </w:p>
         </w:tc>
@@ -2545,9 +1482,8 @@
             <w:tcW w:type="dxa" w:w="2160"/>
           </w:tcPr>
           <w:p>
-            <w:r/>
             <w:r>
-              <w:t>病房（需霉斑密码）</w:t>
+              <w:t>一盘贴着手写标签的盒式磁带</w:t>
             </w:r>
           </w:p>
         </w:tc>
@@ -2556,9 +1492,8 @@
             <w:tcW w:type="dxa" w:w="2160"/>
           </w:tcPr>
           <w:p>
-            <w:r/>
             <w:r>
-              <w:t>点无瞳之眼</w:t>
+              <w:t>n_tape_clue</w:t>
             </w:r>
           </w:p>
         </w:tc>
@@ -2567,9 +1502,88 @@
             <w:tcW w:type="dxa" w:w="2160"/>
           </w:tcPr>
           <w:p>
-            <w:r/>
             <w:r>
-              <w:t>无瞳之眼滤纸（旧尾花线）</w:t>
+              <w:t>「木巳的磁带 · ST-17」（终端解锁后开放）</w:t>
+            </w:r>
+          </w:p>
+        </w:tc>
+      </w:tr>
+    </w:tbl>
+    <w:p>
+      <w:pPr>
+        <w:pStyle w:val="Heading3"/>
+      </w:pPr>
+      <w:r>
+        <w:t>第六幕 · 雨幕车站与记忆回廊</w:t>
+      </w:r>
+    </w:p>
+    <w:p>
+      <w:r>
+        <w:t>「雨幕车站」（需 z_code）→ 站内按顺序：售票窗口关键词 →「记忆回廊」→ 洗涤间/小图书馆 → 「末班车站台」。</w:t>
+      </w:r>
+    </w:p>
+    <w:tbl>
+      <w:tblPr>
+        <w:tblStyle w:val="TableGrid"/>
+        <w:tblW w:type="auto" w:w="0"/>
+        <w:tblLook w:firstColumn="1" w:firstRow="1" w:lastColumn="0" w:lastRow="0" w:noHBand="0" w:noVBand="1" w:val="04A0"/>
+      </w:tblPr>
+      <w:tblGrid>
+        <w:gridCol w:w="2160"/>
+        <w:gridCol w:w="2160"/>
+        <w:gridCol w:w="2160"/>
+        <w:gridCol w:w="2160"/>
+      </w:tblGrid>
+      <w:tr>
+        <w:tc>
+          <w:tcPr>
+            <w:tcW w:type="dxa" w:w="2160"/>
+          </w:tcPr>
+          <w:p>
+            <w:r>
+              <w:rPr>
+                <w:b/>
+              </w:rPr>
+              <w:t>#</w:t>
+            </w:r>
+          </w:p>
+        </w:tc>
+        <w:tc>
+          <w:tcPr>
+            <w:tcW w:type="dxa" w:w="2160"/>
+          </w:tcPr>
+          <w:p>
+            <w:r>
+              <w:rPr>
+                <w:b/>
+              </w:rPr>
+              <w:t>关键词</w:t>
+            </w:r>
+          </w:p>
+        </w:tc>
+        <w:tc>
+          <w:tcPr>
+            <w:tcW w:type="dxa" w:w="2160"/>
+          </w:tcPr>
+          <w:p>
+            <w:r>
+              <w:rPr>
+                <w:b/>
+              </w:rPr>
+              <w:t>线索名</w:t>
+            </w:r>
+          </w:p>
+        </w:tc>
+        <w:tc>
+          <w:tcPr>
+            <w:tcW w:type="dxa" w:w="2160"/>
+          </w:tcPr>
+          <w:p>
+            <w:r>
+              <w:rPr>
+                <w:b/>
+              </w:rPr>
+              <w:t>页面</w:t>
             </w:r>
           </w:p>
         </w:tc>
@@ -2580,9 +1594,8 @@
             <w:tcW w:type="dxa" w:w="2160"/>
           </w:tcPr>
           <w:p>
-            <w:r/>
             <w:r>
-              <w:t>站台·末班车</w:t>
+              <w:t>29</w:t>
             </w:r>
           </w:p>
         </w:tc>
@@ -2591,9 +1604,8 @@
             <w:tcW w:type="dxa" w:w="2160"/>
           </w:tcPr>
           <w:p>
-            <w:r/>
             <w:r>
-              <w:t>需集齐 刻痕+方糖纸+滤纸</w:t>
+              <w:t>售票窗口</w:t>
             </w:r>
           </w:p>
         </w:tc>
@@ -2602,9 +1614,8 @@
             <w:tcW w:type="dxa" w:w="2160"/>
           </w:tcPr>
           <w:p>
-            <w:r/>
             <w:r>
-              <w:t>点车票/金属片</w:t>
+              <w:t>st_girl 幽灵少女「细雨」</w:t>
             </w:r>
           </w:p>
         </w:tc>
@@ -2613,9 +1624,8 @@
             <w:tcW w:type="dxa" w:w="2160"/>
           </w:tcPr>
           <w:p>
-            <w:r/>
             <w:r>
-              <w:t>回程车票、「木」字金属片雏形</w:t>
+              <w:t>雨幕车站</w:t>
             </w:r>
           </w:p>
         </w:tc>
@@ -2626,9 +1636,8 @@
             <w:tcW w:type="dxa" w:w="2160"/>
           </w:tcPr>
           <w:p>
-            <w:r/>
             <w:r>
-              <w:t>尾鸲异地频道</w:t>
+              <w:t>30</w:t>
             </w:r>
           </w:p>
         </w:tc>
@@ -2637,9 +1646,8 @@
             <w:tcW w:type="dxa" w:w="2160"/>
           </w:tcPr>
           <w:p>
-            <w:r/>
             <w:r>
-              <w:t>通讯记录联系人列表（需 heizei_code）</w:t>
+              <w:t>蓝绳结扣</w:t>
             </w:r>
           </w:p>
         </w:tc>
@@ -2648,9 +1656,8 @@
             <w:tcW w:type="dxa" w:w="2160"/>
           </w:tcPr>
           <w:p>
-            <w:r/>
             <w:r>
-              <w:t>调取异地上传日志</w:t>
+              <w:t>st_knot</w:t>
             </w:r>
           </w:p>
         </w:tc>
@@ -2659,9 +1666,886 @@
             <w:tcW w:type="dxa" w:w="2160"/>
           </w:tcPr>
           <w:p>
-            <w:r/>
             <w:r>
-              <w:t>尾鸲异地上传日志（车站坐标泄露路径）</w:t>
+              <w:t>雨幕车站</w:t>
+            </w:r>
+          </w:p>
+        </w:tc>
+      </w:tr>
+      <w:tr>
+        <w:tc>
+          <w:tcPr>
+            <w:tcW w:type="dxa" w:w="2160"/>
+          </w:tcPr>
+          <w:p>
+            <w:r>
+              <w:t>31</w:t>
+            </w:r>
+          </w:p>
+        </w:tc>
+        <w:tc>
+          <w:tcPr>
+            <w:tcW w:type="dxa" w:w="2160"/>
+          </w:tcPr>
+          <w:p>
+            <w:r>
+              <w:t>0415（亮着的芯片）</w:t>
+            </w:r>
+          </w:p>
+        </w:tc>
+        <w:tc>
+          <w:tcPr>
+            <w:tcW w:type="dxa" w:w="2160"/>
+          </w:tcPr>
+          <w:p>
+            <w:r>
+              <w:t>st_chips</w:t>
+            </w:r>
+          </w:p>
+        </w:tc>
+        <w:tc>
+          <w:tcPr>
+            <w:tcW w:type="dxa" w:w="2160"/>
+          </w:tcPr>
+          <w:p>
+            <w:r>
+              <w:t>雨幕车站</w:t>
+            </w:r>
+          </w:p>
+        </w:tc>
+      </w:tr>
+      <w:tr>
+        <w:tc>
+          <w:tcPr>
+            <w:tcW w:type="dxa" w:w="2160"/>
+          </w:tcPr>
+          <w:p>
+            <w:r>
+              <w:t>32</w:t>
+            </w:r>
+          </w:p>
+        </w:tc>
+        <w:tc>
+          <w:tcPr>
+            <w:tcW w:type="dxa" w:w="2160"/>
+          </w:tcPr>
+          <w:p>
+            <w:r>
+              <w:t>霉斑地衣（「窗外有眼睛」）</w:t>
+            </w:r>
+          </w:p>
+        </w:tc>
+        <w:tc>
+          <w:tcPr>
+            <w:tcW w:type="dxa" w:w="2160"/>
+          </w:tcPr>
+          <w:p>
+            <w:r>
+              <w:t>st_lichen</w:t>
+            </w:r>
+          </w:p>
+        </w:tc>
+        <w:tc>
+          <w:tcPr>
+            <w:tcW w:type="dxa" w:w="2160"/>
+          </w:tcPr>
+          <w:p>
+            <w:r>
+              <w:t>记忆回廊·0415号病房</w:t>
+            </w:r>
+          </w:p>
+        </w:tc>
+      </w:tr>
+      <w:tr>
+        <w:tc>
+          <w:tcPr>
+            <w:tcW w:type="dxa" w:w="2160"/>
+          </w:tcPr>
+          <w:p>
+            <w:r>
+              <w:t>33</w:t>
+            </w:r>
+          </w:p>
+        </w:tc>
+        <w:tc>
+          <w:tcPr>
+            <w:tcW w:type="dxa" w:w="2160"/>
+          </w:tcPr>
+          <w:p>
+            <w:r>
+              <w:t>桌面刻痕（母本关联）</w:t>
+            </w:r>
+          </w:p>
+        </w:tc>
+        <w:tc>
+          <w:tcPr>
+            <w:tcW w:type="dxa" w:w="2160"/>
+          </w:tcPr>
+          <w:p>
+            <w:r>
+              <w:t>st_carve</w:t>
+            </w:r>
+          </w:p>
+        </w:tc>
+        <w:tc>
+          <w:tcPr>
+            <w:tcW w:type="dxa" w:w="2160"/>
+          </w:tcPr>
+          <w:p>
+            <w:r>
+              <w:t>记忆回廊·0415号病房</w:t>
+            </w:r>
+          </w:p>
+        </w:tc>
+      </w:tr>
+      <w:tr>
+        <w:tc>
+          <w:tcPr>
+            <w:tcW w:type="dxa" w:w="2160"/>
+          </w:tcPr>
+          <w:p>
+            <w:r>
+              <w:t>34</w:t>
+            </w:r>
+          </w:p>
+        </w:tc>
+        <w:tc>
+          <w:tcPr>
+            <w:tcW w:type="dxa" w:w="2160"/>
+          </w:tcPr>
+          <w:p>
+            <w:r>
+              <w:t>「别信白大衣说的话。」（方糖纸）</w:t>
+            </w:r>
+          </w:p>
+        </w:tc>
+        <w:tc>
+          <w:tcPr>
+            <w:tcW w:type="dxa" w:w="2160"/>
+          </w:tcPr>
+          <w:p>
+            <w:r>
+              <w:t>st_candy</w:t>
+            </w:r>
+          </w:p>
+        </w:tc>
+        <w:tc>
+          <w:tcPr>
+            <w:tcW w:type="dxa" w:w="2160"/>
+          </w:tcPr>
+          <w:p>
+            <w:r>
+              <w:t>记忆回廊·洗涤间</w:t>
+            </w:r>
+          </w:p>
+        </w:tc>
+      </w:tr>
+      <w:tr>
+        <w:tc>
+          <w:tcPr>
+            <w:tcW w:type="dxa" w:w="2160"/>
+          </w:tcPr>
+          <w:p>
+            <w:r>
+              <w:t>35</w:t>
+            </w:r>
+          </w:p>
+        </w:tc>
+        <w:tc>
+          <w:tcPr>
+            <w:tcW w:type="dxa" w:w="2160"/>
+          </w:tcPr>
+          <w:p>
+            <w:r>
+              <w:t>无瞳之眼滤纸</w:t>
+            </w:r>
+          </w:p>
+        </w:tc>
+        <w:tc>
+          <w:tcPr>
+            <w:tcW w:type="dxa" w:w="2160"/>
+          </w:tcPr>
+          <w:p>
+            <w:r>
+              <w:t>st_eye</w:t>
+            </w:r>
+          </w:p>
+        </w:tc>
+        <w:tc>
+          <w:tcPr>
+            <w:tcW w:type="dxa" w:w="2160"/>
+          </w:tcPr>
+          <w:p>
+            <w:r>
+              <w:t>记忆回廊·小图书馆</w:t>
+            </w:r>
+          </w:p>
+        </w:tc>
+      </w:tr>
+      <w:tr>
+        <w:tc>
+          <w:tcPr>
+            <w:tcW w:type="dxa" w:w="2160"/>
+          </w:tcPr>
+          <w:p>
+            <w:r>
+              <w:t>36</w:t>
+            </w:r>
+          </w:p>
+        </w:tc>
+        <w:tc>
+          <w:tcPr>
+            <w:tcW w:type="dxa" w:w="2160"/>
+          </w:tcPr>
+          <w:p>
+            <w:r>
+              <w:t>回程车票 / 「木」字金属片</w:t>
+            </w:r>
+          </w:p>
+        </w:tc>
+        <w:tc>
+          <w:tcPr>
+            <w:tcW w:type="dxa" w:w="2160"/>
+          </w:tcPr>
+          <w:p>
+            <w:r>
+              <w:t>st_ticket / st_metal</w:t>
+            </w:r>
+          </w:p>
+        </w:tc>
+        <w:tc>
+          <w:tcPr>
+            <w:tcW w:type="dxa" w:w="2160"/>
+          </w:tcPr>
+          <w:p>
+            <w:r>
+              <w:t>末班车站台（需 st_carve+st_candy+st_eye）</w:t>
+            </w:r>
+          </w:p>
+        </w:tc>
+      </w:tr>
+    </w:tbl>
+    <w:p>
+      <w:r>
+        <w:t>（n_lingying 共 36 条线索即 100%。另：细雨、尾鸲、旧尾花各有专属档案页，可顺路查看。）</w:t>
+      </w:r>
+    </w:p>
+    <w:p>
+      <w:pPr>
+        <w:pStyle w:val="Heading2"/>
+      </w:pPr>
+      <w:r>
+        <w:t>二、全部 13 个组合（分析板拼合对照表）</w:t>
+      </w:r>
+    </w:p>
+    <w:tbl>
+      <w:tblPr>
+        <w:tblStyle w:val="TableGrid"/>
+        <w:tblW w:type="auto" w:w="0"/>
+        <w:tblLook w:firstColumn="1" w:firstRow="1" w:lastColumn="0" w:lastRow="0" w:noHBand="0" w:noVBand="1" w:val="04A0"/>
+      </w:tblPr>
+      <w:tblGrid>
+        <w:gridCol w:w="2160"/>
+        <w:gridCol w:w="2160"/>
+        <w:gridCol w:w="2160"/>
+        <w:gridCol w:w="2160"/>
+      </w:tblGrid>
+      <w:tr>
+        <w:tc>
+          <w:tcPr>
+            <w:tcW w:type="dxa" w:w="2160"/>
+          </w:tcPr>
+          <w:p>
+            <w:r>
+              <w:rPr>
+                <w:b/>
+              </w:rPr>
+              <w:t>组合</w:t>
+            </w:r>
+          </w:p>
+        </w:tc>
+        <w:tc>
+          <w:tcPr>
+            <w:tcW w:type="dxa" w:w="2160"/>
+          </w:tcPr>
+          <w:p>
+            <w:r>
+              <w:rPr>
+                <w:b/>
+              </w:rPr>
+              <w:t>两条线索（罗盘文字）</w:t>
+            </w:r>
+          </w:p>
+        </w:tc>
+        <w:tc>
+          <w:tcPr>
+            <w:tcW w:type="dxa" w:w="2160"/>
+          </w:tcPr>
+          <w:p>
+            <w:r>
+              <w:rPr>
+                <w:b/>
+              </w:rPr>
+              <w:t>结果</w:t>
+            </w:r>
+          </w:p>
+        </w:tc>
+        <w:tc>
+          <w:tcPr>
+            <w:tcW w:type="dxa" w:w="2160"/>
+          </w:tcPr>
+          <w:p>
+            <w:r>
+              <w:rPr>
+                <w:b/>
+              </w:rPr>
+              <w:t>关键产出</w:t>
+            </w:r>
+          </w:p>
+        </w:tc>
+      </w:tr>
+      <w:tr>
+        <w:tc>
+          <w:tcPr>
+            <w:tcW w:type="dxa" w:w="2160"/>
+          </w:tcPr>
+          <w:p>
+            <w:r>
+              <w:t>涂黑的名字：几居</w:t>
+            </w:r>
+          </w:p>
+        </w:tc>
+        <w:tc>
+          <w:tcPr>
+            <w:tcW w:type="dxa" w:w="2160"/>
+          </w:tcPr>
+          <w:p>
+            <w:r>
+              <w:t>被高分子涂料抹除的代号 + 拼合的旧相纸</w:t>
+            </w:r>
+          </w:p>
+        </w:tc>
+        <w:tc>
+          <w:tcPr>
+            <w:tcW w:type="dxa" w:w="2160"/>
+          </w:tcPr>
+          <w:p>
+            <w:r>
+              <w:t>特蕾莎＝几居</w:t>
+            </w:r>
+          </w:p>
+        </w:tc>
+        <w:tc>
+          <w:tcPr>
+            <w:tcW w:type="dxa" w:w="2160"/>
+          </w:tcPr>
+          <w:p>
+            <w:r>
+              <w:t>n_theresa2（终端密码前半 + 进修复室前提）</w:t>
+            </w:r>
+          </w:p>
+        </w:tc>
+      </w:tr>
+      <w:tr>
+        <w:tc>
+          <w:tcPr>
+            <w:tcW w:type="dxa" w:w="2160"/>
+          </w:tcPr>
+          <w:p>
+            <w:r>
+              <w:t>人格剥离与情感链接的镜像关系</w:t>
+            </w:r>
+          </w:p>
+        </w:tc>
+        <w:tc>
+          <w:tcPr>
+            <w:tcW w:type="dxa" w:w="2160"/>
+          </w:tcPr>
+          <w:p>
+            <w:r>
+              <w:t>特蕾莎·记忆实体化全真相 + 濯枝实验·截断数据</w:t>
+            </w:r>
+          </w:p>
+        </w:tc>
+        <w:tc>
+          <w:tcPr>
+            <w:tcW w:type="dxa" w:w="2160"/>
+          </w:tcPr>
+          <w:p>
+            <w:r>
+              <w:t>两个实验的全貌；密码前半段 ST-17</w:t>
+            </w:r>
+          </w:p>
+        </w:tc>
+        <w:tc>
+          <w:tcPr>
+            <w:tcW w:type="dxa" w:w="2160"/>
+          </w:tcPr>
+          <w:p>
+            <w:r>
+              <w:t>—</w:t>
+            </w:r>
+          </w:p>
+        </w:tc>
+      </w:tr>
+      <w:tr>
+        <w:tc>
+          <w:tcPr>
+            <w:tcW w:type="dxa" w:w="2160"/>
+          </w:tcPr>
+          <w:p>
+            <w:r>
+              <w:t>钥匙与鞋印：他曾来过</w:t>
+            </w:r>
+          </w:p>
+        </w:tc>
+        <w:tc>
+          <w:tcPr>
+            <w:tcW w:type="dxa" w:w="2160"/>
+          </w:tcPr>
+          <w:p>
+            <w:r>
+              <w:t>旧式黄铜钥匙 + 窗沿鞋印</w:t>
+            </w:r>
+          </w:p>
+        </w:tc>
+        <w:tc>
+          <w:tcPr>
+            <w:tcW w:type="dxa" w:w="2160"/>
+          </w:tcPr>
+          <w:p>
+            <w:r>
+              <w:t>有人来过 7 号房</w:t>
+            </w:r>
+          </w:p>
+        </w:tc>
+        <w:tc>
+          <w:tcPr>
+            <w:tcW w:type="dxa" w:w="2160"/>
+          </w:tcPr>
+          <w:p>
+            <w:r>
+              <w:t>f_keyprint</w:t>
+            </w:r>
+          </w:p>
+        </w:tc>
+      </w:tr>
+      <w:tr>
+        <w:tc>
+          <w:tcPr>
+            <w:tcW w:type="dxa" w:w="2160"/>
+          </w:tcPr>
+          <w:p>
+            <w:r>
+              <w:t>死亡消息的真正发件人</w:t>
+            </w:r>
+          </w:p>
+        </w:tc>
+        <w:tc>
+          <w:tcPr>
+            <w:tcW w:type="dxa" w:w="2160"/>
+          </w:tcPr>
+          <w:p>
+            <w:r>
+              <w:t>五年缴费记录 + 柳莺·旧约</w:t>
+            </w:r>
+          </w:p>
+        </w:tc>
+        <w:tc>
+          <w:tcPr>
+            <w:tcW w:type="dxa" w:w="2160"/>
+          </w:tcPr>
+          <w:p>
+            <w:r>
+              <w:t>死亡消息是定时闹钟</w:t>
+            </w:r>
+          </w:p>
+        </w:tc>
+        <w:tc>
+          <w:tcPr>
+            <w:tcW w:type="dxa" w:w="2160"/>
+          </w:tcPr>
+          <w:p>
+            <w:r>
+              <w:t>f_death（解锁柳莺页第二段）</w:t>
+            </w:r>
+          </w:p>
+        </w:tc>
+      </w:tr>
+      <w:tr>
+        <w:tc>
+          <w:tcPr>
+            <w:tcW w:type="dxa" w:w="2160"/>
+          </w:tcPr>
+          <w:p>
+            <w:r>
+              <w:t>威胁信号的发信源</w:t>
+            </w:r>
+          </w:p>
+        </w:tc>
+        <w:tc>
+          <w:tcPr>
+            <w:tcW w:type="dxa" w:w="2160"/>
+          </w:tcPr>
+          <w:p>
+            <w:r>
+              <w:t>反常威胁短信 + 样本编号0415（濯枝档案或黑泽体检单的 0415 均可）</w:t>
+            </w:r>
+          </w:p>
+        </w:tc>
+        <w:tc>
+          <w:tcPr>
+            <w:tcW w:type="dxa" w:w="2160"/>
+          </w:tcPr>
+          <w:p>
+            <w:r>
+              <w:t>信号呼唤 0415 → 得知密码</w:t>
+            </w:r>
+          </w:p>
+        </w:tc>
+        <w:tc>
+          <w:tcPr>
+            <w:tcW w:type="dxa" w:w="2160"/>
+          </w:tcPr>
+          <w:p>
+            <w:r>
+              <w:t>pwd_known</w:t>
+            </w:r>
+          </w:p>
+        </w:tc>
+      </w:tr>
+      <w:tr>
+        <w:tc>
+          <w:tcPr>
+            <w:tcW w:type="dxa" w:w="2160"/>
+          </w:tcPr>
+          <w:p>
+            <w:r>
+              <w:t>迟到五年的名字</w:t>
+            </w:r>
+          </w:p>
+        </w:tc>
+        <w:tc>
+          <w:tcPr>
+            <w:tcW w:type="dxa" w:w="2160"/>
+          </w:tcPr>
+          <w:p>
+            <w:r>
+              <w:t>木巳的录音带 + Z-007 登记条上的名字：濯枝</w:t>
+            </w:r>
+          </w:p>
+        </w:tc>
+        <w:tc>
+          <w:tcPr>
+            <w:tcW w:type="dxa" w:w="2160"/>
+          </w:tcPr>
+          <w:p>
+            <w:r>
+              <w:t>录音唤的是濯枝真名</w:t>
+            </w:r>
+          </w:p>
+        </w:tc>
+        <w:tc>
+          <w:tcPr>
+            <w:tcW w:type="dxa" w:w="2160"/>
+          </w:tcPr>
+          <w:p>
+            <w:r>
+              <w:t>f_seed（隐藏结局必需）</w:t>
+            </w:r>
+          </w:p>
+        </w:tc>
+      </w:tr>
+      <w:tr>
+        <w:tc>
+          <w:tcPr>
+            <w:tcW w:type="dxa" w:w="2160"/>
+          </w:tcPr>
+          <w:p>
+            <w:r>
+              <w:t>孩子们互相掩护的约定</w:t>
+            </w:r>
+          </w:p>
+        </w:tc>
+        <w:tc>
+          <w:tcPr>
+            <w:tcW w:type="dxa" w:w="2160"/>
+          </w:tcPr>
+          <w:p>
+            <w:r>
+              <w:t>方糖纸的字 + 无瞳之眼滤纸</w:t>
+            </w:r>
+          </w:p>
+        </w:tc>
+        <w:tc>
+          <w:tcPr>
+            <w:tcW w:type="dxa" w:w="2160"/>
+          </w:tcPr>
+          <w:p>
+            <w:r>
+              <w:t>孩子们的旧约</w:t>
+            </w:r>
+          </w:p>
+        </w:tc>
+        <w:tc>
+          <w:tcPr>
+            <w:tcW w:type="dxa" w:w="2160"/>
+          </w:tcPr>
+          <w:p>
+            <w:r>
+              <w:t>f_kids、st_kids_pact</w:t>
+            </w:r>
+          </w:p>
+        </w:tc>
+      </w:tr>
+      <w:tr>
+        <w:tc>
+          <w:tcPr>
+            <w:tcW w:type="dxa" w:w="2160"/>
+          </w:tcPr>
+          <w:p>
+            <w:r>
+              <w:t>比雨更早的名字</w:t>
+            </w:r>
+          </w:p>
+        </w:tc>
+        <w:tc>
+          <w:tcPr>
+            <w:tcW w:type="dxa" w:w="2160"/>
+          </w:tcPr>
+          <w:p>
+            <w:r>
+              <w:t>「木」字金属片 + 木巳的手写批注</w:t>
+            </w:r>
+          </w:p>
+        </w:tc>
+        <w:tc>
+          <w:tcPr>
+            <w:tcW w:type="dxa" w:w="2160"/>
+          </w:tcPr>
+          <w:p>
+            <w:r>
+              <w:t>名牌雏形与批注对上</w:t>
+            </w:r>
+          </w:p>
+        </w:tc>
+        <w:tc>
+          <w:tcPr>
+            <w:tcW w:type="dxa" w:w="2160"/>
+          </w:tcPr>
+          <w:p>
+            <w:r>
+              <w:t>f_early_rain</w:t>
+            </w:r>
+          </w:p>
+        </w:tc>
+      </w:tr>
+      <w:tr>
+        <w:tc>
+          <w:tcPr>
+            <w:tcW w:type="dxa" w:w="2160"/>
+          </w:tcPr>
+          <w:p>
+            <w:r>
+              <w:t>站台上的脸</w:t>
+            </w:r>
+          </w:p>
+        </w:tc>
+        <w:tc>
+          <w:tcPr>
+            <w:tcW w:type="dxa" w:w="2160"/>
+          </w:tcPr>
+          <w:p>
+            <w:r>
+              <w:t>细雨（售票窗少女） + 濯枝实验·截断数据</w:t>
+            </w:r>
+          </w:p>
+        </w:tc>
+        <w:tc>
+          <w:tcPr>
+            <w:tcW w:type="dxa" w:w="2160"/>
+          </w:tcPr>
+          <w:p>
+            <w:r>
+              <w:t>少女与濯枝轮廓重合</w:t>
+            </w:r>
+          </w:p>
+        </w:tc>
+        <w:tc>
+          <w:tcPr>
+            <w:tcW w:type="dxa" w:w="2160"/>
+          </w:tcPr>
+          <w:p>
+            <w:r>
+              <w:t>f_face</w:t>
+            </w:r>
+          </w:p>
+        </w:tc>
+      </w:tr>
+      <w:tr>
+        <w:tc>
+          <w:tcPr>
+            <w:tcW w:type="dxa" w:w="2160"/>
+          </w:tcPr>
+          <w:p>
+            <w:r>
+              <w:t>共鸣芯片的主人</w:t>
+            </w:r>
+          </w:p>
+        </w:tc>
+        <w:tc>
+          <w:tcPr>
+            <w:tcW w:type="dxa" w:w="2160"/>
+          </w:tcPr>
+          <w:p>
+            <w:r>
+              <w:t>0415号芯片阵列 + 木槭的真实身份</w:t>
+            </w:r>
+          </w:p>
+        </w:tc>
+        <w:tc>
+          <w:tcPr>
+            <w:tcW w:type="dxa" w:w="2160"/>
+          </w:tcPr>
+          <w:p>
+            <w:r>
+              <w:t>0415 属于木槭</w:t>
+            </w:r>
+          </w:p>
+        </w:tc>
+        <w:tc>
+          <w:tcPr>
+            <w:tcW w:type="dxa" w:w="2160"/>
+          </w:tcPr>
+          <w:p>
+            <w:r>
+              <w:t>f_chip</w:t>
+            </w:r>
+          </w:p>
+        </w:tc>
+      </w:tr>
+      <w:tr>
+        <w:tc>
+          <w:tcPr>
+            <w:tcW w:type="dxa" w:w="2160"/>
+          </w:tcPr>
+          <w:p>
+            <w:r>
+              <w:t>刻痕的母本</w:t>
+            </w:r>
+          </w:p>
+        </w:tc>
+        <w:tc>
+          <w:tcPr>
+            <w:tcW w:type="dxa" w:w="2160"/>
+          </w:tcPr>
+          <w:p>
+            <w:r>
+              <w:t>桌面刻痕 + 特蕾莎·记忆实体化全真相</w:t>
+            </w:r>
+          </w:p>
+        </w:tc>
+        <w:tc>
+          <w:tcPr>
+            <w:tcW w:type="dxa" w:w="2160"/>
+          </w:tcPr>
+          <w:p>
+            <w:r>
+              <w:t>母本＝被剥离人格的濯枝</w:t>
+            </w:r>
+          </w:p>
+        </w:tc>
+        <w:tc>
+          <w:tcPr>
+            <w:tcW w:type="dxa" w:w="2160"/>
+          </w:tcPr>
+          <w:p>
+            <w:r>
+              <w:t>f_carve</w:t>
+            </w:r>
+          </w:p>
+        </w:tc>
+      </w:tr>
+      <w:tr>
+        <w:tc>
+          <w:tcPr>
+            <w:tcW w:type="dxa" w:w="2160"/>
+          </w:tcPr>
+          <w:p>
+            <w:r>
+              <w:t>同刻的发车</w:t>
+            </w:r>
+          </w:p>
+        </w:tc>
+        <w:tc>
+          <w:tcPr>
+            <w:tcW w:type="dxa" w:w="2160"/>
+          </w:tcPr>
+          <w:p>
+            <w:r>
+              <w:t>温室定时器 + 回程车票</w:t>
+            </w:r>
+          </w:p>
+        </w:tc>
+        <w:tc>
+          <w:tcPr>
+            <w:tcW w:type="dxa" w:w="2160"/>
+          </w:tcPr>
+          <w:p>
+            <w:r>
+              <w:t>T日05:00 = [WAKE] = 发车</w:t>
+            </w:r>
+          </w:p>
+        </w:tc>
+        <w:tc>
+          <w:tcPr>
+            <w:tcW w:type="dxa" w:w="2160"/>
+          </w:tcPr>
+          <w:p>
+            <w:r>
+              <w:t>f_wake</w:t>
+            </w:r>
+          </w:p>
+        </w:tc>
+      </w:tr>
+      <w:tr>
+        <w:tc>
+          <w:tcPr>
+            <w:tcW w:type="dxa" w:w="2160"/>
+          </w:tcPr>
+          <w:p>
+            <w:r>
+              <w:t>她成了她要守护的名字</w:t>
+            </w:r>
+          </w:p>
+        </w:tc>
+        <w:tc>
+          <w:tcPr>
+            <w:tcW w:type="dxa" w:w="2160"/>
+          </w:tcPr>
+          <w:p>
+            <w:r>
+              <w:t>木巳的手写批注 + 南曲·失窃的一页</w:t>
+            </w:r>
+          </w:p>
+        </w:tc>
+        <w:tc>
+          <w:tcPr>
+            <w:tcW w:type="dxa" w:w="2160"/>
+          </w:tcPr>
+          <w:p>
+            <w:r>
+              <w:t>特因＝濯枝、木槭＝0415</w:t>
+            </w:r>
+          </w:p>
+        </w:tc>
+        <w:tc>
+          <w:tcPr>
+            <w:tcW w:type="dxa" w:w="2160"/>
+          </w:tcPr>
+          <w:p>
+            <w:r>
+              <w:t>f_tein_origin、n_mujie</w:t>
             </w:r>
           </w:p>
         </w:tc>
@@ -2669,87 +2553,186 @@
     </w:tbl>
     <w:p>
       <w:pPr>
-        <w:pStyle w:val="ListBullet"/>
+        <w:ind w:left="360"/>
       </w:pPr>
       <w:r>
-        <w:t>嫌疑人卡新增：</w:t>
+        <w:t>拼错时罗盘会给出定向提示（如「中间还缺木槭的档案」），照着补线索即可。</w:t>
+      </w:r>
+    </w:p>
+    <w:p>
+      <w:pPr>
+        <w:pStyle w:val="Heading2"/>
+      </w:pPr>
+      <w:r>
+        <w:t>三、完整流程速通（按顺序做即可 100%）</w:t>
+      </w:r>
+    </w:p>
+    <w:p>
+      <w:pPr>
+        <w:pStyle w:val="ListNumber"/>
+      </w:pPr>
+      <w:r>
+        <w:rPr>
+          <w:b/>
+        </w:rPr>
+        <w:t>门外</w:t>
+      </w:r>
+      <w:r>
+        <w:t>：现场回传（门外）→ 点「后门遗落的旧式黄铜钥匙」。</w:t>
+      </w:r>
+    </w:p>
+    <w:p>
+      <w:pPr>
+        <w:pStyle w:val="ListNumber"/>
+      </w:pPr>
+      <w:r>
+        <w:rPr>
+          <w:b/>
+        </w:rPr>
+        <w:t>进入室内</w:t>
+      </w:r>
+      <w:r>
+        <w:t>（让罗伦萨进入河谷疗养院）→ 依次点：7号房的「尸体」、窗沿鞋印、《记忆情感储存》、拼合的旧相纸、防追踪通讯终端。</w:t>
+      </w:r>
+    </w:p>
+    <w:p>
+      <w:pPr>
+        <w:pStyle w:val="ListNumber"/>
+      </w:pPr>
+      <w:r>
+        <w:t>打开《记忆情感储存》→ 点夹层「索引页」。</w:t>
+      </w:r>
+    </w:p>
+    <w:p>
+      <w:pPr>
+        <w:pStyle w:val="ListNumber"/>
+      </w:pPr>
+      <w:r>
+        <w:rPr>
+          <w:b/>
+        </w:rPr>
+        <w:t>罗伦萨实时频道</w:t>
+      </w:r>
+      <w:r>
+        <w:t>：先问「现场情况」→ 再问「窗沿的鞋印」「合照上的女人」「理事会档案库」。</w:t>
+      </w:r>
+    </w:p>
+    <w:p>
+      <w:pPr>
+        <w:pStyle w:val="ListNumber"/>
+      </w:pPr>
+      <w:r>
+        <w:rPr>
+          <w:b/>
+        </w:rPr>
+        <w:t>分析板</w:t>
+      </w:r>
+      <w:r>
+        <w:t>：拼「钥匙+鞋印」。</w:t>
+      </w:r>
+    </w:p>
+    <w:p>
+      <w:pPr>
+        <w:pStyle w:val="ListNumber"/>
+      </w:pPr>
+      <w:r>
+        <w:rPr>
+          <w:b/>
+        </w:rPr>
+        <w:t>档案库</w:t>
+      </w:r>
+      <w:r>
+        <w:t>：特蕾莎卷 → 点「被高分子涂料抹除的名字」；濯枝卷 → 点「濯枝」「样本编号：0415」「木巳的批注」。</w:t>
+      </w:r>
+    </w:p>
+    <w:p>
+      <w:pPr>
+        <w:pStyle w:val="ListNumber"/>
+      </w:pPr>
+      <w:r>
+        <w:rPr>
+          <w:b/>
+        </w:rPr>
+        <w:t>分析板</w:t>
+      </w:r>
+      <w:r>
+        <w:t>：拼「涂黑的代号+旧相纸」→ 得特蕾莎全真相。</w:t>
+      </w:r>
+    </w:p>
+    <w:p>
+      <w:pPr>
+        <w:pStyle w:val="ListNumber"/>
+      </w:pPr>
+      <w:r>
+        <w:rPr>
+          <w:b/>
+        </w:rPr>
+        <w:t>记忆修复室</w:t>
+      </w:r>
+      <w:r>
+        <w:t xml:space="preserve"> → 剥离演出，还原「几居」。</w:t>
+      </w:r>
+    </w:p>
+    <w:p>
+      <w:pPr>
+        <w:pStyle w:val="ListNumber"/>
+      </w:pPr>
+      <w:r>
+        <w:rPr>
+          <w:b/>
+        </w:rPr>
+        <w:t>分析板</w:t>
+      </w:r>
+      <w:r>
+        <w:t>：拼「特蕾莎全真相+濯枝数据」→ 得知密码前半 ST-17。</w:t>
+      </w:r>
+    </w:p>
+    <w:p>
+      <w:pPr>
+        <w:pStyle w:val="ListNumber"/>
+      </w:pPr>
+      <w:r>
+        <w:rPr>
+          <w:b/>
+        </w:rPr>
+        <w:t>通风管暗格</w:t>
+      </w:r>
+      <w:r>
+        <w:t xml:space="preserve"> → 拿南曲的数据卷。</w:t>
+      </w:r>
+    </w:p>
+    <w:p>
+      <w:pPr>
+        <w:pStyle w:val="ListNumber"/>
+      </w:pPr>
+      <w:r>
+        <w:rPr>
+          <w:b/>
+        </w:rPr>
+        <w:t>分析板</w:t>
+      </w:r>
+      <w:r>
+        <w:t>：拼「威胁短信+样本编号0415」（体检单的 0415 也行）→ 得知密码后半。</w:t>
+      </w:r>
+    </w:p>
+    <w:p>
+      <w:pPr>
+        <w:pStyle w:val="ListNumber"/>
+      </w:pPr>
+      <w:r>
+        <w:rPr>
+          <w:b/>
+        </w:rPr>
+        <w:t>通讯终端</w:t>
+      </w:r>
+      <w:r>
+        <w:t xml:space="preserve"> 输入 </w:t>
       </w:r>
       <w:r>
         <w:rPr>
           <w:b/>
         </w:rPr>
-        <w:t>细雨</w:t>
-      </w:r>
-      <w:r>
-        <w:t>（见过幽灵少女后上榜）、</w:t>
-      </w:r>
-      <w:r>
-        <w:rPr>
-          <w:b/>
-        </w:rPr>
-        <w:t>尾鸲</w:t>
-      </w:r>
-      <w:r>
-        <w:t>（调到日志后上榜）、</w:t>
-      </w:r>
-      <w:r>
-        <w:rPr>
-          <w:b/>
-        </w:rPr>
-        <w:t>罗伦萨</w:t>
-      </w:r>
-      <w:r>
-        <w:t>（第二次静默请求后上榜）、</w:t>
-      </w:r>
-      <w:r>
-        <w:rPr>
-          <w:b/>
-        </w:rPr>
-        <w:t>木槭</w:t>
-      </w:r>
-      <w:r>
-        <w:t>（查明真实身份后上榜）、</w:t>
-      </w:r>
-      <w:r>
-        <w:rPr>
-          <w:b/>
-        </w:rPr>
-        <w:t>旧尾花</w:t>
-      </w:r>
-      <w:r>
-        <w:t>（拿到无瞳之眼滤纸后上榜）——判词页对应按钮均通向</w:t>
-      </w:r>
-      <w:r>
-        <w:rPr>
-          <w:b/>
-        </w:rPr>
-        <w:t>错案 BAD END</w:t>
-      </w:r>
-      <w:r>
-        <w:t>（⑧⑨⑩⑪⑫）。</w:t>
-      </w:r>
-    </w:p>
-    <w:p>
-      <w:pPr>
-        <w:pStyle w:val="ListBullet"/>
-      </w:pPr>
-      <w:r>
-        <w:t xml:space="preserve">拼合①：方糖纸 + 无瞳之眼 → </w:t>
-      </w:r>
-      <w:r>
-        <w:rPr>
-          <w:b/>
-        </w:rPr>
-        <w:t>孩子们的旧约</w:t>
-      </w:r>
-      <w:r>
-        <w:t xml:space="preserve">；拼合②：「木」字金属片 + 手写批注 → </w:t>
-      </w:r>
-      <w:r>
-        <w:rPr>
-          <w:b/>
-        </w:rPr>
-        <w:t>比雨更早的名字</w:t>
+        <w:t>ST17-0415</w:t>
       </w:r>
       <w:r>
         <w:t>。</w:t>
@@ -2757,84 +2740,220 @@
     </w:p>
     <w:p>
       <w:pPr>
-        <w:pStyle w:val="ListBullet"/>
+        <w:pStyle w:val="ListNumber"/>
       </w:pPr>
       <w:r>
-        <w:t xml:space="preserve">拼合③：幽灵少女 + 濯枝档案 → </w:t>
+        <w:rPr>
+          <w:b/>
+        </w:rPr>
+        <w:t>通讯记录</w:t>
+      </w:r>
+      <w:r>
+        <w:t>：历史账单 / 体检单收件人 / 木巳的回复记录 / 缓存残片 / 号码归属 / 柳莺档案 / 南曲档案 / 尾鸲上传日志 / 罗伦萨往来通讯三连。</w:t>
+      </w:r>
+    </w:p>
+    <w:p>
+      <w:pPr>
+        <w:pStyle w:val="ListNumber"/>
+      </w:pPr>
+      <w:r>
+        <w:rPr>
+          <w:b/>
+        </w:rPr>
+        <w:t>分析板</w:t>
+      </w:r>
+      <w:r>
+        <w:t>：拼「缴费记录+柳莺」→ f_death。进</w:t>
       </w:r>
       <w:r>
         <w:rPr>
           <w:b/>
         </w:rPr>
-        <w:t>站台上的脸</w:t>
+        <w:t>柳莺页</w:t>
       </w:r>
       <w:r>
-        <w:t xml:space="preserve">（轮廓重合但她不是濯枝，是替她送信的人）；拼合④：0415 共鸣芯片 + 木槭档案 → </w:t>
+        <w:t>读「被背叛的影子」「死亡协议」两段。</w:t>
+      </w:r>
+    </w:p>
+    <w:p>
+      <w:pPr>
+        <w:pStyle w:val="ListNumber"/>
+      </w:pPr>
+      <w:r>
+        <w:rPr>
+          <w:b/>
+        </w:rPr>
+        <w:t>温室</w:t>
+      </w:r>
+      <w:r>
+        <w:t xml:space="preserve"> → 点定时器。</w:t>
+      </w:r>
+    </w:p>
+    <w:p>
+      <w:pPr>
+        <w:pStyle w:val="ListNumber"/>
+      </w:pPr>
+      <w:r>
+        <w:rPr>
+          <w:b/>
+        </w:rPr>
+        <w:t>磁带页</w:t>
+      </w:r>
+      <w:r>
+        <w:t xml:space="preserve">（终端解锁后）→ 点盒式磁带 → </w:t>
       </w:r>
       <w:r>
         <w:rPr>
           <w:b/>
         </w:rPr>
-        <w:t>共鸣芯片的主人</w:t>
+        <w:t>分析板</w:t>
       </w:r>
       <w:r>
-        <w:t xml:space="preserve">（车站是『下一个她』的候车室）；拼合⑤：病房刻痕 + 特蕾莎档案二卷 → </w:t>
+        <w:t>拼「录音带+濯枝名」→ f_seed。</w:t>
+      </w:r>
+    </w:p>
+    <w:p>
+      <w:pPr>
+        <w:pStyle w:val="ListNumber"/>
+      </w:pPr>
+      <w:r>
+        <w:rPr>
+          <w:b/>
+        </w:rPr>
+        <w:t>南曲页</w:t>
+      </w:r>
+      <w:r>
+        <w:t xml:space="preserve">读完后 → </w:t>
       </w:r>
       <w:r>
         <w:rPr>
           <w:b/>
         </w:rPr>
-        <w:t>刻痕的母本</w:t>
+        <w:t>分析板</w:t>
       </w:r>
       <w:r>
-        <w:t xml:space="preserve">（临摹母本笔迹）；拼合⑥：温室定时器 + 回程车票 → </w:t>
+        <w:t>拼「手写批注+南曲」→ 得知特因来历（n_mujie）。</w:t>
+      </w:r>
+    </w:p>
+    <w:p>
+      <w:pPr>
+        <w:pStyle w:val="ListNumber"/>
+      </w:pPr>
+      <w:r>
+        <w:rPr>
+          <w:b/>
+        </w:rPr>
+        <w:t>雨幕车站</w:t>
+      </w:r>
+      <w:r>
+        <w:t>（需 z_code）：售票窗口 / 蓝绳结扣 / 0415芯片 → 进</w:t>
       </w:r>
       <w:r>
         <w:rPr>
           <w:b/>
         </w:rPr>
-        <w:t>同刻的发车</w:t>
+        <w:t>记忆回廊</w:t>
       </w:r>
       <w:r>
-        <w:t>（[WAKE]＝发车指令）。</w:t>
+        <w:t>：病房（地衣+刻痕）→ 洗涤间（糖纸）→ 小图书馆（滤纸）。</w:t>
       </w:r>
     </w:p>
     <w:p>
       <w:pPr>
-        <w:pStyle w:val="ListBullet"/>
+        <w:pStyle w:val="ListNumber"/>
       </w:pPr>
-      <w:r/>
       <w:r>
         <w:rPr>
           <w:b/>
         </w:rPr>
-        <w:t>组合罗盘</w:t>
+        <w:t>分析板</w:t>
       </w:r>
       <w:r>
-        <w:t>：分析板会提示你手里还有几组「已集齐但未拼合」的关键词；选错组合时也会给出方向提示（不直接报答案）。</w:t>
+        <w:t>：拼「糖纸+滤纸」→ 孩子们的旧约。</w:t>
       </w:r>
     </w:p>
     <w:p>
       <w:pPr>
-        <w:pStyle w:val="ListBullet"/>
+        <w:pStyle w:val="ListNumber"/>
       </w:pPr>
-      <w:r/>
       <w:r>
         <w:rPr>
           <w:b/>
         </w:rPr>
-        <w:t>主线扣连</w:t>
+        <w:t>末班车站台</w:t>
       </w:r>
       <w:r>
-        <w:t>：威胁短信的频段源头就是车站（短信是喊 0415 回家的闹钟）；桌面刻痕「母本关联」直指濯枝×0415 两条实验线；温室定时器的 [WAKE]＝车站的发车指令——木巳的「死亡」是为末班车点火。</w:t>
+        <w:t>（需刻痕+糖纸+滤纸）：回程车票、「木」字金属片。</w:t>
       </w:r>
     </w:p>
     <w:p>
       <w:pPr>
-        <w:pStyle w:val="Heading1"/>
+        <w:pStyle w:val="ListNumber"/>
       </w:pPr>
       <w:r>
-        <w:t>十一、嫌疑人出现节奏（不剧透版）</w:t>
+        <w:t>补拼剩余组合：站台上的脸 / 共鸣芯片的主人 / 刻痕的母本 / 同刻的发车 / 比雨更早的名字。</w:t>
+      </w:r>
+    </w:p>
+    <w:p>
+      <w:pPr>
+        <w:pStyle w:val="ListNumber"/>
+      </w:pPr>
+      <w:r>
+        <w:t>通讯记录点「</w:t>
+      </w:r>
+      <w:r>
+        <w:rPr>
+          <w:b/>
+        </w:rPr>
+        <w:t>汇报：线索已经汇合，请他来看真相档案库</w:t>
+      </w:r>
+      <w:r>
+        <w:t>」→ 进入</w:t>
+      </w:r>
+      <w:r>
+        <w:rPr>
+          <w:b/>
+        </w:rPr>
+        <w:t>真相档案库</w:t>
+      </w:r>
+      <w:r>
+        <w:t>（n_truth）→ 回柳莺页读「旧约原文」。</w:t>
+      </w:r>
+    </w:p>
+    <w:p>
+      <w:pPr>
+        <w:pStyle w:val="ListNumber"/>
+      </w:pPr>
+      <w:r>
+        <w:rPr>
+          <w:b/>
+        </w:rPr>
+        <w:t>最终章·归因判词</w:t>
+      </w:r>
+      <w:r>
+        <w:t xml:space="preserve">：确认 36/36、100% 后 → </w:t>
+      </w:r>
+      <w:r>
+        <w:rPr>
+          <w:b/>
+        </w:rPr>
+        <w:t>隐藏判词：指认木巳</w:t>
+      </w:r>
+      <w:r>
+        <w:t>。</w:t>
+      </w:r>
+    </w:p>
+    <w:p>
+      <w:pPr>
+        <w:pStyle w:val="Heading2"/>
+      </w:pPr>
+      <w:r>
+        <w:t>四、嫌疑人触发条件（侧栏名单）</w:t>
+      </w:r>
+    </w:p>
+    <w:p>
+      <w:r>
+        <w:t>嫌疑人出现在左侧「嫌疑人」栏，需满足对应条件才会列出；点击名字可查看其档案页：</w:t>
       </w:r>
     </w:p>
     <w:tbl>
@@ -2857,12 +2976,7 @@
               <w:rPr>
                 <w:b/>
               </w:rPr>
-            </w:r>
-            <w:r>
-              <w:rPr>
-                <w:b/>
-              </w:rPr>
-              <w:t>时机</w:t>
+              <w:t>嫌疑人</w:t>
             </w:r>
           </w:p>
         </w:tc>
@@ -2875,12 +2989,7 @@
               <w:rPr>
                 <w:b/>
               </w:rPr>
-            </w:r>
-            <w:r>
-              <w:rPr>
-                <w:b/>
-              </w:rPr>
-              <w:t>上榜</w:t>
+              <w:t>触发条件（如何拿到）</w:t>
             </w:r>
           </w:p>
         </w:tc>
@@ -2891,9 +3000,8 @@
             <w:tcW w:type="dxa" w:w="4320"/>
           </w:tcPr>
           <w:p>
-            <w:r/>
             <w:r>
-              <w:t>开局</w:t>
+              <w:t>特因</w:t>
             </w:r>
           </w:p>
         </w:tc>
@@ -2902,9 +3010,8 @@
             <w:tcW w:type="dxa" w:w="4320"/>
           </w:tcPr>
           <w:p>
-            <w:r/>
             <w:r>
-              <w:t>无人</w:t>
+              <w:t>通讯记录里「调取木巳的回复记录」得 n_threat 即出现</w:t>
             </w:r>
           </w:p>
         </w:tc>
@@ -2915,9 +3022,8 @@
             <w:tcW w:type="dxa" w:w="4320"/>
           </w:tcPr>
           <w:p>
-            <w:r/>
             <w:r>
-              <w:t>拿到威胁短信</w:t>
+              <w:t>柳莺</w:t>
             </w:r>
           </w:p>
         </w:tc>
@@ -2926,9 +3032,8 @@
             <w:tcW w:type="dxa" w:w="4320"/>
           </w:tcPr>
           <w:p>
-            <w:r/>
             <w:r>
-              <w:t>□ 特因</w:t>
+              <w:t>通讯记录里「调取与柳莺相关的档案」得 n_lingying</w:t>
             </w:r>
           </w:p>
         </w:tc>
@@ -2939,9 +3044,8 @@
             <w:tcW w:type="dxa" w:w="4320"/>
           </w:tcPr>
           <w:p>
-            <w:r/>
             <w:r>
-              <w:t>拿到南曲档案</w:t>
+              <w:t>南曲</w:t>
             </w:r>
           </w:p>
         </w:tc>
@@ -2950,9 +3054,8 @@
             <w:tcW w:type="dxa" w:w="4320"/>
           </w:tcPr>
           <w:p>
-            <w:r/>
             <w:r>
-              <w:t>□ 南曲</w:t>
+              <w:t>通讯记录里「调取与南曲相关的档案」得 n_nanqu</w:t>
             </w:r>
           </w:p>
         </w:tc>
@@ -2963,9 +3066,8 @@
             <w:tcW w:type="dxa" w:w="4320"/>
           </w:tcPr>
           <w:p>
-            <w:r/>
             <w:r>
-              <w:t>查到柳莺</w:t>
+              <w:t>细雨</w:t>
             </w:r>
           </w:p>
         </w:tc>
@@ -2974,9 +3076,8 @@
             <w:tcW w:type="dxa" w:w="4320"/>
           </w:tcPr>
           <w:p>
-            <w:r/>
             <w:r>
-              <w:t>□ 柳莺</w:t>
+              <w:t>雨幕车站点「售票窗口」得 st_girl</w:t>
             </w:r>
           </w:p>
         </w:tc>
@@ -2987,9 +3088,8 @@
             <w:tcW w:type="dxa" w:w="4320"/>
           </w:tcPr>
           <w:p>
-            <w:r/>
             <w:r>
-              <w:t>见过车站幽灵少女</w:t>
+              <w:t>尾鸲</w:t>
             </w:r>
           </w:p>
         </w:tc>
@@ -2998,9 +3098,8 @@
             <w:tcW w:type="dxa" w:w="4320"/>
           </w:tcPr>
           <w:p>
-            <w:r/>
             <w:r>
-              <w:t>□ 细雨（线索卡）</w:t>
+              <w:t>通讯记录里「调取尾鸲的异地上传日志」得 st_tail</w:t>
             </w:r>
           </w:p>
         </w:tc>
@@ -3011,9 +3110,8 @@
             <w:tcW w:type="dxa" w:w="4320"/>
           </w:tcPr>
           <w:p>
-            <w:r/>
             <w:r>
-              <w:t>调到尾鸲上传日志</w:t>
+              <w:t>罗伦萨</w:t>
             </w:r>
           </w:p>
         </w:tc>
@@ -3022,9 +3120,8 @@
             <w:tcW w:type="dxa" w:w="4320"/>
           </w:tcPr>
           <w:p>
-            <w:r/>
             <w:r>
-              <w:t>□ 尾鸲（线索卡）</w:t>
+              <w:t>罗伦萨频道里问「合照上的女人」（需先拼过合照线索 + 现场初报）得 lls_reply</w:t>
             </w:r>
           </w:p>
         </w:tc>
@@ -3035,9 +3132,8 @@
             <w:tcW w:type="dxa" w:w="4320"/>
           </w:tcPr>
           <w:p>
-            <w:r/>
             <w:r>
-              <w:t>全收集 + 真相档案库</w:t>
+              <w:t>木槭</w:t>
             </w:r>
           </w:p>
         </w:tc>
@@ -3046,9 +3142,52 @@
             <w:tcW w:type="dxa" w:w="4320"/>
           </w:tcPr>
           <w:p>
-            <w:r/>
             <w:r>
-              <w:t>□ ？？（木巳）</w:t>
+              <w:t>拼组合「手写批注 + 南曲」→ 得知特因来历（n_mujie）</w:t>
+            </w:r>
+          </w:p>
+        </w:tc>
+      </w:tr>
+      <w:tr>
+        <w:tc>
+          <w:tcPr>
+            <w:tcW w:type="dxa" w:w="4320"/>
+          </w:tcPr>
+          <w:p>
+            <w:r>
+              <w:t>旧尾花</w:t>
+            </w:r>
+          </w:p>
+        </w:tc>
+        <w:tc>
+          <w:tcPr>
+            <w:tcW w:type="dxa" w:w="4320"/>
+          </w:tcPr>
+          <w:p>
+            <w:r>
+              <w:t>记忆回廊·小图书馆点「无瞳之眼滤纸」得 st_eye</w:t>
+            </w:r>
+          </w:p>
+        </w:tc>
+      </w:tr>
+      <w:tr>
+        <w:tc>
+          <w:tcPr>
+            <w:tcW w:type="dxa" w:w="4320"/>
+          </w:tcPr>
+          <w:p>
+            <w:r>
+              <w:t>？？（真相档案库）</w:t>
+            </w:r>
+          </w:p>
+        </w:tc>
+        <w:tc>
+          <w:tcPr>
+            <w:tcW w:type="dxa" w:w="4320"/>
+          </w:tcPr>
+          <w:p>
+            <w:r>
+              <w:t>进入 n_truth 且线索进度 100% 后出现</w:t>
             </w:r>
           </w:p>
         </w:tc>
@@ -3056,90 +3195,544 @@
     </w:tbl>
     <w:p>
       <w:pPr>
-        <w:pStyle w:val="Heading1"/>
+        <w:pStyle w:val="Heading2"/>
       </w:pPr>
       <w:r>
-        <w:t>十二、常见卡点</w:t>
+        <w:t>五、判词与全部 12 个结局</w:t>
+      </w:r>
+    </w:p>
+    <w:tbl>
+      <w:tblPr>
+        <w:tblStyle w:val="TableGrid"/>
+        <w:tblW w:type="auto" w:w="0"/>
+        <w:tblLook w:firstColumn="1" w:firstRow="1" w:lastColumn="0" w:lastRow="0" w:noHBand="0" w:noVBand="1" w:val="04A0"/>
+      </w:tblPr>
+      <w:tblGrid>
+        <w:gridCol w:w="2160"/>
+        <w:gridCol w:w="2160"/>
+        <w:gridCol w:w="2160"/>
+        <w:gridCol w:w="2160"/>
+      </w:tblGrid>
+      <w:tr>
+        <w:tc>
+          <w:tcPr>
+            <w:tcW w:type="dxa" w:w="2160"/>
+          </w:tcPr>
+          <w:p>
+            <w:r>
+              <w:rPr>
+                <w:b/>
+              </w:rPr>
+              <w:t>指认对象</w:t>
+            </w:r>
+          </w:p>
+        </w:tc>
+        <w:tc>
+          <w:tcPr>
+            <w:tcW w:type="dxa" w:w="2160"/>
+          </w:tcPr>
+          <w:p>
+            <w:r>
+              <w:rPr>
+                <w:b/>
+              </w:rPr>
+              <w:t>前提线索</w:t>
+            </w:r>
+          </w:p>
+        </w:tc>
+        <w:tc>
+          <w:tcPr>
+            <w:tcW w:type="dxa" w:w="2160"/>
+          </w:tcPr>
+          <w:p>
+            <w:r>
+              <w:rPr>
+                <w:b/>
+              </w:rPr>
+              <w:t>进度 100%</w:t>
+            </w:r>
+          </w:p>
+        </w:tc>
+        <w:tc>
+          <w:tcPr>
+            <w:tcW w:type="dxa" w:w="2160"/>
+          </w:tcPr>
+          <w:p>
+            <w:r>
+              <w:rPr>
+                <w:b/>
+              </w:rPr>
+              <w:t>进度 &lt;100%</w:t>
+            </w:r>
+          </w:p>
+        </w:tc>
+      </w:tr>
+      <w:tr>
+        <w:tc>
+          <w:tcPr>
+            <w:tcW w:type="dxa" w:w="2160"/>
+          </w:tcPr>
+          <w:p>
+            <w:r>
+              <w:t>特因</w:t>
+            </w:r>
+          </w:p>
+        </w:tc>
+        <w:tc>
+          <w:tcPr>
+            <w:tcW w:type="dxa" w:w="2160"/>
+          </w:tcPr>
+          <w:p>
+            <w:r>
+              <w:t>n_threat</w:t>
+            </w:r>
+          </w:p>
+        </w:tc>
+        <w:tc>
+          <w:tcPr>
+            <w:tcW w:type="dxa" w:w="2160"/>
+          </w:tcPr>
+          <w:p>
+            <w:r>
+              <w:t>结局二·独行（废土的灰烬）</w:t>
+            </w:r>
+          </w:p>
+        </w:tc>
+        <w:tc>
+          <w:tcPr>
+            <w:tcW w:type="dxa" w:w="2160"/>
+          </w:tcPr>
+          <w:p>
+            <w:r>
+              <w:t>结局一·净化</w:t>
+            </w:r>
+          </w:p>
+        </w:tc>
+      </w:tr>
+      <w:tr>
+        <w:tc>
+          <w:tcPr>
+            <w:tcW w:type="dxa" w:w="2160"/>
+          </w:tcPr>
+          <w:p>
+            <w:r>
+              <w:t>南曲</w:t>
+            </w:r>
+          </w:p>
+        </w:tc>
+        <w:tc>
+          <w:tcPr>
+            <w:tcW w:type="dxa" w:w="2160"/>
+          </w:tcPr>
+          <w:p>
+            <w:r>
+              <w:t>n_window + n_nanqu</w:t>
+            </w:r>
+          </w:p>
+        </w:tc>
+        <w:tc>
+          <w:tcPr>
+            <w:tcW w:type="dxa" w:w="2160"/>
+          </w:tcPr>
+          <w:p>
+            <w:r>
+              <w:t>结局三·异潮（虚假的黎明）</w:t>
+            </w:r>
+          </w:p>
+        </w:tc>
+        <w:tc>
+          <w:tcPr>
+            <w:tcW w:type="dxa" w:w="2160"/>
+          </w:tcPr>
+          <w:p>
+            <w:r>
+              <w:t>结局六·断线（被借走的刀）</w:t>
+            </w:r>
+          </w:p>
+        </w:tc>
+      </w:tr>
+      <w:tr>
+        <w:tc>
+          <w:tcPr>
+            <w:tcW w:type="dxa" w:w="2160"/>
+          </w:tcPr>
+          <w:p>
+            <w:r>
+              <w:t>柳莺</w:t>
+            </w:r>
+          </w:p>
+        </w:tc>
+        <w:tc>
+          <w:tcPr>
+            <w:tcW w:type="dxa" w:w="2160"/>
+          </w:tcPr>
+          <w:p>
+            <w:r>
+              <w:t>n_lingying</w:t>
+            </w:r>
+          </w:p>
+        </w:tc>
+        <w:tc>
+          <w:tcPr>
+            <w:tcW w:type="dxa" w:w="2160"/>
+          </w:tcPr>
+          <w:p>
+            <w:r>
+              <w:t>结局四·代价（暗影的蛰伏）</w:t>
+            </w:r>
+          </w:p>
+        </w:tc>
+        <w:tc>
+          <w:tcPr>
+            <w:tcW w:type="dxa" w:w="2160"/>
+          </w:tcPr>
+          <w:p>
+            <w:r>
+              <w:t>结局七·空枪</w:t>
+            </w:r>
+          </w:p>
+        </w:tc>
+      </w:tr>
+      <w:tr>
+        <w:tc>
+          <w:tcPr>
+            <w:tcW w:type="dxa" w:w="2160"/>
+          </w:tcPr>
+          <w:p>
+            <w:r>
+              <w:t>细雨</w:t>
+            </w:r>
+          </w:p>
+        </w:tc>
+        <w:tc>
+          <w:tcPr>
+            <w:tcW w:type="dxa" w:w="2160"/>
+          </w:tcPr>
+          <w:p>
+            <w:r>
+              <w:t>st_girl</w:t>
+            </w:r>
+          </w:p>
+        </w:tc>
+        <w:tc>
+          <w:tcPr>
+            <w:tcW w:type="dxa" w:w="2160"/>
+          </w:tcPr>
+          <w:p>
+            <w:r>
+              <w:t>结局八·雨停了</w:t>
+            </w:r>
+          </w:p>
+        </w:tc>
+        <w:tc>
+          <w:tcPr>
+            <w:tcW w:type="dxa" w:w="2160"/>
+          </w:tcPr>
+          <w:p>
+            <w:r>
+              <w:t>同左</w:t>
+            </w:r>
+          </w:p>
+        </w:tc>
+      </w:tr>
+      <w:tr>
+        <w:tc>
+          <w:tcPr>
+            <w:tcW w:type="dxa" w:w="2160"/>
+          </w:tcPr>
+          <w:p>
+            <w:r>
+              <w:t>尾鸲</w:t>
+            </w:r>
+          </w:p>
+        </w:tc>
+        <w:tc>
+          <w:tcPr>
+            <w:tcW w:type="dxa" w:w="2160"/>
+          </w:tcPr>
+          <w:p>
+            <w:r>
+              <w:t>st_tail</w:t>
+            </w:r>
+          </w:p>
+        </w:tc>
+        <w:tc>
+          <w:tcPr>
+            <w:tcW w:type="dxa" w:w="2160"/>
+          </w:tcPr>
+          <w:p>
+            <w:r>
+              <w:t>结局九·断线的守夜人</w:t>
+            </w:r>
+          </w:p>
+        </w:tc>
+        <w:tc>
+          <w:tcPr>
+            <w:tcW w:type="dxa" w:w="2160"/>
+          </w:tcPr>
+          <w:p>
+            <w:r>
+              <w:t>同左</w:t>
+            </w:r>
+          </w:p>
+        </w:tc>
+      </w:tr>
+      <w:tr>
+        <w:tc>
+          <w:tcPr>
+            <w:tcW w:type="dxa" w:w="2160"/>
+          </w:tcPr>
+          <w:p>
+            <w:r>
+              <w:t>罗伦萨</w:t>
+            </w:r>
+          </w:p>
+        </w:tc>
+        <w:tc>
+          <w:tcPr>
+            <w:tcW w:type="dxa" w:w="2160"/>
+          </w:tcPr>
+          <w:p>
+            <w:r>
+              <w:t>lls_reply</w:t>
+            </w:r>
+          </w:p>
+        </w:tc>
+        <w:tc>
+          <w:tcPr>
+            <w:tcW w:type="dxa" w:w="2160"/>
+          </w:tcPr>
+          <w:p>
+            <w:r>
+              <w:t>结局十·暗码失效</w:t>
+            </w:r>
+          </w:p>
+        </w:tc>
+        <w:tc>
+          <w:tcPr>
+            <w:tcW w:type="dxa" w:w="2160"/>
+          </w:tcPr>
+          <w:p>
+            <w:r>
+              <w:t>同左</w:t>
+            </w:r>
+          </w:p>
+        </w:tc>
+      </w:tr>
+      <w:tr>
+        <w:tc>
+          <w:tcPr>
+            <w:tcW w:type="dxa" w:w="2160"/>
+          </w:tcPr>
+          <w:p>
+            <w:r>
+              <w:t>木槭</w:t>
+            </w:r>
+          </w:p>
+        </w:tc>
+        <w:tc>
+          <w:tcPr>
+            <w:tcW w:type="dxa" w:w="2160"/>
+          </w:tcPr>
+          <w:p>
+            <w:r>
+              <w:t>n_mujie</w:t>
+            </w:r>
+          </w:p>
+        </w:tc>
+        <w:tc>
+          <w:tcPr>
+            <w:tcW w:type="dxa" w:w="2160"/>
+          </w:tcPr>
+          <w:p>
+            <w:r>
+              <w:t>结局十一·样本</w:t>
+            </w:r>
+          </w:p>
+        </w:tc>
+        <w:tc>
+          <w:tcPr>
+            <w:tcW w:type="dxa" w:w="2160"/>
+          </w:tcPr>
+          <w:p>
+            <w:r>
+              <w:t>同左</w:t>
+            </w:r>
+          </w:p>
+        </w:tc>
+      </w:tr>
+      <w:tr>
+        <w:tc>
+          <w:tcPr>
+            <w:tcW w:type="dxa" w:w="2160"/>
+          </w:tcPr>
+          <w:p>
+            <w:r>
+              <w:t>旧尾花</w:t>
+            </w:r>
+          </w:p>
+        </w:tc>
+        <w:tc>
+          <w:tcPr>
+            <w:tcW w:type="dxa" w:w="2160"/>
+          </w:tcPr>
+          <w:p>
+            <w:r>
+              <w:t>st_eye</w:t>
+            </w:r>
+          </w:p>
+        </w:tc>
+        <w:tc>
+          <w:tcPr>
+            <w:tcW w:type="dxa" w:w="2160"/>
+          </w:tcPr>
+          <w:p>
+            <w:r>
+              <w:t>结局十二·无瞳之眼闭上</w:t>
+            </w:r>
+          </w:p>
+        </w:tc>
+        <w:tc>
+          <w:tcPr>
+            <w:tcW w:type="dxa" w:w="2160"/>
+          </w:tcPr>
+          <w:p>
+            <w:r>
+              <w:t>同左</w:t>
+            </w:r>
+          </w:p>
+        </w:tc>
+      </w:tr>
+      <w:tr>
+        <w:tc>
+          <w:tcPr>
+            <w:tcW w:type="dxa" w:w="2160"/>
+          </w:tcPr>
+          <w:p>
+            <w:r>
+              <w:t>隐藏判词：木巳</w:t>
+            </w:r>
+          </w:p>
+        </w:tc>
+        <w:tc>
+          <w:tcPr>
+            <w:tcW w:type="dxa" w:w="2160"/>
+          </w:tcPr>
+          <w:p>
+            <w:r>
+              <w:t>n_truth + 100%</w:t>
+            </w:r>
+          </w:p>
+        </w:tc>
+        <w:tc>
+          <w:tcPr>
+            <w:tcW w:type="dxa" w:w="2160"/>
+          </w:tcPr>
+          <w:p>
+            <w:r>
+              <w:t>结局五·她还在（TRUE END）</w:t>
+            </w:r>
+          </w:p>
+        </w:tc>
+        <w:tc>
+          <w:tcPr>
+            <w:tcW w:type="dxa" w:w="2160"/>
+          </w:tcPr>
+          <w:p>
+            <w:r>
+              <w:t>不可选</w:t>
+            </w:r>
+          </w:p>
+        </w:tc>
+      </w:tr>
+    </w:tbl>
+    <w:p>
+      <w:r>
+        <w:rPr>
+          <w:b/>
+        </w:rPr>
+        <w:t>真结局达成条件</w:t>
+      </w:r>
+      <w:r>
+        <w:t>：36 条线索全收 + 13 组合全拼（尤其 c_seed 拿到 f_seed）+ 进入真相档案库 → 判词页出现「隐藏判词：指认木巳」→ 提交 → 结局五「她还在」。</w:t>
+      </w:r>
+    </w:p>
+    <w:p>
+      <w:pPr>
+        <w:pStyle w:val="Heading2"/>
+      </w:pPr>
+      <w:r>
+        <w:t>六、卡点排错</w:t>
       </w:r>
     </w:p>
     <w:p>
       <w:pPr>
         <w:pStyle w:val="ListBullet"/>
       </w:pPr>
-      <w:r/>
       <w:r>
         <w:rPr>
           <w:b/>
         </w:rPr>
-        <w:t>组合拖不动？</w:t>
+        <w:t>组合罗盘里找不到某条线索？</w:t>
       </w:r>
       <w:r>
-        <w:t xml:space="preserve"> 组合需要两条线索都已收集；特因来历需要的是"手写批注"（濯枝档案里）不是特蕾莎上卷；新组合「迟到五年的名字」需要先走完修复室和磁带两个环节。</w:t>
+        <w:t xml:space="preserve"> 线索芯片显示的是「描述文字」而非关键词名，对照第一节总表右列。</w:t>
       </w:r>
     </w:p>
     <w:p>
       <w:pPr>
         <w:pStyle w:val="ListBullet"/>
       </w:pPr>
-      <w:r/>
       <w:r>
         <w:rPr>
           <w:b/>
         </w:rPr>
-        <w:t>"通讯记录"问不出来？</w:t>
+        <w:t>终端密码错误？</w:t>
       </w:r>
       <w:r>
-        <w:t xml:space="preserve"> 需先解锁终端（n_device）并触发过罗伦萨坦白（f_told）。</w:t>
+        <w:t xml:space="preserve"> 必须先拼出「威胁信号的发信源」，且需要已集齐 n_theresa2 + n_zhuizhi；密码区分格式：`ST17-0415`。</w:t>
       </w:r>
     </w:p>
     <w:p>
       <w:pPr>
         <w:pStyle w:val="ListBullet"/>
       </w:pPr>
-      <w:r/>
       <w:r>
         <w:rPr>
           <w:b/>
         </w:rPr>
-        <w:t>罗伦萨不让你看往来通讯？</w:t>
+        <w:t>柳莺页只有一段？</w:t>
       </w:r>
       <w:r>
-        <w:t xml:space="preserve"> 连续点三次：翻看 → 再试一次 → 告诉他南曲档案里有他的名字。</w:t>
+        <w:t xml:space="preserve"> 三段分别要 f_told（问罗伦萨现场情况）、f_death（拼组合）、n_truth（进真相档案库）。</w:t>
       </w:r>
     </w:p>
     <w:p>
       <w:pPr>
         <w:pStyle w:val="ListBullet"/>
       </w:pPr>
-      <w:r/>
       <w:r>
         <w:rPr>
           <w:b/>
         </w:rPr>
-        <w:t>密码输入没反应？</w:t>
+        <w:t>站台不开？</w:t>
       </w:r>
       <w:r>
-        <w:t xml:space="preserve"> 检查是否为半角字符；系统会自动忽略连字符与大小写。</w:t>
+        <w:t xml:space="preserve"> 需先拿齐 st_carve + st_candy + st_eye（病房、洗涤间、图书馆三点跑完）。</w:t>
       </w:r>
     </w:p>
     <w:p>
       <w:pPr>
         <w:pStyle w:val="ListBullet"/>
       </w:pPr>
-      <w:r/>
       <w:r>
         <w:rPr>
           <w:b/>
         </w:rPr>
-        <w:t>隐藏判词是灰的？</w:t>
+        <w:t>修复室还原的名字？</w:t>
       </w:r>
       <w:r>
-        <w:t xml:space="preserve"> 线索进度必须 100%，缺任何一条线索都不行。</w:t>
-      </w:r>
-    </w:p>
-    <w:p>
-      <w:r>
-        <w:t>—— 完 ——</w:t>
+        <w:t xml:space="preserve"> 是「几居」（特蕾莎线的涂黑）；「濯枝」在 Z-007 档案袋口登记条上，是明文，直接点击。</w:t>
       </w:r>
     </w:p>
     <w:sectPr>
@@ -3516,7 +4109,7 @@
     <w:qFormat/>
     <w:rsid w:val="00FC693F"/>
     <w:rPr>
-      <w:rFonts w:ascii="Microsoft YaHei" w:hAnsi="Microsoft YaHei" w:eastAsia="Microsoft YaHei"/>
+      <w:rFonts w:ascii="微软雅黑" w:hAnsi="微软雅黑" w:eastAsia="微软雅黑"/>
       <w:sz w:val="21"/>
     </w:rPr>
   </w:style>

--- a/河谷疗养院案·完整攻略.new.docx
+++ b/河谷疗养院案·完整攻略.new.docx
@@ -15,7 +15,7 @@
         <w:ind w:left="360"/>
       </w:pPr>
       <w:r>
-        <w:t>适用版本：story.json v15（含修复室=几居 / 濯枝名取自 Z-007 登记条）</w:t>
+        <w:t>适用版本：story.json v21（含修复室=几居 / 濯枝名取自 Z-007 登记条 / 聊天包含式匹配）</w:t>
       </w:r>
     </w:p>
     <w:p>
@@ -97,6 +97,34 @@
       </w:r>
       <w:r>
         <w:t>：最终章指认谁就直接进对应结局，指认前请先确认线索收集度。</w:t>
+      </w:r>
+    </w:p>
+    <w:p>
+      <w:pPr>
+        <w:pStyle w:val="ListBullet"/>
+      </w:pPr>
+      <w:r>
+        <w:rPr>
+          <w:b/>
+        </w:rPr>
+        <w:t>聊天问法随意</w:t>
+      </w:r>
+      <w:r>
+        <w:t>：罗伦萨频道已支持模糊匹配——输入里包含词条名/别名（或反过来）即触发，例如「现场情况如何」「鞋印」都能命中。</w:t>
+      </w:r>
+    </w:p>
+    <w:p>
+      <w:pPr>
+        <w:pStyle w:val="ListBullet"/>
+      </w:pPr>
+      <w:r>
+        <w:rPr>
+          <w:b/>
+        </w:rPr>
+        <w:t>存档与全解锁</w:t>
+      </w:r>
+      <w:r>
+        <w:t>：右侧边栏有「💾 存档导出 / 导入」（save.html）和「🔓 全解锁存档」（unlock.html）两个工具页。</w:t>
       </w:r>
     </w:p>
     <w:p>
@@ -2515,7 +2543,7 @@
           </w:tcPr>
           <w:p>
             <w:r>
-              <w:t>她成了她要守护的名字</w:t>
+              <w:t>她遗失的过往：特因的来历</w:t>
             </w:r>
           </w:p>
         </w:tc>
@@ -3662,7 +3690,137 @@
         <w:pStyle w:val="Heading2"/>
       </w:pPr>
       <w:r>
-        <w:t>六、卡点排错</w:t>
+        <w:t>六、实用工具页</w:t>
+      </w:r>
+    </w:p>
+    <w:tbl>
+      <w:tblPr>
+        <w:tblStyle w:val="TableGrid"/>
+        <w:tblW w:type="auto" w:w="0"/>
+        <w:tblLook w:firstColumn="1" w:firstRow="1" w:lastColumn="0" w:lastRow="0" w:noHBand="0" w:noVBand="1" w:val="04A0"/>
+      </w:tblPr>
+      <w:tblGrid>
+        <w:gridCol w:w="2880"/>
+        <w:gridCol w:w="2880"/>
+        <w:gridCol w:w="2880"/>
+      </w:tblGrid>
+      <w:tr>
+        <w:tc>
+          <w:tcPr>
+            <w:tcW w:type="dxa" w:w="2880"/>
+          </w:tcPr>
+          <w:p>
+            <w:r>
+              <w:rPr>
+                <w:b/>
+              </w:rPr>
+              <w:t>页面</w:t>
+            </w:r>
+          </w:p>
+        </w:tc>
+        <w:tc>
+          <w:tcPr>
+            <w:tcW w:type="dxa" w:w="2880"/>
+          </w:tcPr>
+          <w:p>
+            <w:r>
+              <w:rPr>
+                <w:b/>
+              </w:rPr>
+              <w:t>地址（相对根目录）</w:t>
+            </w:r>
+          </w:p>
+        </w:tc>
+        <w:tc>
+          <w:tcPr>
+            <w:tcW w:type="dxa" w:w="2880"/>
+          </w:tcPr>
+          <w:p>
+            <w:r>
+              <w:rPr>
+                <w:b/>
+              </w:rPr>
+              <w:t>功能</w:t>
+            </w:r>
+          </w:p>
+        </w:tc>
+      </w:tr>
+      <w:tr>
+        <w:tc>
+          <w:tcPr>
+            <w:tcW w:type="dxa" w:w="2880"/>
+          </w:tcPr>
+          <w:p>
+            <w:r>
+              <w:t>存档管理</w:t>
+            </w:r>
+          </w:p>
+        </w:tc>
+        <w:tc>
+          <w:tcPr>
+            <w:tcW w:type="dxa" w:w="2880"/>
+          </w:tcPr>
+          <w:p>
+            <w:r>
+              <w:t>/save.html</w:t>
+            </w:r>
+          </w:p>
+        </w:tc>
+        <w:tc>
+          <w:tcPr>
+            <w:tcW w:type="dxa" w:w="2880"/>
+          </w:tcPr>
+          <w:p>
+            <w:r>
+              <w:t>导出当前进度为 JSON 文件；导入存档覆盖（导入前会预览线索数/进度）</w:t>
+            </w:r>
+          </w:p>
+        </w:tc>
+      </w:tr>
+      <w:tr>
+        <w:tc>
+          <w:tcPr>
+            <w:tcW w:type="dxa" w:w="2880"/>
+          </w:tcPr>
+          <w:p>
+            <w:r>
+              <w:t>全解锁</w:t>
+            </w:r>
+          </w:p>
+        </w:tc>
+        <w:tc>
+          <w:tcPr>
+            <w:tcW w:type="dxa" w:w="2880"/>
+          </w:tcPr>
+          <w:p>
+            <w:r>
+              <w:t>/unlock.html</w:t>
+            </w:r>
+          </w:p>
+        </w:tc>
+        <w:tc>
+          <w:tcPr>
+            <w:tcW w:type="dxa" w:w="2880"/>
+          </w:tcPr>
+          <w:p>
+            <w:r>
+              <w:t>一键写入 36 线索 + 全部旗标 + 100% 进度（覆盖现有存档）</w:t>
+            </w:r>
+          </w:p>
+        </w:tc>
+      </w:tr>
+    </w:tbl>
+    <w:p>
+      <w:r>
+        <w:t>本地预览：http://localhost:8090/；线上：https://que820.github.io/arg-rivervalley/。侧栏底部也有入口链接。</w:t>
+      </w:r>
+    </w:p>
+    <w:p>
+      <w:pPr>
+        <w:pStyle w:val="Heading2"/>
+      </w:pPr>
+      <w:r>
+        <w:t>七、卡点排错</w:t>
       </w:r>
     </w:p>
     <w:p>
@@ -3733,6 +3891,34 @@
       </w:r>
       <w:r>
         <w:t xml:space="preserve"> 是「几居」（特蕾莎线的涂黑）；「濯枝」在 Z-007 档案袋口登记条上，是明文，直接点击。</w:t>
+      </w:r>
+    </w:p>
+    <w:p>
+      <w:pPr>
+        <w:pStyle w:val="ListBullet"/>
+      </w:pPr>
+      <w:r>
+        <w:rPr>
+          <w:b/>
+        </w:rPr>
+        <w:t>聊天里打了关键词没反应？</w:t>
+      </w:r>
+      <w:r>
+        <w:t xml:space="preserve"> 现在已是包含式匹配，只要句子里带词条名或别名即可；若回的是「还太早」说明前置线索没拿齐（会显示「还差：…」提示）。</w:t>
+      </w:r>
+    </w:p>
+    <w:p>
+      <w:pPr>
+        <w:pStyle w:val="ListBullet"/>
+      </w:pPr>
+      <w:r>
+        <w:rPr>
+          <w:b/>
+        </w:rPr>
+        <w:t>问完线索侧栏没更新？</w:t>
+      </w:r>
+      <w:r>
+        <w:t xml:space="preserve"> 已修复为即时刷新；若在旧缓存页面，Ctrl+F5 强刷。</w:t>
       </w:r>
     </w:p>
     <w:sectPr>
